--- a/flow/20230927_hours/triodion-lent/тиждень-7/7-3.docx
+++ b/flow/20230927_hours/triodion-lent/тиждень-7/7-3.docx
@@ -59,56 +59,68 @@
     </w:p>
     <w:p>
       <w:pPr>
-        <w:rPr>
-          <w:rFonts w:ascii="Times New Roman" w:hAnsi="Times New Roman"/>
-          <w:sz w:val="24"/>
-        </w:rPr>
-      </w:pPr>
-      <w:r>
-        <w:rPr>
-          <w:rFonts w:ascii="Times New Roman" w:hAnsi="Times New Roman"/>
-          <w:i/>
-          <w:color w:val="FF0000"/>
-          <w:sz w:val="24"/>
-        </w:rPr>
-        <w:t xml:space="preserve">Вірні: </w:t>
-      </w:r>
-      <w:r>
-        <w:rPr>
-          <w:rFonts w:ascii="Times New Roman" w:hAnsi="Times New Roman"/>
-          <w:sz w:val="24"/>
-        </w:rPr>
-        <w:t>Амінь. Слава тобі, Боже наш, слава тобі.</w:t>
-      </w:r>
-    </w:p>
-    <w:p>
-      <w:pPr>
-        <w:rPr>
-          <w:rFonts w:ascii="Times New Roman" w:hAnsi="Times New Roman"/>
-          <w:sz w:val="24"/>
-        </w:rPr>
-      </w:pPr>
-      <w:r>
-        <w:rPr>
-          <w:rFonts w:ascii="Times New Roman" w:hAnsi="Times New Roman"/>
-          <w:sz w:val="24"/>
-        </w:rPr>
-        <w:t>Царю небесний, утішителю, Душе істини,* що всюди єси і все наповняєш,* скарбе дібр і життя подателю,* прийди і вселися в нас,* і очисти нас від усякої скверни,* і спаси, Благий, душі наші.</w:t>
-      </w:r>
-    </w:p>
-    <w:p>
-      <w:pPr>
-        <w:rPr>
-          <w:rFonts w:ascii="Times New Roman" w:hAnsi="Times New Roman"/>
-          <w:sz w:val="24"/>
-        </w:rPr>
-      </w:pPr>
-      <w:r>
-        <w:rPr>
-          <w:rFonts w:ascii="Times New Roman" w:hAnsi="Times New Roman"/>
-          <w:sz w:val="24"/>
-        </w:rPr>
-        <w:t xml:space="preserve">Святий Боже, святий Кріпкий, святий Безсмертний, помилуй нас </w:t>
+        <w:spacing w:after="120"/>
+      </w:pPr>
+      <w:r>
+        <w:rPr>
+          <w:rFonts w:ascii="Times New Roman" w:hAnsi="Times New Roman"/>
+          <w:i/>
+          <w:color w:val="FF0000"/>
+          <w:sz w:val="24"/>
+        </w:rPr>
+        <w:t>Вірні:</w:t>
+      </w:r>
+      <w:r>
+        <w:rPr>
+          <w:rFonts w:ascii="Times New Roman" w:hAnsi="Times New Roman"/>
+          <w:color w:val="FF0000"/>
+          <w:sz w:val="24"/>
+        </w:rPr>
+        <w:t xml:space="preserve"> </w:t>
+      </w:r>
+      <w:r>
+        <w:rPr>
+          <w:rFonts w:ascii="Times New Roman" w:hAnsi="Times New Roman"/>
+          <w:sz w:val="24"/>
+        </w:rPr>
+        <w:t>Амі́нь.</w:t>
+      </w:r>
+    </w:p>
+    <w:p>
+      <w:pPr>
+        <w:spacing w:after="120"/>
+      </w:pPr>
+      <w:r>
+        <w:rPr>
+          <w:rFonts w:ascii="Times New Roman" w:hAnsi="Times New Roman"/>
+          <w:sz w:val="24"/>
+        </w:rPr>
+        <w:t>Сла́ва Тобі́, Бо́же наш, сла́ва Тобі́.</w:t>
+      </w:r>
+    </w:p>
+    <w:p>
+      <w:pPr>
+        <w:spacing w:after="120"/>
+      </w:pPr>
+      <w:r>
+        <w:rPr>
+          <w:rFonts w:ascii="Times New Roman" w:hAnsi="Times New Roman"/>
+          <w:sz w:val="24"/>
+        </w:rPr>
+        <w:t>Ца́рю небе́сний, утіши́телю, Ду́ше íстини,* що всю́ди єси́ і все наповня́єш,* скарбни́це благ і життя́ пода́телю,* прийди́, і всели́ся в нас,* і очи́сти нас від уся́кої скве́рни,* і спаси́, благи́й, ду́ші на́ші.</w:t>
+      </w:r>
+    </w:p>
+    <w:p>
+      <w:pPr>
+        <w:spacing w:after="120"/>
+        <w:jc w:val="both"/>
+      </w:pPr>
+      <w:r>
+        <w:rPr>
+          <w:rFonts w:ascii="Times New Roman" w:hAnsi="Times New Roman"/>
+          <w:sz w:val="24"/>
+        </w:rPr>
+        <w:t xml:space="preserve">Святий Боже, святий Кріпкий, святий Безсмертний, помилуй нас. </w:t>
       </w:r>
       <w:r>
         <w:rPr>
@@ -119,13 +131,174 @@
         </w:rPr>
         <w:t>(3 р.)</w:t>
       </w:r>
-      <w:r>
-        <w:rPr>
-          <w:rFonts w:ascii="Times New Roman" w:hAnsi="Times New Roman"/>
+    </w:p>
+    <w:p>
+      <w:pPr>
+        <w:rPr>
+          <w:rFonts w:ascii="Times New Roman" w:hAnsi="Times New Roman"/>
+          <w:sz w:val="24"/>
+        </w:rPr>
+      </w:pPr>
+      <w:r>
+        <w:rPr>
+          <w:rFonts w:ascii="Times New Roman" w:hAnsi="Times New Roman"/>
+          <w:sz w:val="24"/>
+        </w:rPr>
+        <w:t>Слава Отцю, і Сину, і Святому Духові,* і нині, і повсякчас, і на віки вічні. Амінь.</w:t>
+      </w:r>
+    </w:p>
+    <w:p>
+      <w:pPr>
+        <w:rPr>
+          <w:rFonts w:ascii="Times New Roman" w:hAnsi="Times New Roman"/>
+          <w:sz w:val="24"/>
+        </w:rPr>
+      </w:pPr>
+      <w:r>
+        <w:rPr>
+          <w:rFonts w:ascii="Times New Roman" w:hAnsi="Times New Roman"/>
+          <w:sz w:val="24"/>
+        </w:rPr>
+        <w:t>Пресвята Тройце, помилуй нас;* Господи, очисти гріхи наші;* Владико, прости беззаконня наші;* Святий, завітай і зціли немочі наші імени твого ради.</w:t>
+      </w:r>
+    </w:p>
+    <w:p>
+      <w:pPr>
+        <w:spacing w:after="120"/>
+        <w:jc w:val="both"/>
+      </w:pPr>
+      <w:r>
+        <w:rPr>
+          <w:rFonts w:ascii="Times New Roman" w:hAnsi="Times New Roman"/>
+          <w:sz w:val="24"/>
+        </w:rPr>
+        <w:t xml:space="preserve">Господи, помилуй. </w:t>
+      </w:r>
+      <w:r>
+        <w:rPr>
+          <w:rFonts w:ascii="Times New Roman" w:hAnsi="Times New Roman"/>
+          <w:i/>
+          <w:color w:val="FF0000"/>
+          <w:sz w:val="24"/>
+        </w:rPr>
+        <w:t>(3 р.)</w:t>
+      </w:r>
+    </w:p>
+    <w:p>
+      <w:pPr>
+        <w:rPr>
+          <w:rFonts w:ascii="Times New Roman" w:hAnsi="Times New Roman"/>
+          <w:sz w:val="24"/>
+        </w:rPr>
+      </w:pPr>
+      <w:r>
+        <w:rPr>
+          <w:rFonts w:ascii="Times New Roman" w:hAnsi="Times New Roman"/>
+          <w:sz w:val="24"/>
+        </w:rPr>
+        <w:t>Слава Отцю, і Сину, і Святому Духові* і нині, і повсякчас, і на віки вічні. Амінь.</w:t>
+      </w:r>
+    </w:p>
+    <w:p>
+      <w:pPr>
+        <w:rPr>
+          <w:rFonts w:ascii="Times New Roman" w:hAnsi="Times New Roman"/>
+          <w:sz w:val="24"/>
+        </w:rPr>
+      </w:pPr>
+      <w:r>
+        <w:rPr>
+          <w:rFonts w:ascii="Times New Roman" w:hAnsi="Times New Roman"/>
+          <w:sz w:val="24"/>
+        </w:rPr>
+        <w:t>Отче наш, що єси на небесах,* нехай святиться ім’я твоє,* нехай прийде царство твоє,* нехай буде воля твоя, як на небі, так і на землі.* Хліб наш насущний дай нам сьогодні,* і прости нам провини наші,* як і ми прощаємо винуватцям нашим,* і не введи нас у спокусу,* але визволи нас від лукавого.</w:t>
+      </w:r>
+    </w:p>
+    <w:p>
+      <w:pPr>
+        <w:rPr>
+          <w:rFonts w:ascii="Times New Roman" w:hAnsi="Times New Roman"/>
+          <w:sz w:val="24"/>
+        </w:rPr>
+      </w:pPr>
+      <w:r>
+        <w:rPr>
+          <w:rFonts w:ascii="Times New Roman" w:hAnsi="Times New Roman"/>
+          <w:i/>
+          <w:color w:val="FF0000"/>
+          <w:sz w:val="24"/>
+        </w:rPr>
+        <w:t>Священик</w:t>
+      </w:r>
+      <w:r>
+        <w:rPr>
+          <w:rFonts w:ascii="Times New Roman" w:hAnsi="Times New Roman"/>
+          <w:color w:val="FF0000"/>
+          <w:sz w:val="24"/>
+        </w:rPr>
+        <w:t xml:space="preserve">: </w:t>
+      </w:r>
+      <w:r>
+        <w:rPr>
+          <w:rFonts w:ascii="Times New Roman" w:hAnsi="Times New Roman"/>
+          <w:sz w:val="24"/>
+        </w:rPr>
+        <w:t>Бо твоє є царство, і сила, і слава, Отця, і Сина, і Святого Духа, нині і повсякчас, і на віки вічні.</w:t>
+      </w:r>
+    </w:p>
+    <w:p>
+      <w:pPr>
+        <w:spacing w:after="120"/>
+        <w:jc w:val="both"/>
+      </w:pPr>
+      <w:r>
+        <w:rPr>
+          <w:rFonts w:ascii="Times New Roman" w:hAnsi="Times New Roman"/>
+          <w:i/>
+          <w:color w:val="FF0000"/>
+          <w:sz w:val="24"/>
+        </w:rPr>
+        <w:t>Вірні:</w:t>
+      </w:r>
+      <w:r>
+        <w:rPr>
+          <w:rFonts w:ascii="Times New Roman" w:hAnsi="Times New Roman"/>
+          <w:color w:val="FF0000"/>
+          <w:sz w:val="24"/>
+        </w:rPr>
+        <w:t xml:space="preserve"> </w:t>
+      </w:r>
+      <w:r>
+        <w:rPr>
+          <w:rFonts w:ascii="Times New Roman" w:hAnsi="Times New Roman"/>
+          <w:sz w:val="24"/>
+        </w:rPr>
+        <w:t>Амінь. Господи, помилуй</w:t>
+      </w:r>
+      <w:r>
+        <w:rPr>
+          <w:rFonts w:ascii="Times New Roman" w:hAnsi="Times New Roman"/>
+          <w:i/>
           <w:sz w:val="24"/>
         </w:rPr>
         <w:t>.</w:t>
       </w:r>
+      <w:r>
+        <w:rPr>
+          <w:rFonts w:ascii="Times New Roman" w:hAnsi="Times New Roman"/>
+          <w:sz w:val="24"/>
+        </w:rPr>
+        <w:t xml:space="preserve"> </w:t>
+      </w:r>
+      <w:r>
+        <w:rPr>
+          <w:rFonts w:ascii="Times New Roman" w:hAnsi="Times New Roman"/>
+          <w:i/>
+          <w:color w:val="FF0000"/>
+          <w:sz w:val="24"/>
+        </w:rPr>
+        <w:t>(12 р.)</w:t>
+      </w:r>
     </w:p>
     <w:p>
       <w:pPr>
@@ -144,210 +317,41 @@
     </w:p>
     <w:p>
       <w:pPr>
-        <w:rPr>
-          <w:rFonts w:ascii="Times New Roman" w:hAnsi="Times New Roman"/>
-          <w:sz w:val="24"/>
-        </w:rPr>
-      </w:pPr>
-      <w:r>
-        <w:rPr>
-          <w:rFonts w:ascii="Times New Roman" w:hAnsi="Times New Roman"/>
-          <w:sz w:val="24"/>
-        </w:rPr>
-        <w:t>Пресвята Тройце, помилуй нас;* Господи, очисти гріхи наші;* Владико, прости беззаконня наші;* Святий, завітай і зціли немочі наші імени твого ради.</w:t>
-      </w:r>
-    </w:p>
-    <w:p>
-      <w:pPr>
-        <w:rPr>
-          <w:rFonts w:ascii="Times New Roman" w:hAnsi="Times New Roman"/>
-          <w:sz w:val="24"/>
-        </w:rPr>
-      </w:pPr>
-      <w:r>
-        <w:rPr>
-          <w:rFonts w:ascii="Times New Roman" w:hAnsi="Times New Roman"/>
-          <w:sz w:val="24"/>
-        </w:rPr>
-        <w:t xml:space="preserve">Господи, помилуй </w:t>
-      </w:r>
-      <w:r>
-        <w:rPr>
-          <w:rFonts w:ascii="Times New Roman" w:hAnsi="Times New Roman"/>
-          <w:i/>
-          <w:color w:val="FF0000"/>
-          <w:sz w:val="24"/>
-        </w:rPr>
-        <w:t>(3 р.)</w:t>
-      </w:r>
-      <w:r>
-        <w:rPr>
-          <w:rFonts w:ascii="Times New Roman" w:hAnsi="Times New Roman"/>
-          <w:sz w:val="24"/>
-        </w:rPr>
-        <w:t>.</w:t>
-      </w:r>
-    </w:p>
-    <w:p>
-      <w:pPr>
-        <w:rPr>
-          <w:rFonts w:ascii="Times New Roman" w:hAnsi="Times New Roman"/>
-          <w:sz w:val="24"/>
-        </w:rPr>
-      </w:pPr>
-      <w:r>
-        <w:rPr>
-          <w:rFonts w:ascii="Times New Roman" w:hAnsi="Times New Roman"/>
-          <w:sz w:val="24"/>
-        </w:rPr>
-        <w:t>Слава Отцю, і Сину, і Святому Духові* і нині, і повсякчас, і на віки вічні. Амінь.</w:t>
-      </w:r>
-    </w:p>
-    <w:p>
-      <w:pPr>
-        <w:rPr>
-          <w:rFonts w:ascii="Times New Roman" w:hAnsi="Times New Roman"/>
-          <w:sz w:val="24"/>
-        </w:rPr>
-      </w:pPr>
-      <w:r>
-        <w:rPr>
-          <w:rFonts w:ascii="Times New Roman" w:hAnsi="Times New Roman"/>
-          <w:sz w:val="24"/>
-        </w:rPr>
-        <w:t>Отче наш, що єси на небесах,* нехай святиться ім’я твоє,* нехай прийде царство твоє,* нехай буде воля твоя, як на небі, так і на землі.* Хліб наш насущний дай нам сьогодні,* і прости нам провини наші,* як і ми прощаємо винуватцям нашим,* і не введи нас у спокусу,* але визволи нас від лукавого.</w:t>
-      </w:r>
-    </w:p>
-    <w:p>
-      <w:pPr>
-        <w:rPr>
-          <w:rFonts w:ascii="Times New Roman" w:hAnsi="Times New Roman"/>
-          <w:sz w:val="24"/>
-        </w:rPr>
-      </w:pPr>
-      <w:r>
-        <w:rPr>
-          <w:rFonts w:ascii="Times New Roman" w:hAnsi="Times New Roman"/>
-          <w:i/>
-          <w:color w:val="FF0000"/>
-          <w:sz w:val="24"/>
-        </w:rPr>
-        <w:t>Священик</w:t>
-      </w:r>
-      <w:r>
-        <w:rPr>
-          <w:rFonts w:ascii="Times New Roman" w:hAnsi="Times New Roman"/>
-          <w:color w:val="FF0000"/>
-          <w:sz w:val="24"/>
-        </w:rPr>
-        <w:t xml:space="preserve">: </w:t>
-      </w:r>
-      <w:r>
-        <w:rPr>
-          <w:rFonts w:ascii="Times New Roman" w:hAnsi="Times New Roman"/>
-          <w:sz w:val="24"/>
-        </w:rPr>
-        <w:t>Бо твоє є царство, і сила, і слава, Отця, і Сина, і Святого Духа, нині і повсякчас, і на віки вічні.</w:t>
-      </w:r>
-    </w:p>
-    <w:p>
-      <w:pPr>
-        <w:rPr>
-          <w:rFonts w:ascii="Times New Roman" w:hAnsi="Times New Roman"/>
-          <w:sz w:val="24"/>
-        </w:rPr>
-      </w:pPr>
-      <w:r>
-        <w:rPr>
-          <w:rFonts w:ascii="Times New Roman" w:hAnsi="Times New Roman"/>
-          <w:i/>
-          <w:color w:val="FF0000"/>
-          <w:sz w:val="24"/>
-        </w:rPr>
-        <w:t xml:space="preserve">Вірні: </w:t>
-      </w:r>
-      <w:r>
-        <w:rPr>
-          <w:rFonts w:ascii="Times New Roman" w:hAnsi="Times New Roman"/>
-          <w:sz w:val="24"/>
-        </w:rPr>
-        <w:t xml:space="preserve">Амінь. Господи, помилуй </w:t>
-      </w:r>
-      <w:r>
-        <w:rPr>
-          <w:rFonts w:ascii="Times New Roman" w:hAnsi="Times New Roman"/>
-          <w:i/>
-          <w:color w:val="FF0000"/>
-          <w:sz w:val="24"/>
-        </w:rPr>
-        <w:t>(12 р.)</w:t>
-      </w:r>
-      <w:r>
-        <w:rPr>
-          <w:rFonts w:ascii="Times New Roman" w:hAnsi="Times New Roman"/>
-          <w:sz w:val="24"/>
-        </w:rPr>
-        <w:t>.</w:t>
-      </w:r>
-    </w:p>
-    <w:p>
-      <w:pPr>
-        <w:rPr>
-          <w:rFonts w:ascii="Times New Roman" w:hAnsi="Times New Roman"/>
-          <w:sz w:val="24"/>
-        </w:rPr>
-      </w:pPr>
-      <w:r>
-        <w:rPr>
-          <w:rFonts w:ascii="Times New Roman" w:hAnsi="Times New Roman"/>
-          <w:sz w:val="24"/>
-        </w:rPr>
-        <w:t>Слава Отцю, і Сину, і Святому Духові,* і нині, і повсякчас, і на віки вічні. Амінь.</w:t>
-      </w:r>
-    </w:p>
-    <w:p>
-      <w:pPr>
-        <w:rPr>
-          <w:rFonts w:ascii="Times New Roman" w:hAnsi="Times New Roman"/>
-          <w:sz w:val="24"/>
-        </w:rPr>
-      </w:pPr>
-      <w:r>
-        <w:rPr>
-          <w:rFonts w:ascii="Times New Roman" w:hAnsi="Times New Roman"/>
-          <w:sz w:val="24"/>
-        </w:rPr>
-        <w:t>Прийдіте, поклонімся* Цареві нашому Богу.</w:t>
-      </w:r>
-    </w:p>
-    <w:p>
-      <w:pPr>
-        <w:rPr>
-          <w:rFonts w:ascii="Times New Roman" w:hAnsi="Times New Roman"/>
-          <w:sz w:val="24"/>
-        </w:rPr>
-      </w:pPr>
-      <w:r>
-        <w:rPr>
-          <w:rFonts w:ascii="Times New Roman" w:hAnsi="Times New Roman"/>
-          <w:sz w:val="24"/>
-        </w:rPr>
-        <w:t>Прийдіте, поклонімся* Христові, Цареві нашому Богу.</w:t>
-      </w:r>
-    </w:p>
-    <w:p>
-      <w:pPr>
-        <w:rPr>
-          <w:rFonts w:ascii="Times New Roman" w:hAnsi="Times New Roman"/>
-          <w:sz w:val="24"/>
-        </w:rPr>
-      </w:pPr>
-      <w:r>
-        <w:rPr>
-          <w:rFonts w:ascii="Times New Roman" w:hAnsi="Times New Roman"/>
-          <w:sz w:val="24"/>
-        </w:rPr>
-        <w:t>Прийдіте, поклонімся і припадім* до самого Господа Ісуса Христа, Царя і Бога нашого.</w:t>
+        <w:spacing w:after="120"/>
+        <w:jc w:val="both"/>
+      </w:pPr>
+      <w:r>
+        <w:rPr>
+          <w:rFonts w:ascii="Times New Roman" w:hAnsi="Times New Roman"/>
+          <w:sz w:val="24"/>
+        </w:rPr>
+        <w:t>Прийді́те, поклоні́мся* царе́ві на́шому – Бо́гу.</w:t>
+      </w:r>
+    </w:p>
+    <w:p>
+      <w:pPr>
+        <w:spacing w:after="120"/>
+        <w:jc w:val="both"/>
+      </w:pPr>
+      <w:r>
+        <w:rPr>
+          <w:rFonts w:ascii="Times New Roman" w:hAnsi="Times New Roman"/>
+          <w:sz w:val="24"/>
+        </w:rPr>
+        <w:t>Прийді́те, поклоні́мся* Христо́ві, царе́ві на́шому – Бо́гу.</w:t>
+      </w:r>
+    </w:p>
+    <w:p>
+      <w:pPr>
+        <w:spacing w:after="120"/>
+        <w:jc w:val="both"/>
+      </w:pPr>
+      <w:r>
+        <w:rPr>
+          <w:rFonts w:ascii="Times New Roman" w:hAnsi="Times New Roman"/>
+          <w:sz w:val="24"/>
+        </w:rPr>
+        <w:t>Прийді́те, поклоні́мся і припаді́м* до само́го Го́спода Ісу́са Христа́ – царя́ і Бо́га на́шого.</w:t>
       </w:r>
     </w:p>
     <w:p>
@@ -1067,17 +1071,15 @@
     </w:p>
     <w:p>
       <w:pPr>
-        <w:rPr>
-          <w:rFonts w:ascii="Times New Roman" w:hAnsi="Times New Roman"/>
-          <w:sz w:val="24"/>
-        </w:rPr>
-      </w:pPr>
-      <w:r>
-        <w:rPr>
-          <w:rFonts w:ascii="Times New Roman" w:hAnsi="Times New Roman"/>
-          <w:sz w:val="24"/>
-        </w:rPr>
-        <w:t xml:space="preserve">Господи, помилуй </w:t>
+        <w:spacing w:after="120"/>
+        <w:jc w:val="both"/>
+      </w:pPr>
+      <w:r>
+        <w:rPr>
+          <w:rFonts w:ascii="Times New Roman" w:hAnsi="Times New Roman"/>
+          <w:sz w:val="24"/>
+        </w:rPr>
+        <w:t xml:space="preserve">Господи, помилуй. </w:t>
       </w:r>
       <w:r>
         <w:rPr>
@@ -1088,13 +1090,6 @@
         </w:rPr>
         <w:t>(3 р.)</w:t>
       </w:r>
-      <w:r>
-        <w:rPr>
-          <w:rFonts w:ascii="Times New Roman" w:hAnsi="Times New Roman"/>
-          <w:sz w:val="24"/>
-        </w:rPr>
-        <w:t>.</w:t>
-      </w:r>
     </w:p>
     <w:p>
       <w:pPr>
@@ -1353,17 +1348,15 @@
     </w:p>
     <w:p>
       <w:pPr>
-        <w:rPr>
-          <w:rFonts w:ascii="Times New Roman" w:hAnsi="Times New Roman"/>
-          <w:sz w:val="24"/>
-        </w:rPr>
-      </w:pPr>
-      <w:r>
-        <w:rPr>
-          <w:rFonts w:ascii="Times New Roman" w:hAnsi="Times New Roman"/>
-          <w:sz w:val="24"/>
-        </w:rPr>
-        <w:t xml:space="preserve">Святий Боже, святий Кріпкий, святий Безсмертний, помилуй нас </w:t>
+        <w:spacing w:after="120"/>
+        <w:jc w:val="both"/>
+      </w:pPr>
+      <w:r>
+        <w:rPr>
+          <w:rFonts w:ascii="Times New Roman" w:hAnsi="Times New Roman"/>
+          <w:sz w:val="24"/>
+        </w:rPr>
+        <w:t xml:space="preserve">Святий Боже, святий Кріпкий, святий Безсмертний, помилуй нас. </w:t>
       </w:r>
       <w:r>
         <w:rPr>
@@ -1374,13 +1367,6 @@
         </w:rPr>
         <w:t>(3 р.)</w:t>
       </w:r>
-      <w:r>
-        <w:rPr>
-          <w:rFonts w:ascii="Times New Roman" w:hAnsi="Times New Roman"/>
-          <w:sz w:val="24"/>
-        </w:rPr>
-        <w:t>.</w:t>
-      </w:r>
     </w:p>
     <w:p>
       <w:pPr>
@@ -1414,17 +1400,15 @@
     </w:p>
     <w:p>
       <w:pPr>
-        <w:rPr>
-          <w:rFonts w:ascii="Times New Roman" w:hAnsi="Times New Roman"/>
-          <w:sz w:val="24"/>
-        </w:rPr>
-      </w:pPr>
-      <w:r>
-        <w:rPr>
-          <w:rFonts w:ascii="Times New Roman" w:hAnsi="Times New Roman"/>
-          <w:sz w:val="24"/>
-        </w:rPr>
-        <w:t xml:space="preserve">Господи, помилуй </w:t>
+        <w:spacing w:after="120"/>
+        <w:jc w:val="both"/>
+      </w:pPr>
+      <w:r>
+        <w:rPr>
+          <w:rFonts w:ascii="Times New Roman" w:hAnsi="Times New Roman"/>
+          <w:sz w:val="24"/>
+        </w:rPr>
+        <w:t xml:space="preserve">Господи, помилуй. </w:t>
       </w:r>
       <w:r>
         <w:rPr>
@@ -1434,13 +1418,6 @@
           <w:sz w:val="24"/>
         </w:rPr>
         <w:t>(3 р.)</w:t>
-      </w:r>
-      <w:r>
-        <w:rPr>
-          <w:rFonts w:ascii="Times New Roman" w:hAnsi="Times New Roman"/>
-          <w:sz w:val="24"/>
-        </w:rPr>
-        <w:t>.</w:t>
       </w:r>
     </w:p>
     <w:p>
@@ -1594,17 +1571,15 @@
     </w:p>
     <w:p>
       <w:pPr>
-        <w:rPr>
-          <w:rFonts w:ascii="Times New Roman" w:hAnsi="Times New Roman"/>
-          <w:sz w:val="24"/>
-        </w:rPr>
-      </w:pPr>
-      <w:r>
-        <w:rPr>
-          <w:rFonts w:ascii="Times New Roman" w:hAnsi="Times New Roman"/>
-          <w:sz w:val="24"/>
-        </w:rPr>
-        <w:t xml:space="preserve">Господи, помилуй </w:t>
+        <w:spacing w:after="120"/>
+        <w:jc w:val="both"/>
+      </w:pPr>
+      <w:r>
+        <w:rPr>
+          <w:rFonts w:ascii="Times New Roman" w:hAnsi="Times New Roman"/>
+          <w:sz w:val="24"/>
+        </w:rPr>
+        <w:t xml:space="preserve">Господи, помилуй. </w:t>
       </w:r>
       <w:r>
         <w:rPr>
@@ -1615,13 +1590,6 @@
         </w:rPr>
         <w:t>(3 р.)</w:t>
       </w:r>
-      <w:r>
-        <w:rPr>
-          <w:rFonts w:ascii="Times New Roman" w:hAnsi="Times New Roman"/>
-          <w:sz w:val="24"/>
-        </w:rPr>
-        <w:t>.</w:t>
-      </w:r>
     </w:p>
     <w:p>
       <w:pPr>
@@ -1852,23 +1820,32 @@
     </w:p>
     <w:p>
       <w:pPr>
-        <w:rPr>
-          <w:rFonts w:ascii="Times New Roman" w:hAnsi="Times New Roman"/>
-          <w:i/>
-          <w:iCs/>
-          <w:color w:val="FF0000"/>
-          <w:sz w:val="24"/>
-        </w:rPr>
-      </w:pPr>
-      <w:r>
-        <w:rPr>
-          <w:rFonts w:ascii="Times New Roman" w:hAnsi="Times New Roman"/>
-          <w:i/>
-          <w:iCs/>
-          <w:color w:val="FF0000"/>
-          <w:sz w:val="24"/>
-        </w:rPr>
-        <w:t>І знову: молитва св. Єфрема і доземний поклін.</w:t>
+        <w:spacing w:after="120"/>
+      </w:pPr>
+      <w:r>
+        <w:rPr>
+          <w:rFonts w:ascii="Times New Roman" w:hAnsi="Times New Roman"/>
+          <w:color w:val="303030"/>
+          <w:sz w:val="24"/>
+        </w:rPr>
+        <w:t xml:space="preserve">Го́споди і Влади́ко життя́ мого́! Духа ліни́вства, недбайли́вости, властолю́б'я і пустомо́вства віджени́ від ме́не. Ду́ха чистоти́, поко́ри, терпели́вости й любо́ви дару́й мені, </w:t>
+      </w:r>
+      <w:r>
+        <w:rPr>
+          <w:rFonts w:ascii="Times New Roman" w:hAnsi="Times New Roman"/>
+          <w:color w:val="303030"/>
+          <w:sz w:val="24"/>
+        </w:rPr>
+        <w:t xml:space="preserve">слузі́ Твоє́му. Так, Го́споди, Ца́рю! Дай мені́ ба́чити гріхи́ мої́ і не осу́джувати бра́та мого́, бо Ти благослове́нний на ві́ки вікі́в. Амі́нь. </w:t>
+      </w:r>
+      <w:r>
+        <w:rPr>
+          <w:rFonts w:ascii="Times New Roman" w:hAnsi="Times New Roman"/>
+          <w:i/>
+          <w:color w:val="FF3333"/>
+          <w:sz w:val="24"/>
+        </w:rPr>
+        <w:t>(Доземний поклін)</w:t>
       </w:r>
     </w:p>
     <w:p>
@@ -1892,17 +1869,15 @@
     </w:p>
     <w:p>
       <w:pPr>
-        <w:rPr>
-          <w:rFonts w:ascii="Times New Roman" w:hAnsi="Times New Roman"/>
-          <w:sz w:val="24"/>
-        </w:rPr>
-      </w:pPr>
-      <w:r>
-        <w:rPr>
-          <w:rFonts w:ascii="Times New Roman" w:hAnsi="Times New Roman"/>
-          <w:sz w:val="24"/>
-        </w:rPr>
-        <w:t xml:space="preserve">Святий Боже, святий Кріпкий, святий Безсмертний, помилуй нас </w:t>
+        <w:spacing w:after="120"/>
+        <w:jc w:val="both"/>
+      </w:pPr>
+      <w:r>
+        <w:rPr>
+          <w:rFonts w:ascii="Times New Roman" w:hAnsi="Times New Roman"/>
+          <w:sz w:val="24"/>
+        </w:rPr>
+        <w:t xml:space="preserve">Святий Боже, святий Кріпкий, святий Безсмертний, помилуй нас. </w:t>
       </w:r>
       <w:r>
         <w:rPr>
@@ -1913,13 +1888,6 @@
         </w:rPr>
         <w:t>(3 р.)</w:t>
       </w:r>
-      <w:r>
-        <w:rPr>
-          <w:rFonts w:ascii="Times New Roman" w:hAnsi="Times New Roman"/>
-          <w:sz w:val="24"/>
-        </w:rPr>
-        <w:t>.</w:t>
-      </w:r>
     </w:p>
     <w:p>
       <w:pPr>
@@ -1953,17 +1921,15 @@
     </w:p>
     <w:p>
       <w:pPr>
-        <w:rPr>
-          <w:rFonts w:ascii="Times New Roman" w:hAnsi="Times New Roman"/>
-          <w:sz w:val="24"/>
-        </w:rPr>
-      </w:pPr>
-      <w:r>
-        <w:rPr>
-          <w:rFonts w:ascii="Times New Roman" w:hAnsi="Times New Roman"/>
-          <w:sz w:val="24"/>
-        </w:rPr>
-        <w:t xml:space="preserve">Господи, помилуй </w:t>
+        <w:spacing w:after="120"/>
+        <w:jc w:val="both"/>
+      </w:pPr>
+      <w:r>
+        <w:rPr>
+          <w:rFonts w:ascii="Times New Roman" w:hAnsi="Times New Roman"/>
+          <w:sz w:val="24"/>
+        </w:rPr>
+        <w:t xml:space="preserve">Господи, помилуй. </w:t>
       </w:r>
       <w:r>
         <w:rPr>
@@ -1973,13 +1939,6 @@
           <w:sz w:val="24"/>
         </w:rPr>
         <w:t>(3 р.)</w:t>
-      </w:r>
-      <w:r>
-        <w:rPr>
-          <w:rFonts w:ascii="Times New Roman" w:hAnsi="Times New Roman"/>
-          <w:sz w:val="24"/>
-        </w:rPr>
-        <w:t>.</w:t>
       </w:r>
     </w:p>
     <w:p>
@@ -2166,26 +2125,32 @@
     </w:p>
     <w:p>
       <w:pPr>
-        <w:rPr>
-          <w:rFonts w:ascii="Times New Roman" w:hAnsi="Times New Roman"/>
-          <w:sz w:val="24"/>
-        </w:rPr>
-      </w:pPr>
-      <w:r>
-        <w:rPr>
-          <w:rFonts w:ascii="Times New Roman" w:hAnsi="Times New Roman"/>
-          <w:i/>
-          <w:color w:val="FF0000"/>
-          <w:sz w:val="24"/>
-        </w:rPr>
-        <w:t xml:space="preserve">Священик: </w:t>
-      </w:r>
-      <w:r>
-        <w:rPr>
-          <w:rFonts w:ascii="Times New Roman" w:hAnsi="Times New Roman"/>
-          <w:sz w:val="24"/>
-        </w:rPr>
-        <w:t>Слава тобі, Христе Боже, надіє наша, слава тобі!</w:t>
+        <w:spacing w:after="120"/>
+        <w:jc w:val="both"/>
+      </w:pPr>
+      <w:r>
+        <w:rPr>
+          <w:rFonts w:ascii="Times New Roman" w:hAnsi="Times New Roman"/>
+          <w:i/>
+          <w:color w:val="FF0000"/>
+          <w:sz w:val="24"/>
+        </w:rPr>
+        <w:t>Священик:</w:t>
+      </w:r>
+      <w:r>
+        <w:rPr>
+          <w:rFonts w:ascii="Times New Roman" w:hAnsi="Times New Roman"/>
+          <w:color w:val="FF0000"/>
+          <w:sz w:val="24"/>
+        </w:rPr>
+        <w:t xml:space="preserve"> </w:t>
+      </w:r>
+      <w:r>
+        <w:rPr>
+          <w:rFonts w:ascii="Times New Roman" w:hAnsi="Times New Roman"/>
+          <w:sz w:val="24"/>
+        </w:rPr>
+        <w:t>Слава тобі, Христе Боже, уповання наше, слава тобі!</w:t>
       </w:r>
     </w:p>
     <w:p>
@@ -2350,6 +2315,187 @@
     </w:p>
     <w:p>
       <w:pPr>
+        <w:spacing w:after="120"/>
+      </w:pPr>
+      <w:r>
+        <w:rPr>
+          <w:rFonts w:ascii="Times New Roman" w:hAnsi="Times New Roman"/>
+          <w:i/>
+          <w:color w:val="FF0000"/>
+          <w:sz w:val="24"/>
+        </w:rPr>
+        <w:t>Вірні:</w:t>
+      </w:r>
+      <w:r>
+        <w:rPr>
+          <w:rFonts w:ascii="Times New Roman" w:hAnsi="Times New Roman"/>
+          <w:color w:val="FF0000"/>
+          <w:sz w:val="24"/>
+        </w:rPr>
+        <w:t xml:space="preserve"> </w:t>
+      </w:r>
+      <w:r>
+        <w:rPr>
+          <w:rFonts w:ascii="Times New Roman" w:hAnsi="Times New Roman"/>
+          <w:sz w:val="24"/>
+        </w:rPr>
+        <w:t>Амі́нь.</w:t>
+      </w:r>
+    </w:p>
+    <w:p>
+      <w:pPr>
+        <w:spacing w:after="120"/>
+      </w:pPr>
+      <w:r>
+        <w:rPr>
+          <w:rFonts w:ascii="Times New Roman" w:hAnsi="Times New Roman"/>
+          <w:sz w:val="24"/>
+        </w:rPr>
+        <w:t>Сла́ва Тобі́, Бо́же наш, сла́ва Тобі́.</w:t>
+      </w:r>
+    </w:p>
+    <w:p>
+      <w:pPr>
+        <w:spacing w:after="120"/>
+      </w:pPr>
+      <w:r>
+        <w:rPr>
+          <w:rFonts w:ascii="Times New Roman" w:hAnsi="Times New Roman"/>
+          <w:sz w:val="24"/>
+        </w:rPr>
+        <w:t>Ца́рю небе́сний, утіши́телю, Ду́ше íстини,* що всю́ди єси́ і все наповня́єш,* скарбни́це благ і життя́ пода́телю,* прийди́, і всели́ся в нас,* і очи́сти нас від уся́кої скве́рни,* і спаси́, благи́й, ду́ші на́ші.</w:t>
+      </w:r>
+    </w:p>
+    <w:p>
+      <w:pPr>
+        <w:spacing w:after="120"/>
+        <w:jc w:val="both"/>
+      </w:pPr>
+      <w:r>
+        <w:rPr>
+          <w:rFonts w:ascii="Times New Roman" w:hAnsi="Times New Roman"/>
+          <w:sz w:val="24"/>
+        </w:rPr>
+        <w:t xml:space="preserve">Святий Боже, святий Кріпкий, святий Безсмертний, помилуй нас. </w:t>
+      </w:r>
+      <w:r>
+        <w:rPr>
+          <w:rFonts w:ascii="Times New Roman" w:hAnsi="Times New Roman"/>
+          <w:i/>
+          <w:color w:val="FF0000"/>
+          <w:sz w:val="24"/>
+        </w:rPr>
+        <w:t>(3 р.)</w:t>
+      </w:r>
+    </w:p>
+    <w:p>
+      <w:pPr>
+        <w:rPr>
+          <w:rFonts w:ascii="Times New Roman" w:hAnsi="Times New Roman"/>
+          <w:sz w:val="24"/>
+        </w:rPr>
+      </w:pPr>
+      <w:r>
+        <w:rPr>
+          <w:rFonts w:ascii="Times New Roman" w:hAnsi="Times New Roman"/>
+          <w:sz w:val="24"/>
+        </w:rPr>
+        <w:t>Слава Отцю, і Сину, і Святому Духові,* і нині і повсякчас, і на віки вічні. Амінь.</w:t>
+      </w:r>
+    </w:p>
+    <w:p>
+      <w:pPr>
+        <w:rPr>
+          <w:rFonts w:ascii="Times New Roman" w:hAnsi="Times New Roman"/>
+          <w:sz w:val="24"/>
+        </w:rPr>
+      </w:pPr>
+      <w:r>
+        <w:rPr>
+          <w:rFonts w:ascii="Times New Roman" w:hAnsi="Times New Roman"/>
+          <w:sz w:val="24"/>
+        </w:rPr>
+        <w:t>Пресвята Тройце, помилуй нас;* Господи, очисти гріхи наші;* Владико, прости беззаконня наші;* Святий, завітай і зціли немочі наші імени твого ради.</w:t>
+      </w:r>
+    </w:p>
+    <w:p>
+      <w:pPr>
+        <w:spacing w:after="120"/>
+        <w:jc w:val="both"/>
+      </w:pPr>
+      <w:r>
+        <w:rPr>
+          <w:rFonts w:ascii="Times New Roman" w:hAnsi="Times New Roman"/>
+          <w:sz w:val="24"/>
+        </w:rPr>
+        <w:t xml:space="preserve">Господи, помилуй. </w:t>
+      </w:r>
+      <w:r>
+        <w:rPr>
+          <w:rFonts w:ascii="Times New Roman" w:hAnsi="Times New Roman"/>
+          <w:i/>
+          <w:color w:val="FF0000"/>
+          <w:sz w:val="24"/>
+        </w:rPr>
+        <w:t>(3 р.)</w:t>
+      </w:r>
+    </w:p>
+    <w:p>
+      <w:pPr>
+        <w:rPr>
+          <w:rFonts w:ascii="Times New Roman" w:hAnsi="Times New Roman"/>
+          <w:sz w:val="24"/>
+        </w:rPr>
+      </w:pPr>
+      <w:r>
+        <w:rPr>
+          <w:rFonts w:ascii="Times New Roman" w:hAnsi="Times New Roman"/>
+          <w:sz w:val="24"/>
+        </w:rPr>
+        <w:t>Слава Отцю, і Сину, і Святому Духові,* і нині і повсякчас, і на віки вічні. Амінь.</w:t>
+      </w:r>
+    </w:p>
+    <w:p>
+      <w:pPr>
+        <w:rPr>
+          <w:rFonts w:ascii="Times New Roman" w:hAnsi="Times New Roman"/>
+          <w:sz w:val="24"/>
+        </w:rPr>
+      </w:pPr>
+      <w:r>
+        <w:rPr>
+          <w:rFonts w:ascii="Times New Roman" w:hAnsi="Times New Roman"/>
+          <w:sz w:val="24"/>
+        </w:rPr>
+        <w:t>Отче наш, що єси на небесах,* нехай святиться ім’я твоє,* нехай прийде царство твоє,* нехай буде воля твоя, як на небі, так і на землі.* Хліб наш насущний дай нам сьогодні,* і прости нам провини наші,* як і ми прощаємо винуватцям нашим,* і не введи нас у спокусу,* але визволи нас від лукавого.</w:t>
+      </w:r>
+    </w:p>
+    <w:p>
+      <w:pPr>
+        <w:rPr>
+          <w:rFonts w:ascii="Times New Roman" w:hAnsi="Times New Roman"/>
+          <w:sz w:val="24"/>
+        </w:rPr>
+      </w:pPr>
+      <w:r>
+        <w:rPr>
+          <w:rFonts w:ascii="Times New Roman" w:hAnsi="Times New Roman"/>
+          <w:i/>
+          <w:color w:val="FF0000"/>
+          <w:sz w:val="24"/>
+        </w:rPr>
+        <w:t xml:space="preserve">Священик: </w:t>
+      </w:r>
+      <w:r>
+        <w:rPr>
+          <w:rFonts w:ascii="Times New Roman" w:hAnsi="Times New Roman"/>
+          <w:sz w:val="24"/>
+        </w:rPr>
+        <w:t>Бо твоє є царство, і сила, і слава, Отця, і Сина, і Святого Духа, нині і повсякчас, і на віки вічні.</w:t>
+      </w:r>
+    </w:p>
+    <w:p>
+      <w:pPr>
         <w:rPr>
           <w:rFonts w:ascii="Times New Roman" w:hAnsi="Times New Roman"/>
           <w:sz w:val="24"/>
@@ -2369,46 +2515,31 @@
           <w:rFonts w:ascii="Times New Roman" w:hAnsi="Times New Roman"/>
           <w:sz w:val="24"/>
         </w:rPr>
-        <w:t>Амінь. Слава тобі, Боже наш, слава тобі.</w:t>
-      </w:r>
-    </w:p>
-    <w:p>
-      <w:pPr>
-        <w:rPr>
-          <w:rFonts w:ascii="Times New Roman" w:hAnsi="Times New Roman"/>
-          <w:sz w:val="24"/>
-        </w:rPr>
-      </w:pPr>
-      <w:r>
-        <w:rPr>
-          <w:rFonts w:ascii="Times New Roman" w:hAnsi="Times New Roman"/>
-          <w:sz w:val="24"/>
-        </w:rPr>
-        <w:t>Царю небесний, утішителю, Душе істини,* що всюди єси і все наповняєш,* скарбе дібр і життя подателю,* прийди і вселися в нас,* і очисти нас від усякої скверни,* і спаси, Благий, душі наші.</w:t>
-      </w:r>
-    </w:p>
-    <w:p>
-      <w:pPr>
-        <w:rPr>
-          <w:rFonts w:ascii="Times New Roman" w:hAnsi="Times New Roman"/>
-          <w:sz w:val="24"/>
-        </w:rPr>
-      </w:pPr>
-      <w:r>
-        <w:rPr>
-          <w:rFonts w:ascii="Times New Roman" w:hAnsi="Times New Roman"/>
-          <w:sz w:val="24"/>
-        </w:rPr>
-        <w:t xml:space="preserve">Святий Боже, святий Кріпкий, святий Безсмертний, помилуй нас </w:t>
-      </w:r>
-      <w:r>
-        <w:rPr>
-          <w:rFonts w:ascii="Times New Roman" w:hAnsi="Times New Roman"/>
-          <w:i/>
-          <w:color w:val="FF0000"/>
-          <w:sz w:val="24"/>
-        </w:rPr>
-        <w:t>(3 р.)</w:t>
+        <w:t>Амінь.</w:t>
+      </w:r>
+    </w:p>
+    <w:p>
+      <w:pPr>
+        <w:rPr>
+          <w:rFonts w:ascii="Times New Roman" w:hAnsi="Times New Roman"/>
+          <w:sz w:val="24"/>
+        </w:rPr>
+      </w:pPr>
+      <w:r>
+        <w:rPr>
+          <w:rFonts w:ascii="Times New Roman" w:hAnsi="Times New Roman"/>
+          <w:sz w:val="24"/>
+        </w:rPr>
+        <w:t xml:space="preserve">Господи, помилуй </w:t>
+      </w:r>
+      <w:r>
+        <w:rPr>
+          <w:rFonts w:ascii="Times New Roman" w:hAnsi="Times New Roman"/>
+          <w:i/>
+          <w:color w:val="FF0000"/>
+          <w:sz w:val="24"/>
+        </w:rPr>
+        <w:t>(12 р.)</w:t>
       </w:r>
       <w:r>
         <w:rPr>
@@ -2435,217 +2566,41 @@
     </w:p>
     <w:p>
       <w:pPr>
-        <w:rPr>
-          <w:rFonts w:ascii="Times New Roman" w:hAnsi="Times New Roman"/>
-          <w:sz w:val="24"/>
-        </w:rPr>
-      </w:pPr>
-      <w:r>
-        <w:rPr>
-          <w:rFonts w:ascii="Times New Roman" w:hAnsi="Times New Roman"/>
-          <w:sz w:val="24"/>
-        </w:rPr>
-        <w:t>Пресвята Тройце, помилуй нас;* Господи, очисти гріхи наші;* Владико, прости беззаконня наші;* Святий, завітай і зціли немочі наші імени твого ради.</w:t>
-      </w:r>
-    </w:p>
-    <w:p>
-      <w:pPr>
-        <w:rPr>
-          <w:rFonts w:ascii="Times New Roman" w:hAnsi="Times New Roman"/>
-          <w:sz w:val="24"/>
-        </w:rPr>
-      </w:pPr>
-      <w:r>
-        <w:rPr>
-          <w:rFonts w:ascii="Times New Roman" w:hAnsi="Times New Roman"/>
-          <w:sz w:val="24"/>
-        </w:rPr>
-        <w:t xml:space="preserve">Господи, помилуй </w:t>
-      </w:r>
-      <w:r>
-        <w:rPr>
-          <w:rFonts w:ascii="Times New Roman" w:hAnsi="Times New Roman"/>
-          <w:i/>
-          <w:color w:val="FF0000"/>
-          <w:sz w:val="24"/>
-        </w:rPr>
-        <w:t>(3 р.)</w:t>
-      </w:r>
-      <w:r>
-        <w:rPr>
-          <w:rFonts w:ascii="Times New Roman" w:hAnsi="Times New Roman"/>
-          <w:sz w:val="24"/>
-        </w:rPr>
-        <w:t>.</w:t>
-      </w:r>
-    </w:p>
-    <w:p>
-      <w:pPr>
-        <w:rPr>
-          <w:rFonts w:ascii="Times New Roman" w:hAnsi="Times New Roman"/>
-          <w:sz w:val="24"/>
-        </w:rPr>
-      </w:pPr>
-      <w:r>
-        <w:rPr>
-          <w:rFonts w:ascii="Times New Roman" w:hAnsi="Times New Roman"/>
-          <w:sz w:val="24"/>
-        </w:rPr>
-        <w:t>Слава Отцю, і Сину, і Святому Духові,* і нині і повсякчас, і на віки вічні. Амінь.</w:t>
-      </w:r>
-    </w:p>
-    <w:p>
-      <w:pPr>
-        <w:rPr>
-          <w:rFonts w:ascii="Times New Roman" w:hAnsi="Times New Roman"/>
-          <w:sz w:val="24"/>
-        </w:rPr>
-      </w:pPr>
-      <w:r>
-        <w:rPr>
-          <w:rFonts w:ascii="Times New Roman" w:hAnsi="Times New Roman"/>
-          <w:sz w:val="24"/>
-        </w:rPr>
-        <w:t>Отче наш, що єси на небесах,* нехай святиться ім’я твоє,* нехай прийде царство твоє,* нехай буде воля твоя, як на небі, так і на землі.* Хліб наш насущний дай нам сьогодні,* і прости нам провини наші,* як і ми прощаємо винуватцям нашим,* і не введи нас у спокусу,* але визволи нас від лукавого.</w:t>
-      </w:r>
-    </w:p>
-    <w:p>
-      <w:pPr>
-        <w:rPr>
-          <w:rFonts w:ascii="Times New Roman" w:hAnsi="Times New Roman"/>
-          <w:sz w:val="24"/>
-        </w:rPr>
-      </w:pPr>
-      <w:r>
-        <w:rPr>
-          <w:rFonts w:ascii="Times New Roman" w:hAnsi="Times New Roman"/>
-          <w:i/>
-          <w:color w:val="FF0000"/>
-          <w:sz w:val="24"/>
-        </w:rPr>
-        <w:t xml:space="preserve">Священик: </w:t>
-      </w:r>
-      <w:r>
-        <w:rPr>
-          <w:rFonts w:ascii="Times New Roman" w:hAnsi="Times New Roman"/>
-          <w:sz w:val="24"/>
-        </w:rPr>
-        <w:t>Бо твоє є царство, і сила, і слава, Отця, і Сина, і Святого Духа, нині і повсякчас, і на віки вічні.</w:t>
-      </w:r>
-    </w:p>
-    <w:p>
-      <w:pPr>
-        <w:rPr>
-          <w:rFonts w:ascii="Times New Roman" w:hAnsi="Times New Roman"/>
-          <w:sz w:val="24"/>
-        </w:rPr>
-      </w:pPr>
-      <w:r>
-        <w:rPr>
-          <w:rFonts w:ascii="Times New Roman" w:hAnsi="Times New Roman"/>
-          <w:i/>
-          <w:color w:val="FF0000"/>
-          <w:sz w:val="24"/>
-        </w:rPr>
-        <w:t xml:space="preserve">Вірні: </w:t>
-      </w:r>
-      <w:r>
-        <w:rPr>
-          <w:rFonts w:ascii="Times New Roman" w:hAnsi="Times New Roman"/>
-          <w:sz w:val="24"/>
-        </w:rPr>
-        <w:t>Амінь.</w:t>
-      </w:r>
-    </w:p>
-    <w:p>
-      <w:pPr>
-        <w:rPr>
-          <w:rFonts w:ascii="Times New Roman" w:hAnsi="Times New Roman"/>
-          <w:sz w:val="24"/>
-        </w:rPr>
-      </w:pPr>
-      <w:r>
-        <w:rPr>
-          <w:rFonts w:ascii="Times New Roman" w:hAnsi="Times New Roman"/>
-          <w:sz w:val="24"/>
-        </w:rPr>
-        <w:t xml:space="preserve">Господи, помилуй </w:t>
-      </w:r>
-      <w:r>
-        <w:rPr>
-          <w:rFonts w:ascii="Times New Roman" w:hAnsi="Times New Roman"/>
-          <w:i/>
-          <w:color w:val="FF0000"/>
-          <w:sz w:val="24"/>
-        </w:rPr>
-        <w:t>(12 р.)</w:t>
-      </w:r>
-      <w:r>
-        <w:rPr>
-          <w:rFonts w:ascii="Times New Roman" w:hAnsi="Times New Roman"/>
-          <w:sz w:val="24"/>
-        </w:rPr>
-        <w:t>.</w:t>
-      </w:r>
-    </w:p>
-    <w:p>
-      <w:pPr>
-        <w:rPr>
-          <w:rFonts w:ascii="Times New Roman" w:hAnsi="Times New Roman"/>
-          <w:sz w:val="24"/>
-        </w:rPr>
-      </w:pPr>
-      <w:r>
-        <w:rPr>
-          <w:rFonts w:ascii="Times New Roman" w:hAnsi="Times New Roman"/>
-          <w:sz w:val="24"/>
-        </w:rPr>
-        <w:t>Слава Отцю, і Сину, і Святому Духові,* і нині і повсякчас, і на віки вічні. Амінь.</w:t>
-      </w:r>
-    </w:p>
-    <w:p>
-      <w:pPr>
-        <w:rPr>
-          <w:rFonts w:ascii="Times New Roman" w:hAnsi="Times New Roman"/>
-          <w:sz w:val="24"/>
-        </w:rPr>
-      </w:pPr>
-      <w:r>
-        <w:rPr>
-          <w:rFonts w:ascii="Times New Roman" w:hAnsi="Times New Roman"/>
-          <w:sz w:val="24"/>
-        </w:rPr>
-        <w:t>Прийдіте, поклонімся* Цареві нашому Богу.</w:t>
-      </w:r>
-    </w:p>
-    <w:p>
-      <w:pPr>
-        <w:rPr>
-          <w:rFonts w:ascii="Times New Roman" w:hAnsi="Times New Roman"/>
-          <w:sz w:val="24"/>
-        </w:rPr>
-      </w:pPr>
-      <w:r>
-        <w:rPr>
-          <w:rFonts w:ascii="Times New Roman" w:hAnsi="Times New Roman"/>
-          <w:sz w:val="24"/>
-        </w:rPr>
-        <w:t>Прийдіте, поклонімся* Христові, Цареві нашому Богу.</w:t>
-      </w:r>
-    </w:p>
-    <w:p>
-      <w:pPr>
-        <w:rPr>
-          <w:rFonts w:ascii="Times New Roman" w:hAnsi="Times New Roman"/>
-          <w:sz w:val="24"/>
-        </w:rPr>
-      </w:pPr>
-      <w:r>
-        <w:rPr>
-          <w:rFonts w:ascii="Times New Roman" w:hAnsi="Times New Roman"/>
-          <w:sz w:val="24"/>
-        </w:rPr>
-        <w:t>Прийдіте, поклонімся і припадім* до самого Господа Ісуса Христа, Царя і Бога нашого.</w:t>
+        <w:spacing w:after="120"/>
+        <w:jc w:val="both"/>
+      </w:pPr>
+      <w:r>
+        <w:rPr>
+          <w:rFonts w:ascii="Times New Roman" w:hAnsi="Times New Roman"/>
+          <w:sz w:val="24"/>
+        </w:rPr>
+        <w:t>Прийді́те, поклоні́мся* царе́ві на́шому – Бо́гу.</w:t>
+      </w:r>
+    </w:p>
+    <w:p>
+      <w:pPr>
+        <w:spacing w:after="120"/>
+        <w:jc w:val="both"/>
+      </w:pPr>
+      <w:r>
+        <w:rPr>
+          <w:rFonts w:ascii="Times New Roman" w:hAnsi="Times New Roman"/>
+          <w:sz w:val="24"/>
+        </w:rPr>
+        <w:t>Прийді́те, поклоні́мся* Христо́ві, царе́ві на́шому – Бо́гу.</w:t>
+      </w:r>
+    </w:p>
+    <w:p>
+      <w:pPr>
+        <w:spacing w:after="120"/>
+        <w:jc w:val="both"/>
+      </w:pPr>
+      <w:r>
+        <w:rPr>
+          <w:rFonts w:ascii="Times New Roman" w:hAnsi="Times New Roman"/>
+          <w:sz w:val="24"/>
+        </w:rPr>
+        <w:t>Прийді́те, поклоні́мся і припаді́м* до само́го Го́спода Ісу́са Христа́ – царя́ і Бо́га на́шого.</w:t>
       </w:r>
     </w:p>
     <w:p>
@@ -3637,17 +3592,15 @@
     </w:p>
     <w:p>
       <w:pPr>
-        <w:rPr>
-          <w:rFonts w:ascii="Times New Roman" w:hAnsi="Times New Roman"/>
-          <w:sz w:val="24"/>
-        </w:rPr>
-      </w:pPr>
-      <w:r>
-        <w:rPr>
-          <w:rFonts w:ascii="Times New Roman" w:hAnsi="Times New Roman"/>
-          <w:sz w:val="24"/>
-        </w:rPr>
-        <w:t xml:space="preserve">Господи, помилуй </w:t>
+        <w:spacing w:after="120"/>
+        <w:jc w:val="both"/>
+      </w:pPr>
+      <w:r>
+        <w:rPr>
+          <w:rFonts w:ascii="Times New Roman" w:hAnsi="Times New Roman"/>
+          <w:sz w:val="24"/>
+        </w:rPr>
+        <w:t xml:space="preserve">Господи, помилуй. </w:t>
       </w:r>
       <w:r>
         <w:rPr>
@@ -3657,13 +3610,6 @@
           <w:sz w:val="24"/>
         </w:rPr>
         <w:t>(3 р.)</w:t>
-      </w:r>
-      <w:r>
-        <w:rPr>
-          <w:rFonts w:ascii="Times New Roman" w:hAnsi="Times New Roman"/>
-          <w:sz w:val="24"/>
-        </w:rPr>
-        <w:t>.</w:t>
       </w:r>
     </w:p>
     <w:p>
@@ -3868,7 +3814,7 @@
         <w:rPr>
           <w:lang w:val="uk-UA"/>
         </w:rPr>
-        <w:t> Щоб сподобилися ми слухання святого євангелія, Господа Бога молім.</w:t>
+        <w:t xml:space="preserve"> Щоб сподобилися ми слухання святого євангелія, Господа Бога молім.</w:t>
       </w:r>
     </w:p>
     <w:p>
@@ -3893,7 +3839,7 @@
         <w:rPr>
           <w:lang w:val="uk-UA"/>
         </w:rPr>
-        <w:t> Господи, помилуй </w:t>
+        <w:t xml:space="preserve"> Господи, помилуй </w:t>
       </w:r>
       <w:r>
         <w:rPr>
@@ -3934,7 +3880,7 @@
         <w:rPr>
           <w:lang w:val="uk-UA"/>
         </w:rPr>
-        <w:t> Мир всім.</w:t>
+        <w:t xml:space="preserve"> Мир всім.</w:t>
       </w:r>
     </w:p>
     <w:p>
@@ -3959,7 +3905,7 @@
         <w:rPr>
           <w:lang w:val="uk-UA"/>
         </w:rPr>
-        <w:t> І духові Твоєму.</w:t>
+        <w:t xml:space="preserve"> І духові Твоєму.</w:t>
       </w:r>
     </w:p>
     <w:p>
@@ -3984,7 +3930,7 @@
         <w:rPr>
           <w:lang w:val="uk-UA"/>
         </w:rPr>
-        <w:t> Премудрість, прості, вислухаймо святого Євангелія.</w:t>
+        <w:t xml:space="preserve"> Премудрість, прості, вислухаймо святого Євангелія.</w:t>
       </w:r>
     </w:p>
     <w:p>
@@ -4009,7 +3955,7 @@
         <w:rPr>
           <w:lang w:val="uk-UA"/>
         </w:rPr>
-        <w:t> Від Луки святого Євангелія читання.</w:t>
+        <w:t xml:space="preserve"> Від Луки святого Євангелія читання.</w:t>
       </w:r>
     </w:p>
     <w:p>
@@ -4034,7 +3980,7 @@
         <w:rPr>
           <w:lang w:val="uk-UA"/>
         </w:rPr>
-        <w:t> Слава Тобі, Господи, слава Тобі.</w:t>
+        <w:t xml:space="preserve"> Слава Тобі, Господи, слава Тобі.</w:t>
       </w:r>
     </w:p>
     <w:p>
@@ -4059,7 +4005,7 @@
         <w:rPr>
           <w:lang w:val="uk-UA"/>
         </w:rPr>
-        <w:t> Будьмо уважні.</w:t>
+        <w:t xml:space="preserve"> Будьмо уважні.</w:t>
       </w:r>
     </w:p>
     <w:p>
@@ -4336,17 +4282,15 @@
     </w:p>
     <w:p>
       <w:pPr>
-        <w:rPr>
-          <w:rFonts w:ascii="Times New Roman" w:hAnsi="Times New Roman"/>
-          <w:sz w:val="24"/>
-        </w:rPr>
-      </w:pPr>
-      <w:r>
-        <w:rPr>
-          <w:rFonts w:ascii="Times New Roman" w:hAnsi="Times New Roman"/>
-          <w:sz w:val="24"/>
-        </w:rPr>
-        <w:t xml:space="preserve">Святий Боже, святий Кріпкий, святий Безсмертний, помилуй нас </w:t>
+        <w:spacing w:after="120"/>
+        <w:jc w:val="both"/>
+      </w:pPr>
+      <w:r>
+        <w:rPr>
+          <w:rFonts w:ascii="Times New Roman" w:hAnsi="Times New Roman"/>
+          <w:sz w:val="24"/>
+        </w:rPr>
+        <w:t xml:space="preserve">Святий Боже, святий Кріпкий, святий Безсмертний, помилуй нас. </w:t>
       </w:r>
       <w:r>
         <w:rPr>
@@ -4357,6 +4301,184 @@
         </w:rPr>
         <w:t>(3 р.)</w:t>
       </w:r>
+    </w:p>
+    <w:p>
+      <w:pPr>
+        <w:rPr>
+          <w:rFonts w:ascii="Times New Roman" w:hAnsi="Times New Roman"/>
+          <w:sz w:val="24"/>
+        </w:rPr>
+      </w:pPr>
+      <w:r>
+        <w:rPr>
+          <w:rFonts w:ascii="Times New Roman" w:hAnsi="Times New Roman"/>
+          <w:sz w:val="24"/>
+        </w:rPr>
+        <w:t>Слава Отцю, і Сину, і Святому Духові,* і нині і повсякчас, і на віки вічні. Амінь.</w:t>
+      </w:r>
+    </w:p>
+    <w:p>
+      <w:pPr>
+        <w:rPr>
+          <w:rFonts w:ascii="Times New Roman" w:hAnsi="Times New Roman"/>
+          <w:sz w:val="24"/>
+        </w:rPr>
+      </w:pPr>
+      <w:r>
+        <w:rPr>
+          <w:rFonts w:ascii="Times New Roman" w:hAnsi="Times New Roman"/>
+          <w:sz w:val="24"/>
+        </w:rPr>
+        <w:t>Пресвята Тройце, помилуй нас;* Господи, очисти гріхи наші;* Владико, прости беззаконня наші;* Святий, завітай і зціли немочі наші імени твого ради.</w:t>
+      </w:r>
+    </w:p>
+    <w:p>
+      <w:pPr>
+        <w:spacing w:after="120"/>
+        <w:jc w:val="both"/>
+      </w:pPr>
+      <w:r>
+        <w:rPr>
+          <w:rFonts w:ascii="Times New Roman" w:hAnsi="Times New Roman"/>
+          <w:sz w:val="24"/>
+        </w:rPr>
+        <w:t xml:space="preserve">Господи, помилуй. </w:t>
+      </w:r>
+      <w:r>
+        <w:rPr>
+          <w:rFonts w:ascii="Times New Roman" w:hAnsi="Times New Roman"/>
+          <w:i/>
+          <w:color w:val="FF0000"/>
+          <w:sz w:val="24"/>
+        </w:rPr>
+        <w:t>(3 р.)</w:t>
+      </w:r>
+    </w:p>
+    <w:p>
+      <w:pPr>
+        <w:rPr>
+          <w:rFonts w:ascii="Times New Roman" w:hAnsi="Times New Roman"/>
+          <w:sz w:val="24"/>
+        </w:rPr>
+      </w:pPr>
+      <w:r>
+        <w:rPr>
+          <w:rFonts w:ascii="Times New Roman" w:hAnsi="Times New Roman"/>
+          <w:sz w:val="24"/>
+        </w:rPr>
+        <w:t>Слава Отцю, і Сину, і Святому Духові,* і нині і повсякчас, і на віки вічні. Амінь.</w:t>
+      </w:r>
+    </w:p>
+    <w:p>
+      <w:pPr>
+        <w:rPr>
+          <w:rFonts w:ascii="Times New Roman" w:hAnsi="Times New Roman"/>
+          <w:sz w:val="24"/>
+        </w:rPr>
+      </w:pPr>
+      <w:r>
+        <w:rPr>
+          <w:rFonts w:ascii="Times New Roman" w:hAnsi="Times New Roman"/>
+          <w:sz w:val="24"/>
+        </w:rPr>
+        <w:t>Отче наш, що єси на небесах,* нехай святиться ім’я твоє,* нехай прийде царство твоє,* нехай буде воля твоя, як на небі, так і на землі.* Хліб наш насущний дай нам сьогодні,* і прости нам провини наші,* як і ми прощаємо винуватцям нашим,* і не введи нас у спокусу,* але визволи нас від лукавого.</w:t>
+      </w:r>
+    </w:p>
+    <w:p>
+      <w:pPr>
+        <w:rPr>
+          <w:rFonts w:ascii="Times New Roman" w:hAnsi="Times New Roman"/>
+          <w:sz w:val="24"/>
+        </w:rPr>
+      </w:pPr>
+      <w:r>
+        <w:rPr>
+          <w:rFonts w:ascii="Times New Roman" w:hAnsi="Times New Roman"/>
+          <w:i/>
+          <w:color w:val="FF0000"/>
+          <w:sz w:val="24"/>
+        </w:rPr>
+        <w:t xml:space="preserve">Священик: </w:t>
+      </w:r>
+      <w:r>
+        <w:rPr>
+          <w:rFonts w:ascii="Times New Roman" w:hAnsi="Times New Roman"/>
+          <w:sz w:val="24"/>
+        </w:rPr>
+        <w:t>Бо твоє є царство, і сила, і слава, Отця, і Сина, і Святого Духа, нині і повсякчас, і на віки вічні.</w:t>
+      </w:r>
+    </w:p>
+    <w:p>
+      <w:pPr>
+        <w:rPr>
+          <w:rFonts w:ascii="Times New Roman" w:hAnsi="Times New Roman"/>
+          <w:sz w:val="24"/>
+        </w:rPr>
+      </w:pPr>
+      <w:r>
+        <w:rPr>
+          <w:rFonts w:ascii="Times New Roman" w:hAnsi="Times New Roman"/>
+          <w:i/>
+          <w:color w:val="FF0000"/>
+          <w:sz w:val="24"/>
+        </w:rPr>
+        <w:t xml:space="preserve">Вірні: </w:t>
+      </w:r>
+      <w:r>
+        <w:rPr>
+          <w:rFonts w:ascii="Times New Roman" w:hAnsi="Times New Roman"/>
+          <w:sz w:val="24"/>
+        </w:rPr>
+        <w:t>Амінь.</w:t>
+      </w:r>
+    </w:p>
+    <w:p>
+      <w:pPr>
+        <w:rPr>
+          <w:rFonts w:ascii="Times New Roman" w:hAnsi="Times New Roman"/>
+          <w:sz w:val="24"/>
+        </w:rPr>
+      </w:pPr>
+      <w:r>
+        <w:rPr>
+          <w:rFonts w:ascii="Times New Roman" w:hAnsi="Times New Roman"/>
+          <w:i/>
+          <w:color w:val="FF0000"/>
+          <w:sz w:val="24"/>
+        </w:rPr>
+        <w:t xml:space="preserve">Кондак (г. 4): </w:t>
+      </w:r>
+      <w:r>
+        <w:rPr>
+          <w:rFonts w:ascii="Times New Roman" w:hAnsi="Times New Roman"/>
+          <w:sz w:val="24"/>
+        </w:rPr>
+        <w:t>Більше у нас беззаконня, добрий Господи, ніж у блудниці,* але ніколи не принесли ми тобі потоків сліз.* Тому в мовчанні тобі молимось і припадаємо перед тобою,* та з любов'ю цілуємо твої непорочні ноги,* щоб ти дарував прощення провин нам, що кличемо до тебе:* О Спасе, звільни нас від грішних учинків!</w:t>
+      </w:r>
+    </w:p>
+    <w:p>
+      <w:pPr>
+        <w:rPr>
+          <w:rFonts w:ascii="Times New Roman" w:hAnsi="Times New Roman"/>
+          <w:sz w:val="24"/>
+        </w:rPr>
+      </w:pPr>
+      <w:r>
+        <w:rPr>
+          <w:rFonts w:ascii="Times New Roman" w:hAnsi="Times New Roman"/>
+          <w:sz w:val="24"/>
+        </w:rPr>
+        <w:t xml:space="preserve">Господи, помилуй </w:t>
+      </w:r>
+      <w:r>
+        <w:rPr>
+          <w:rFonts w:ascii="Times New Roman" w:hAnsi="Times New Roman"/>
+          <w:i/>
+          <w:color w:val="FF0000"/>
+          <w:sz w:val="24"/>
+        </w:rPr>
+        <w:t>(40 р.)</w:t>
+      </w:r>
       <w:r>
         <w:rPr>
           <w:rFonts w:ascii="Times New Roman" w:hAnsi="Times New Roman"/>
@@ -4377,37 +4499,20 @@
           <w:rFonts w:ascii="Times New Roman" w:hAnsi="Times New Roman"/>
           <w:sz w:val="24"/>
         </w:rPr>
-        <w:t>Слава Отцю, і Сину, і Святому Духові,* і нині і повсякчас, і на віки вічні. Амінь.</w:t>
-      </w:r>
-    </w:p>
-    <w:p>
-      <w:pPr>
-        <w:rPr>
-          <w:rFonts w:ascii="Times New Roman" w:hAnsi="Times New Roman"/>
-          <w:sz w:val="24"/>
-        </w:rPr>
-      </w:pPr>
-      <w:r>
-        <w:rPr>
-          <w:rFonts w:ascii="Times New Roman" w:hAnsi="Times New Roman"/>
-          <w:sz w:val="24"/>
-        </w:rPr>
-        <w:t>Пресвята Тройце, помилуй нас;* Господи, очисти гріхи наші;* Владико, прости беззаконня наші;* Святий, завітай і зціли немочі наші імени твого ради.</w:t>
-      </w:r>
-    </w:p>
-    <w:p>
-      <w:pPr>
-        <w:rPr>
-          <w:rFonts w:ascii="Times New Roman" w:hAnsi="Times New Roman"/>
-          <w:sz w:val="24"/>
-        </w:rPr>
-      </w:pPr>
-      <w:r>
-        <w:rPr>
-          <w:rFonts w:ascii="Times New Roman" w:hAnsi="Times New Roman"/>
-          <w:sz w:val="24"/>
-        </w:rPr>
-        <w:t xml:space="preserve">Господи, помилуй </w:t>
+        <w:t>Ти, що повсякчас і кожної години на небі й на землі приймаєш поклін і славу, Боже добрий, довготерпеливий й многомилостивий, що праведних любиш, і грішних милуєш, і всіх кличеш до спасіння, заради обіцянки майбутніх благ! Прийми, Господи, в цю хвилину й наші молитви і спрямуй життя наше до твоїх заповідей. Душі наші освяти, тіла очисти, думки наші направ, розум очисти й протверези, і визволь нас від усякої скорботи, лиха й слабування. Захисти нас святими ангелами твоїми, щоб ми, їх охороною збережені й напоумлені, осягнули єдність віри та зрозуміння неприступної твоєї слави, бо ти благословенний на віки вічні. Амінь.</w:t>
+      </w:r>
+    </w:p>
+    <w:p>
+      <w:pPr>
+        <w:spacing w:after="120"/>
+        <w:jc w:val="both"/>
+      </w:pPr>
+      <w:r>
+        <w:rPr>
+          <w:rFonts w:ascii="Times New Roman" w:hAnsi="Times New Roman"/>
+          <w:sz w:val="24"/>
+        </w:rPr>
+        <w:t xml:space="preserve">Господи, помилуй. </w:t>
       </w:r>
       <w:r>
         <w:rPr>
@@ -4417,192 +4522,6 @@
           <w:sz w:val="24"/>
         </w:rPr>
         <w:t>(3 р.)</w:t>
-      </w:r>
-      <w:r>
-        <w:rPr>
-          <w:rFonts w:ascii="Times New Roman" w:hAnsi="Times New Roman"/>
-          <w:sz w:val="24"/>
-        </w:rPr>
-        <w:t>.</w:t>
-      </w:r>
-    </w:p>
-    <w:p>
-      <w:pPr>
-        <w:rPr>
-          <w:rFonts w:ascii="Times New Roman" w:hAnsi="Times New Roman"/>
-          <w:sz w:val="24"/>
-        </w:rPr>
-      </w:pPr>
-      <w:r>
-        <w:rPr>
-          <w:rFonts w:ascii="Times New Roman" w:hAnsi="Times New Roman"/>
-          <w:sz w:val="24"/>
-        </w:rPr>
-        <w:t>Слава Отцю, і Сину, і Святому Духові,* і нині і повсякчас, і на віки вічні. Амінь.</w:t>
-      </w:r>
-    </w:p>
-    <w:p>
-      <w:pPr>
-        <w:rPr>
-          <w:rFonts w:ascii="Times New Roman" w:hAnsi="Times New Roman"/>
-          <w:sz w:val="24"/>
-        </w:rPr>
-      </w:pPr>
-      <w:r>
-        <w:rPr>
-          <w:rFonts w:ascii="Times New Roman" w:hAnsi="Times New Roman"/>
-          <w:sz w:val="24"/>
-        </w:rPr>
-        <w:t>Отче наш, що єси на небесах,* нехай святиться ім’я твоє,* нехай прийде царство твоє,* нехай буде воля твоя, як на небі, так і на землі.* Хліб наш насущний дай нам сьогодні,* і прости нам провини наші,* як і ми прощаємо винуватцям нашим,* і не введи нас у спокусу,* але визволи нас від лукавого.</w:t>
-      </w:r>
-    </w:p>
-    <w:p>
-      <w:pPr>
-        <w:rPr>
-          <w:rFonts w:ascii="Times New Roman" w:hAnsi="Times New Roman"/>
-          <w:sz w:val="24"/>
-        </w:rPr>
-      </w:pPr>
-      <w:r>
-        <w:rPr>
-          <w:rFonts w:ascii="Times New Roman" w:hAnsi="Times New Roman"/>
-          <w:i/>
-          <w:color w:val="FF0000"/>
-          <w:sz w:val="24"/>
-        </w:rPr>
-        <w:t xml:space="preserve">Священик: </w:t>
-      </w:r>
-      <w:r>
-        <w:rPr>
-          <w:rFonts w:ascii="Times New Roman" w:hAnsi="Times New Roman"/>
-          <w:sz w:val="24"/>
-        </w:rPr>
-        <w:t>Бо твоє є царство, і сила, і слава, Отця, і Сина, і Святого Духа, нині і повсякчас, і на віки вічні.</w:t>
-      </w:r>
-    </w:p>
-    <w:p>
-      <w:pPr>
-        <w:rPr>
-          <w:rFonts w:ascii="Times New Roman" w:hAnsi="Times New Roman"/>
-          <w:sz w:val="24"/>
-        </w:rPr>
-      </w:pPr>
-      <w:r>
-        <w:rPr>
-          <w:rFonts w:ascii="Times New Roman" w:hAnsi="Times New Roman"/>
-          <w:i/>
-          <w:color w:val="FF0000"/>
-          <w:sz w:val="24"/>
-        </w:rPr>
-        <w:t xml:space="preserve">Вірні: </w:t>
-      </w:r>
-      <w:r>
-        <w:rPr>
-          <w:rFonts w:ascii="Times New Roman" w:hAnsi="Times New Roman"/>
-          <w:sz w:val="24"/>
-        </w:rPr>
-        <w:t>Амінь.</w:t>
-      </w:r>
-    </w:p>
-    <w:p>
-      <w:pPr>
-        <w:rPr>
-          <w:rFonts w:ascii="Times New Roman" w:hAnsi="Times New Roman"/>
-          <w:sz w:val="24"/>
-        </w:rPr>
-      </w:pPr>
-      <w:r>
-        <w:rPr>
-          <w:rFonts w:ascii="Times New Roman" w:hAnsi="Times New Roman"/>
-          <w:i/>
-          <w:color w:val="FF0000"/>
-          <w:sz w:val="24"/>
-        </w:rPr>
-        <w:t xml:space="preserve">Кондак (г. 4): </w:t>
-      </w:r>
-      <w:r>
-        <w:rPr>
-          <w:rFonts w:ascii="Times New Roman" w:hAnsi="Times New Roman"/>
-          <w:sz w:val="24"/>
-        </w:rPr>
-        <w:t>Більше у нас беззаконня, добрий Господи, ніж у блудниці,* але ніколи не принесли ми тобі потоків сліз.* Тому в мовчанні тобі молимось і припадаємо перед тобою,* та з любов'ю цілуємо твої непорочні ноги,* щоб ти дарував прощення провин нам, що кличемо до тебе:* О Спасе, звільни нас від грішних учинків!</w:t>
-      </w:r>
-    </w:p>
-    <w:p>
-      <w:pPr>
-        <w:rPr>
-          <w:rFonts w:ascii="Times New Roman" w:hAnsi="Times New Roman"/>
-          <w:sz w:val="24"/>
-        </w:rPr>
-      </w:pPr>
-      <w:r>
-        <w:rPr>
-          <w:rFonts w:ascii="Times New Roman" w:hAnsi="Times New Roman"/>
-          <w:sz w:val="24"/>
-        </w:rPr>
-        <w:t xml:space="preserve">Господи, помилуй </w:t>
-      </w:r>
-      <w:r>
-        <w:rPr>
-          <w:rFonts w:ascii="Times New Roman" w:hAnsi="Times New Roman"/>
-          <w:i/>
-          <w:color w:val="FF0000"/>
-          <w:sz w:val="24"/>
-        </w:rPr>
-        <w:t>(40 р.)</w:t>
-      </w:r>
-      <w:r>
-        <w:rPr>
-          <w:rFonts w:ascii="Times New Roman" w:hAnsi="Times New Roman"/>
-          <w:sz w:val="24"/>
-        </w:rPr>
-        <w:t>.</w:t>
-      </w:r>
-    </w:p>
-    <w:p>
-      <w:pPr>
-        <w:rPr>
-          <w:rFonts w:ascii="Times New Roman" w:hAnsi="Times New Roman"/>
-          <w:sz w:val="24"/>
-        </w:rPr>
-      </w:pPr>
-      <w:r>
-        <w:rPr>
-          <w:rFonts w:ascii="Times New Roman" w:hAnsi="Times New Roman"/>
-          <w:sz w:val="24"/>
-        </w:rPr>
-        <w:t>Ти, що повсякчас і кожної години на небі й на землі приймаєш поклін і славу, Боже добрий, довготерпеливий й многомилостивий, що праведних любиш, і грішних милуєш, і всіх кличеш до спасіння, заради обіцянки майбутніх благ! Прийми, Господи, в цю хвилину й наші молитви і спрямуй життя наше до твоїх заповідей. Душі наші освяти, тіла очисти, думки наші направ, розум очисти й протверези, і визволь нас від усякої скорботи, лиха й слабування. Захисти нас святими ангелами твоїми, щоб ми, їх охороною збережені й напоумлені, осягнули єдність віри та зрозуміння неприступної твоєї слави, бо ти благословенний на віки вічні. Амінь.</w:t>
-      </w:r>
-    </w:p>
-    <w:p>
-      <w:pPr>
-        <w:rPr>
-          <w:rFonts w:ascii="Times New Roman" w:hAnsi="Times New Roman"/>
-          <w:sz w:val="24"/>
-        </w:rPr>
-      </w:pPr>
-      <w:r>
-        <w:rPr>
-          <w:rFonts w:ascii="Times New Roman" w:hAnsi="Times New Roman"/>
-          <w:sz w:val="24"/>
-        </w:rPr>
-        <w:t xml:space="preserve">Господи, помилуй </w:t>
-      </w:r>
-      <w:r>
-        <w:rPr>
-          <w:rFonts w:ascii="Times New Roman" w:hAnsi="Times New Roman"/>
-          <w:i/>
-          <w:color w:val="FF0000"/>
-          <w:sz w:val="24"/>
-        </w:rPr>
-        <w:t>(3 р.)</w:t>
-      </w:r>
-      <w:r>
-        <w:rPr>
-          <w:rFonts w:ascii="Times New Roman" w:hAnsi="Times New Roman"/>
-          <w:sz w:val="24"/>
-        </w:rPr>
-        <w:t>.</w:t>
       </w:r>
     </w:p>
     <w:p>
@@ -4832,6 +4751,220 @@
     </w:p>
     <w:p>
       <w:pPr>
+        <w:spacing w:after="120"/>
+      </w:pPr>
+      <w:r>
+        <w:rPr>
+          <w:rFonts w:ascii="Times New Roman" w:hAnsi="Times New Roman"/>
+          <w:color w:val="303030"/>
+          <w:sz w:val="24"/>
+        </w:rPr>
+        <w:t xml:space="preserve">Го́споди і Влади́ко життя́ мого́! Духа ліни́вства, недбайли́вости, властолю́б'я і пустомо́вства віджени́ від ме́не. Ду́ха чистоти́, поко́ри, терпели́вости й любо́ви дару́й мені, </w:t>
+      </w:r>
+      <w:r>
+        <w:rPr>
+          <w:rFonts w:ascii="Times New Roman" w:hAnsi="Times New Roman"/>
+          <w:color w:val="303030"/>
+          <w:sz w:val="24"/>
+        </w:rPr>
+        <w:t xml:space="preserve">слузі́ Твоє́му. Так, Го́споди, Ца́рю! Дай мені́ ба́чити гріхи́ мої́ і не осу́джувати бра́та мого́, бо Ти благослове́нний на ві́ки вікі́в. Амі́нь. </w:t>
+      </w:r>
+      <w:r>
+        <w:rPr>
+          <w:rFonts w:ascii="Times New Roman" w:hAnsi="Times New Roman"/>
+          <w:i/>
+          <w:color w:val="FF3333"/>
+          <w:sz w:val="24"/>
+        </w:rPr>
+        <w:t>(Доземний поклін)</w:t>
+      </w:r>
+    </w:p>
+    <w:p>
+      <w:pPr>
+        <w:jc w:val="center"/>
+        <w:rPr>
+          <w:rFonts w:ascii="Times New Roman" w:hAnsi="Times New Roman"/>
+          <w:sz w:val="24"/>
+          <w:lang w:val="en-US"/>
+        </w:rPr>
+      </w:pPr>
+      <w:r>
+        <w:rPr>
+          <w:rFonts w:ascii="Times New Roman" w:hAnsi="Times New Roman"/>
+          <w:i/>
+          <w:color w:val="FF0000"/>
+          <w:sz w:val="24"/>
+        </w:rPr>
+        <w:t>*****</w:t>
+      </w:r>
+    </w:p>
+    <w:p>
+      <w:pPr>
+        <w:spacing w:after="120"/>
+        <w:jc w:val="both"/>
+      </w:pPr>
+      <w:r>
+        <w:rPr>
+          <w:rFonts w:ascii="Times New Roman" w:hAnsi="Times New Roman"/>
+          <w:sz w:val="24"/>
+        </w:rPr>
+        <w:t xml:space="preserve">Святий Боже, святий Кріпкий, святий Безсмертний, помилуй нас. </w:t>
+      </w:r>
+      <w:r>
+        <w:rPr>
+          <w:rFonts w:ascii="Times New Roman" w:hAnsi="Times New Roman"/>
+          <w:i/>
+          <w:color w:val="FF0000"/>
+          <w:sz w:val="24"/>
+        </w:rPr>
+        <w:t>(3 р.)</w:t>
+      </w:r>
+    </w:p>
+    <w:p>
+      <w:pPr>
+        <w:rPr>
+          <w:rFonts w:ascii="Times New Roman" w:hAnsi="Times New Roman"/>
+          <w:sz w:val="24"/>
+        </w:rPr>
+      </w:pPr>
+      <w:r>
+        <w:rPr>
+          <w:rFonts w:ascii="Times New Roman" w:hAnsi="Times New Roman"/>
+          <w:sz w:val="24"/>
+        </w:rPr>
+        <w:t>Слава Отцю, і Сину, і Святому Духові,* і нині і повсякчас, і на віки вічні. Амінь.</w:t>
+      </w:r>
+    </w:p>
+    <w:p>
+      <w:pPr>
+        <w:rPr>
+          <w:rFonts w:ascii="Times New Roman" w:hAnsi="Times New Roman"/>
+          <w:sz w:val="24"/>
+        </w:rPr>
+      </w:pPr>
+      <w:r>
+        <w:rPr>
+          <w:rFonts w:ascii="Times New Roman" w:hAnsi="Times New Roman"/>
+          <w:sz w:val="24"/>
+        </w:rPr>
+        <w:t>Пресвята Тройце, помилуй нас;* Господи, очисти гріхи наші;* Владико, прости беззаконня наші;* Святий, завітай і зціли немочі наші імени твого ради.</w:t>
+      </w:r>
+    </w:p>
+    <w:p>
+      <w:pPr>
+        <w:spacing w:after="120"/>
+        <w:jc w:val="both"/>
+      </w:pPr>
+      <w:r>
+        <w:rPr>
+          <w:rFonts w:ascii="Times New Roman" w:hAnsi="Times New Roman"/>
+          <w:sz w:val="24"/>
+        </w:rPr>
+        <w:t xml:space="preserve">Господи, помилуй. </w:t>
+      </w:r>
+      <w:r>
+        <w:rPr>
+          <w:rFonts w:ascii="Times New Roman" w:hAnsi="Times New Roman"/>
+          <w:i/>
+          <w:color w:val="FF0000"/>
+          <w:sz w:val="24"/>
+        </w:rPr>
+        <w:t>(3 р.)</w:t>
+      </w:r>
+    </w:p>
+    <w:p>
+      <w:pPr>
+        <w:rPr>
+          <w:rFonts w:ascii="Times New Roman" w:hAnsi="Times New Roman"/>
+          <w:sz w:val="24"/>
+        </w:rPr>
+      </w:pPr>
+      <w:r>
+        <w:rPr>
+          <w:rFonts w:ascii="Times New Roman" w:hAnsi="Times New Roman"/>
+          <w:sz w:val="24"/>
+        </w:rPr>
+        <w:t>Слава Отцю, і Сину, і Святому Духові,* і нині і повсякчас, і на віки вічні. Амінь.</w:t>
+      </w:r>
+    </w:p>
+    <w:p>
+      <w:pPr>
+        <w:rPr>
+          <w:rFonts w:ascii="Times New Roman" w:hAnsi="Times New Roman"/>
+          <w:sz w:val="24"/>
+        </w:rPr>
+      </w:pPr>
+      <w:r>
+        <w:rPr>
+          <w:rFonts w:ascii="Times New Roman" w:hAnsi="Times New Roman"/>
+          <w:sz w:val="24"/>
+        </w:rPr>
+        <w:t>Отче наш, що єси на небесах,* нехай святиться ім’я твоє,* нехай прийде царство твоє,* нехай буде воля твоя, як на небі, так і на землі.* Хліб наш насущний дай нам сьогодні,* і прости нам провини наші,* як і ми прощаємо винуватцям нашим,* і не введи нас у спокусу,* але визволи нас від лукавого.</w:t>
+      </w:r>
+    </w:p>
+    <w:p>
+      <w:pPr>
+        <w:rPr>
+          <w:rFonts w:ascii="Times New Roman" w:hAnsi="Times New Roman"/>
+          <w:sz w:val="24"/>
+        </w:rPr>
+      </w:pPr>
+      <w:r>
+        <w:rPr>
+          <w:rFonts w:ascii="Times New Roman" w:hAnsi="Times New Roman"/>
+          <w:i/>
+          <w:color w:val="FF0000"/>
+          <w:sz w:val="24"/>
+        </w:rPr>
+        <w:t xml:space="preserve">Священик: </w:t>
+      </w:r>
+      <w:r>
+        <w:rPr>
+          <w:rFonts w:ascii="Times New Roman" w:hAnsi="Times New Roman"/>
+          <w:sz w:val="24"/>
+        </w:rPr>
+        <w:t>Бо твоє є царство, і сила, і слава, Отця, і Сина, і Святого Духа, нині і повсякчас, і на віки вічні.</w:t>
+      </w:r>
+    </w:p>
+    <w:p>
+      <w:pPr>
+        <w:rPr>
+          <w:rFonts w:ascii="Times New Roman" w:hAnsi="Times New Roman"/>
+          <w:sz w:val="24"/>
+        </w:rPr>
+      </w:pPr>
+      <w:r>
+        <w:rPr>
+          <w:rFonts w:ascii="Times New Roman" w:hAnsi="Times New Roman"/>
+          <w:i/>
+          <w:color w:val="FF0000"/>
+          <w:sz w:val="24"/>
+        </w:rPr>
+        <w:t xml:space="preserve">Вірні: </w:t>
+      </w:r>
+      <w:r>
+        <w:rPr>
+          <w:rFonts w:ascii="Times New Roman" w:hAnsi="Times New Roman"/>
+          <w:sz w:val="24"/>
+        </w:rPr>
+        <w:t>Амінь.</w:t>
+      </w:r>
+    </w:p>
+    <w:p>
+      <w:pPr>
+        <w:rPr>
+          <w:rFonts w:ascii="Times New Roman" w:hAnsi="Times New Roman"/>
+          <w:sz w:val="24"/>
+        </w:rPr>
+      </w:pPr>
+      <w:r>
+        <w:rPr>
+          <w:rFonts w:ascii="Times New Roman" w:hAnsi="Times New Roman"/>
+          <w:sz w:val="24"/>
+        </w:rPr>
+        <w:t xml:space="preserve">Господи, помилуй. </w:t>
+      </w:r>
+      <w:r>
         <w:rPr>
           <w:rFonts w:ascii="Times New Roman" w:hAnsi="Times New Roman"/>
           <w:i/>
@@ -4839,16 +4972,14 @@
           <w:color w:val="FF0000"/>
           <w:sz w:val="24"/>
         </w:rPr>
-      </w:pPr>
-      <w:r>
-        <w:rPr>
-          <w:rFonts w:ascii="Times New Roman" w:hAnsi="Times New Roman"/>
-          <w:i/>
-          <w:iCs/>
-          <w:color w:val="FF0000"/>
-          <w:sz w:val="24"/>
-        </w:rPr>
-        <w:t>І знову: молитва св. Єфрема і доземний поклін.</w:t>
+        <w:t>(12 р.)</w:t>
+      </w:r>
+      <w:r>
+        <w:rPr>
+          <w:rFonts w:ascii="Times New Roman" w:hAnsi="Times New Roman"/>
+          <w:sz w:val="24"/>
+        </w:rPr>
+        <w:t xml:space="preserve"> </w:t>
       </w:r>
     </w:p>
     <w:p>
@@ -4856,348 +4987,133 @@
         <w:jc w:val="center"/>
         <w:rPr>
           <w:rFonts w:ascii="Times New Roman" w:hAnsi="Times New Roman"/>
-          <w:sz w:val="24"/>
-          <w:lang w:val="en-US"/>
-        </w:rPr>
-      </w:pPr>
-      <w:r>
-        <w:rPr>
-          <w:rFonts w:ascii="Times New Roman" w:hAnsi="Times New Roman"/>
-          <w:i/>
-          <w:color w:val="FF0000"/>
-          <w:sz w:val="24"/>
-        </w:rPr>
-        <w:t>*****</w:t>
-      </w:r>
-    </w:p>
-    <w:p>
-      <w:pPr>
-        <w:rPr>
-          <w:rFonts w:ascii="Times New Roman" w:hAnsi="Times New Roman"/>
-          <w:sz w:val="24"/>
-        </w:rPr>
-      </w:pPr>
-      <w:r>
-        <w:rPr>
-          <w:rFonts w:ascii="Times New Roman" w:hAnsi="Times New Roman"/>
-          <w:sz w:val="24"/>
-        </w:rPr>
-        <w:t xml:space="preserve">Святий Боже, святий Кріпкий, святий Безсмертний, помилуй нас </w:t>
-      </w:r>
-      <w:r>
-        <w:rPr>
-          <w:rFonts w:ascii="Times New Roman" w:hAnsi="Times New Roman"/>
-          <w:i/>
-          <w:color w:val="FF0000"/>
-          <w:sz w:val="24"/>
-        </w:rPr>
-        <w:t>(3 р.)</w:t>
-      </w:r>
-      <w:r>
-        <w:rPr>
-          <w:rFonts w:ascii="Times New Roman" w:hAnsi="Times New Roman"/>
-          <w:sz w:val="24"/>
-        </w:rPr>
-        <w:t>.</w:t>
-      </w:r>
-    </w:p>
-    <w:p>
-      <w:pPr>
-        <w:rPr>
-          <w:rFonts w:ascii="Times New Roman" w:hAnsi="Times New Roman"/>
-          <w:sz w:val="24"/>
-        </w:rPr>
-      </w:pPr>
-      <w:r>
-        <w:rPr>
-          <w:rFonts w:ascii="Times New Roman" w:hAnsi="Times New Roman"/>
-          <w:sz w:val="24"/>
-        </w:rPr>
-        <w:t>Слава Отцю, і Сину, і Святому Духові,* і нині і повсякчас, і на віки вічні. Амінь.</w:t>
-      </w:r>
-    </w:p>
-    <w:p>
-      <w:pPr>
-        <w:rPr>
-          <w:rFonts w:ascii="Times New Roman" w:hAnsi="Times New Roman"/>
-          <w:sz w:val="24"/>
-        </w:rPr>
-      </w:pPr>
-      <w:r>
-        <w:rPr>
-          <w:rFonts w:ascii="Times New Roman" w:hAnsi="Times New Roman"/>
-          <w:sz w:val="24"/>
-        </w:rPr>
-        <w:t>Пресвята Тройце, помилуй нас;* Господи, очисти гріхи наші;* Владико, прости беззаконня наші;* Святий, завітай і зціли немочі наші імени твого ради.</w:t>
-      </w:r>
-    </w:p>
-    <w:p>
-      <w:pPr>
-        <w:rPr>
-          <w:rFonts w:ascii="Times New Roman" w:hAnsi="Times New Roman"/>
-          <w:sz w:val="24"/>
-        </w:rPr>
-      </w:pPr>
-      <w:r>
-        <w:rPr>
-          <w:rFonts w:ascii="Times New Roman" w:hAnsi="Times New Roman"/>
-          <w:sz w:val="24"/>
-        </w:rPr>
-        <w:t xml:space="preserve">Господи, помилуй </w:t>
-      </w:r>
-      <w:r>
-        <w:rPr>
-          <w:rFonts w:ascii="Times New Roman" w:hAnsi="Times New Roman"/>
-          <w:i/>
-          <w:color w:val="FF0000"/>
-          <w:sz w:val="24"/>
-        </w:rPr>
-        <w:t>(3 р.)</w:t>
-      </w:r>
-      <w:r>
-        <w:rPr>
-          <w:rFonts w:ascii="Times New Roman" w:hAnsi="Times New Roman"/>
-          <w:sz w:val="24"/>
-        </w:rPr>
-        <w:t>.</w:t>
-      </w:r>
-    </w:p>
-    <w:p>
-      <w:pPr>
-        <w:rPr>
-          <w:rFonts w:ascii="Times New Roman" w:hAnsi="Times New Roman"/>
-          <w:sz w:val="24"/>
-        </w:rPr>
-      </w:pPr>
-      <w:r>
-        <w:rPr>
-          <w:rFonts w:ascii="Times New Roman" w:hAnsi="Times New Roman"/>
-          <w:sz w:val="24"/>
-        </w:rPr>
-        <w:t>Слава Отцю, і Сину, і Святому Духові,* і нині і повсякчас, і на віки вічні. Амінь.</w:t>
-      </w:r>
-    </w:p>
-    <w:p>
-      <w:pPr>
-        <w:rPr>
-          <w:rFonts w:ascii="Times New Roman" w:hAnsi="Times New Roman"/>
-          <w:sz w:val="24"/>
-        </w:rPr>
-      </w:pPr>
-      <w:r>
-        <w:rPr>
-          <w:rFonts w:ascii="Times New Roman" w:hAnsi="Times New Roman"/>
-          <w:sz w:val="24"/>
-        </w:rPr>
-        <w:t>Отче наш, що єси на небесах,* нехай святиться ім’я твоє,* нехай прийде царство твоє,* нехай буде воля твоя, як на небі, так і на землі.* Хліб наш насущний дай нам сьогодні,* і прости нам провини наші,* як і ми прощаємо винуватцям нашим,* і не введи нас у спокусу,* але визволи нас від лукавого.</w:t>
-      </w:r>
-    </w:p>
-    <w:p>
-      <w:pPr>
-        <w:rPr>
-          <w:rFonts w:ascii="Times New Roman" w:hAnsi="Times New Roman"/>
-          <w:sz w:val="24"/>
-        </w:rPr>
-      </w:pPr>
-      <w:r>
-        <w:rPr>
-          <w:rFonts w:ascii="Times New Roman" w:hAnsi="Times New Roman"/>
-          <w:i/>
-          <w:color w:val="FF0000"/>
-          <w:sz w:val="24"/>
-        </w:rPr>
-        <w:t xml:space="preserve">Священик: </w:t>
-      </w:r>
-      <w:r>
-        <w:rPr>
-          <w:rFonts w:ascii="Times New Roman" w:hAnsi="Times New Roman"/>
-          <w:sz w:val="24"/>
-        </w:rPr>
-        <w:t>Бо твоє є царство, і сила, і слава, Отця, і Сина, і Святого Духа, нині і повсякчас, і на віки вічні.</w:t>
-      </w:r>
-    </w:p>
-    <w:p>
-      <w:pPr>
-        <w:rPr>
-          <w:rFonts w:ascii="Times New Roman" w:hAnsi="Times New Roman"/>
-          <w:sz w:val="24"/>
-        </w:rPr>
-      </w:pPr>
-      <w:r>
-        <w:rPr>
-          <w:rFonts w:ascii="Times New Roman" w:hAnsi="Times New Roman"/>
-          <w:i/>
-          <w:color w:val="FF0000"/>
-          <w:sz w:val="24"/>
-        </w:rPr>
-        <w:t xml:space="preserve">Вірні: </w:t>
-      </w:r>
-      <w:r>
-        <w:rPr>
-          <w:rFonts w:ascii="Times New Roman" w:hAnsi="Times New Roman"/>
-          <w:sz w:val="24"/>
-        </w:rPr>
-        <w:t>Амінь.</w:t>
-      </w:r>
-    </w:p>
-    <w:p>
-      <w:pPr>
-        <w:rPr>
-          <w:rFonts w:ascii="Times New Roman" w:hAnsi="Times New Roman"/>
-          <w:sz w:val="24"/>
-        </w:rPr>
-      </w:pPr>
-      <w:r>
-        <w:rPr>
-          <w:rFonts w:ascii="Times New Roman" w:hAnsi="Times New Roman"/>
-          <w:sz w:val="24"/>
-        </w:rPr>
-        <w:t xml:space="preserve">Господи, помилуй. </w:t>
-      </w:r>
-      <w:r>
-        <w:rPr>
-          <w:rFonts w:ascii="Times New Roman" w:hAnsi="Times New Roman"/>
-          <w:i/>
-          <w:iCs/>
-          <w:color w:val="FF0000"/>
-          <w:sz w:val="24"/>
-        </w:rPr>
-        <w:t>(12 р.)</w:t>
-      </w:r>
-      <w:r>
-        <w:rPr>
-          <w:rFonts w:ascii="Times New Roman" w:hAnsi="Times New Roman"/>
+          <w:b/>
+          <w:i/>
+          <w:sz w:val="24"/>
+        </w:rPr>
+      </w:pPr>
+      <w:r>
+        <w:rPr>
+          <w:rFonts w:ascii="Times New Roman" w:hAnsi="Times New Roman"/>
+          <w:b/>
+          <w:i/>
+          <w:color w:val="FF0000"/>
+          <w:sz w:val="24"/>
+        </w:rPr>
+        <w:t>Молитва на Час 3-ій</w:t>
+      </w:r>
+    </w:p>
+    <w:p>
+      <w:pPr>
+        <w:rPr>
+          <w:rFonts w:ascii="Times New Roman" w:hAnsi="Times New Roman"/>
+          <w:sz w:val="24"/>
+        </w:rPr>
+      </w:pPr>
+      <w:r>
+        <w:rPr>
+          <w:rFonts w:ascii="Times New Roman" w:hAnsi="Times New Roman"/>
+          <w:sz w:val="24"/>
+        </w:rPr>
+        <w:t>Владико, Боже, Отче вседержителю, Господи Сину єдинородний, Ісусе Христе і Святий Душе – єдине Божество і єдина сило! Помилуй мене грішного і, якими задумами знаєш, спаси мене недостойного слугу твого, бо ти благословенний на віки вічні. Амінь.</w:t>
+      </w:r>
+    </w:p>
+    <w:p>
+      <w:pPr>
+        <w:rPr>
+          <w:rFonts w:ascii="Times New Roman" w:hAnsi="Times New Roman"/>
+          <w:sz w:val="24"/>
+        </w:rPr>
+      </w:pPr>
+      <w:r>
+        <w:rPr>
+          <w:rFonts w:ascii="Times New Roman" w:hAnsi="Times New Roman"/>
+          <w:i/>
+          <w:color w:val="FF0000"/>
+          <w:sz w:val="24"/>
+        </w:rPr>
+        <w:t xml:space="preserve">[У давніх часословах замість цієї молитви є інша: </w:t>
+      </w:r>
+      <w:r>
+        <w:rPr>
+          <w:rFonts w:ascii="Times New Roman" w:hAnsi="Times New Roman"/>
+          <w:sz w:val="24"/>
+        </w:rPr>
+        <w:t>Боже благодаті, ти змилосерджуєшся над нами кожного часу, утішенням Святого твого Духа. Благословимо тебе, бо Ти спас нас і в час цей, в який благодать Святого Духа на чистих апостолів Твоїх щедро зіслав єси. Прийми молитви всіх нас і спрямуй у час цей думки наші до духовного, щоб ми ходили в Дусі, а не в пожаданнях плоті, силою єдинородного Сина Твого, якому з Тобою належить слава і похвала, честь і прослава з Ним і з Святим Духом навіки віків.</w:t>
+      </w:r>
+      <w:r>
+        <w:rPr>
+          <w:rFonts w:ascii="Times New Roman" w:hAnsi="Times New Roman"/>
+          <w:i/>
+          <w:color w:val="FF0000"/>
+          <w:sz w:val="24"/>
+        </w:rPr>
+        <w:t>]</w:t>
+      </w:r>
+    </w:p>
+    <w:p>
+      <w:pPr>
+        <w:rPr>
+          <w:rFonts w:ascii="Times New Roman" w:hAnsi="Times New Roman"/>
+          <w:i/>
+          <w:color w:val="FF0000"/>
+          <w:sz w:val="24"/>
+        </w:rPr>
+      </w:pPr>
+      <w:r>
+        <w:rPr>
+          <w:rFonts w:ascii="Times New Roman" w:hAnsi="Times New Roman"/>
+          <w:i/>
+          <w:color w:val="FF0000"/>
+          <w:sz w:val="24"/>
+        </w:rPr>
+        <w:t xml:space="preserve">Якщо беремо наступний Час, починаємо від: </w:t>
+      </w:r>
+      <w:r>
+        <w:rPr>
+          <w:rFonts w:ascii="Times New Roman" w:hAnsi="Times New Roman"/>
+          <w:sz w:val="24"/>
+        </w:rPr>
+        <w:t>Прийдіте, поклонімся</w:t>
+      </w:r>
+      <w:r>
+        <w:rPr>
+          <w:rFonts w:ascii="Times New Roman" w:hAnsi="Times New Roman"/>
+          <w:i/>
+          <w:color w:val="FF0000"/>
+          <w:sz w:val="24"/>
+        </w:rPr>
+        <w:t xml:space="preserve">; якщо ні, закінчуємо так: </w:t>
+      </w:r>
+    </w:p>
+    <w:p>
+      <w:pPr>
+        <w:spacing w:after="120"/>
+        <w:jc w:val="both"/>
+      </w:pPr>
+      <w:r>
+        <w:rPr>
+          <w:rFonts w:ascii="Times New Roman" w:hAnsi="Times New Roman"/>
+          <w:i/>
+          <w:color w:val="FF0000"/>
+          <w:sz w:val="24"/>
+        </w:rPr>
+        <w:t>Священик:</w:t>
+      </w:r>
+      <w:r>
+        <w:rPr>
+          <w:rFonts w:ascii="Times New Roman" w:hAnsi="Times New Roman"/>
+          <w:color w:val="FF0000"/>
           <w:sz w:val="24"/>
         </w:rPr>
         <w:t xml:space="preserve"> </w:t>
       </w:r>
-    </w:p>
-    <w:p>
-      <w:pPr>
-        <w:jc w:val="center"/>
-        <w:rPr>
-          <w:rFonts w:ascii="Times New Roman" w:hAnsi="Times New Roman"/>
-          <w:b/>
-          <w:i/>
-          <w:sz w:val="24"/>
-        </w:rPr>
-      </w:pPr>
-      <w:r>
-        <w:rPr>
-          <w:rFonts w:ascii="Times New Roman" w:hAnsi="Times New Roman"/>
-          <w:b/>
-          <w:i/>
-          <w:color w:val="FF0000"/>
-          <w:sz w:val="24"/>
-        </w:rPr>
-        <w:t>Молитва на Час 3-ій</w:t>
-      </w:r>
-    </w:p>
-    <w:p>
-      <w:pPr>
-        <w:rPr>
-          <w:rFonts w:ascii="Times New Roman" w:hAnsi="Times New Roman"/>
-          <w:sz w:val="24"/>
-        </w:rPr>
-      </w:pPr>
-      <w:r>
-        <w:rPr>
-          <w:rFonts w:ascii="Times New Roman" w:hAnsi="Times New Roman"/>
-          <w:sz w:val="24"/>
-        </w:rPr>
-        <w:t>Владико, Боже, Отче вседержителю, Господи Сину єдинородний, Ісусе Христе і Святий Душе – єдине Божество і єдина сило! Помилуй мене грішного і, якими задумами знаєш, спаси мене недостойного слугу твого, бо ти благословенний на віки вічні. Амінь.</w:t>
-      </w:r>
-    </w:p>
-    <w:p>
-      <w:pPr>
-        <w:rPr>
-          <w:rFonts w:ascii="Times New Roman" w:hAnsi="Times New Roman"/>
-          <w:sz w:val="24"/>
-        </w:rPr>
-      </w:pPr>
-      <w:r>
-        <w:rPr>
-          <w:rFonts w:ascii="Times New Roman" w:hAnsi="Times New Roman"/>
-          <w:i/>
-          <w:color w:val="FF0000"/>
-          <w:sz w:val="24"/>
-        </w:rPr>
-        <w:t xml:space="preserve">[У давніх часословах замість цієї молитви є інша: </w:t>
-      </w:r>
-      <w:r>
-        <w:rPr>
-          <w:rFonts w:ascii="Times New Roman" w:hAnsi="Times New Roman"/>
-          <w:sz w:val="24"/>
-        </w:rPr>
-        <w:t>Боже благодаті, ти змилосерджуєшся над нами кожного часу, утішенням Святого твого Духа. Благословимо тебе, бо Ти спас нас і в час цей, в який благодать Святого Духа на чистих апостолів Твоїх щедро зіслав єси. Прийми молитви всіх нас і спрямуй у час цей думки наші до духовного, щоб ми ходили в Дусі, а не в пожаданнях плоті, силою єдинородного Сина Твого, якому з Тобою належить слава і похвала, честь і прослава з Ним і з Святим Духом навіки віків.</w:t>
-      </w:r>
-      <w:r>
-        <w:rPr>
-          <w:rFonts w:ascii="Times New Roman" w:hAnsi="Times New Roman"/>
-          <w:i/>
-          <w:color w:val="FF0000"/>
-          <w:sz w:val="24"/>
-        </w:rPr>
-        <w:t>]</w:t>
-      </w:r>
-    </w:p>
-    <w:p>
-      <w:pPr>
-        <w:rPr>
-          <w:rFonts w:ascii="Times New Roman" w:hAnsi="Times New Roman"/>
-          <w:i/>
-          <w:color w:val="FF0000"/>
-          <w:sz w:val="24"/>
-        </w:rPr>
-      </w:pPr>
-      <w:r>
-        <w:rPr>
-          <w:rFonts w:ascii="Times New Roman" w:hAnsi="Times New Roman"/>
-          <w:i/>
-          <w:color w:val="FF0000"/>
-          <w:sz w:val="24"/>
-        </w:rPr>
-        <w:t xml:space="preserve">Якщо беремо наступний Час, починаємо від: </w:t>
-      </w:r>
-      <w:r>
-        <w:rPr>
-          <w:rFonts w:ascii="Times New Roman" w:hAnsi="Times New Roman"/>
-          <w:sz w:val="24"/>
-        </w:rPr>
-        <w:t>Прийдіте, поклонімся</w:t>
-      </w:r>
-      <w:r>
-        <w:rPr>
-          <w:rFonts w:ascii="Times New Roman" w:hAnsi="Times New Roman"/>
-          <w:i/>
-          <w:color w:val="FF0000"/>
-          <w:sz w:val="24"/>
-        </w:rPr>
-        <w:t xml:space="preserve">; якщо ні, закінчуємо так: </w:t>
-      </w:r>
-    </w:p>
-    <w:p>
-      <w:pPr>
-        <w:rPr>
-          <w:rFonts w:ascii="Times New Roman" w:hAnsi="Times New Roman"/>
-          <w:sz w:val="24"/>
-        </w:rPr>
-      </w:pPr>
-      <w:r>
-        <w:rPr>
-          <w:rFonts w:ascii="Times New Roman" w:hAnsi="Times New Roman"/>
-          <w:i/>
-          <w:color w:val="FF0000"/>
-          <w:sz w:val="24"/>
-        </w:rPr>
-        <w:t xml:space="preserve">Священик: </w:t>
-      </w:r>
-      <w:r>
-        <w:rPr>
-          <w:rFonts w:ascii="Times New Roman" w:hAnsi="Times New Roman"/>
-          <w:sz w:val="24"/>
-        </w:rPr>
-        <w:t>Слава тобі, Христе Боже, надіє наша, слава тобі!</w:t>
+      <w:r>
+        <w:rPr>
+          <w:rFonts w:ascii="Times New Roman" w:hAnsi="Times New Roman"/>
+          <w:sz w:val="24"/>
+        </w:rPr>
+        <w:t>Слава тобі, Христе Боже, уповання наше, слава тобі!</w:t>
       </w:r>
     </w:p>
     <w:p>
@@ -5362,6 +5278,187 @@
     </w:p>
     <w:p>
       <w:pPr>
+        <w:spacing w:after="120"/>
+      </w:pPr>
+      <w:r>
+        <w:rPr>
+          <w:rFonts w:ascii="Times New Roman" w:hAnsi="Times New Roman"/>
+          <w:i/>
+          <w:color w:val="FF0000"/>
+          <w:sz w:val="24"/>
+        </w:rPr>
+        <w:t>Вірні:</w:t>
+      </w:r>
+      <w:r>
+        <w:rPr>
+          <w:rFonts w:ascii="Times New Roman" w:hAnsi="Times New Roman"/>
+          <w:color w:val="FF0000"/>
+          <w:sz w:val="24"/>
+        </w:rPr>
+        <w:t xml:space="preserve"> </w:t>
+      </w:r>
+      <w:r>
+        <w:rPr>
+          <w:rFonts w:ascii="Times New Roman" w:hAnsi="Times New Roman"/>
+          <w:sz w:val="24"/>
+        </w:rPr>
+        <w:t>Амі́нь.</w:t>
+      </w:r>
+    </w:p>
+    <w:p>
+      <w:pPr>
+        <w:spacing w:after="120"/>
+      </w:pPr>
+      <w:r>
+        <w:rPr>
+          <w:rFonts w:ascii="Times New Roman" w:hAnsi="Times New Roman"/>
+          <w:sz w:val="24"/>
+        </w:rPr>
+        <w:t>Сла́ва Тобі́, Бо́же наш, сла́ва Тобі́.</w:t>
+      </w:r>
+    </w:p>
+    <w:p>
+      <w:pPr>
+        <w:spacing w:after="120"/>
+      </w:pPr>
+      <w:r>
+        <w:rPr>
+          <w:rFonts w:ascii="Times New Roman" w:hAnsi="Times New Roman"/>
+          <w:sz w:val="24"/>
+        </w:rPr>
+        <w:t>Ца́рю небе́сний, утіши́телю, Ду́ше íстини,* що всю́ди єси́ і все наповня́єш,* скарбни́це благ і життя́ пода́телю,* прийди́, і всели́ся в нас,* і очи́сти нас від уся́кої скве́рни,* і спаси́, благи́й, ду́ші на́ші.</w:t>
+      </w:r>
+    </w:p>
+    <w:p>
+      <w:pPr>
+        <w:spacing w:after="120"/>
+        <w:jc w:val="both"/>
+      </w:pPr>
+      <w:r>
+        <w:rPr>
+          <w:rFonts w:ascii="Times New Roman" w:hAnsi="Times New Roman"/>
+          <w:sz w:val="24"/>
+        </w:rPr>
+        <w:t xml:space="preserve">Святий Боже, святий Кріпкий, святий Безсмертний, помилуй нас. </w:t>
+      </w:r>
+      <w:r>
+        <w:rPr>
+          <w:rFonts w:ascii="Times New Roman" w:hAnsi="Times New Roman"/>
+          <w:i/>
+          <w:color w:val="FF0000"/>
+          <w:sz w:val="24"/>
+        </w:rPr>
+        <w:t>(3 р.)</w:t>
+      </w:r>
+    </w:p>
+    <w:p>
+      <w:pPr>
+        <w:rPr>
+          <w:rFonts w:ascii="Times New Roman" w:hAnsi="Times New Roman"/>
+          <w:sz w:val="24"/>
+        </w:rPr>
+      </w:pPr>
+      <w:r>
+        <w:rPr>
+          <w:rFonts w:ascii="Times New Roman" w:hAnsi="Times New Roman"/>
+          <w:sz w:val="24"/>
+        </w:rPr>
+        <w:t>Слава Отцю, і Сину, і Святому Духові,* і нині і повсякчас, і на віки вічні. Амінь.</w:t>
+      </w:r>
+    </w:p>
+    <w:p>
+      <w:pPr>
+        <w:rPr>
+          <w:rFonts w:ascii="Times New Roman" w:hAnsi="Times New Roman"/>
+          <w:sz w:val="24"/>
+        </w:rPr>
+      </w:pPr>
+      <w:r>
+        <w:rPr>
+          <w:rFonts w:ascii="Times New Roman" w:hAnsi="Times New Roman"/>
+          <w:sz w:val="24"/>
+        </w:rPr>
+        <w:t>Пресвята Тройце, помилуй нас;* Господи, очисти гріхи наші;* Владико, прости беззаконня наші;* Святий, завітай і зціли немочі наші імени твого ради.</w:t>
+      </w:r>
+    </w:p>
+    <w:p>
+      <w:pPr>
+        <w:spacing w:after="120"/>
+        <w:jc w:val="both"/>
+      </w:pPr>
+      <w:r>
+        <w:rPr>
+          <w:rFonts w:ascii="Times New Roman" w:hAnsi="Times New Roman"/>
+          <w:sz w:val="24"/>
+        </w:rPr>
+        <w:t xml:space="preserve">Господи, помилуй. </w:t>
+      </w:r>
+      <w:r>
+        <w:rPr>
+          <w:rFonts w:ascii="Times New Roman" w:hAnsi="Times New Roman"/>
+          <w:i/>
+          <w:color w:val="FF0000"/>
+          <w:sz w:val="24"/>
+        </w:rPr>
+        <w:t>(3 р.)</w:t>
+      </w:r>
+    </w:p>
+    <w:p>
+      <w:pPr>
+        <w:rPr>
+          <w:rFonts w:ascii="Times New Roman" w:hAnsi="Times New Roman"/>
+          <w:sz w:val="24"/>
+        </w:rPr>
+      </w:pPr>
+      <w:r>
+        <w:rPr>
+          <w:rFonts w:ascii="Times New Roman" w:hAnsi="Times New Roman"/>
+          <w:sz w:val="24"/>
+        </w:rPr>
+        <w:t>Слава Отцю, і Сину, і Святому Духові,* і нині, і повсякчас, і на віки вічні. Амінь.</w:t>
+      </w:r>
+    </w:p>
+    <w:p>
+      <w:pPr>
+        <w:rPr>
+          <w:rFonts w:ascii="Times New Roman" w:hAnsi="Times New Roman"/>
+          <w:sz w:val="24"/>
+        </w:rPr>
+      </w:pPr>
+      <w:r>
+        <w:rPr>
+          <w:rFonts w:ascii="Times New Roman" w:hAnsi="Times New Roman"/>
+          <w:sz w:val="24"/>
+        </w:rPr>
+        <w:t>Отче наш, що єси на небесах,* нехай святиться ім’я твоє,* нехай прийде царство твоє,* нехай буде воля твоя, як на небі, так і на землі.* Хліб наш насущний дай нам сьогодні,* і прости нам провини наші,* як і ми прощаємо винуватцям нашим,* і не введи нас у спокусу,* але визволи нас від лукавого.</w:t>
+      </w:r>
+    </w:p>
+    <w:p>
+      <w:pPr>
+        <w:rPr>
+          <w:rFonts w:ascii="Times New Roman" w:hAnsi="Times New Roman"/>
+          <w:sz w:val="24"/>
+        </w:rPr>
+      </w:pPr>
+      <w:r>
+        <w:rPr>
+          <w:rFonts w:ascii="Times New Roman" w:hAnsi="Times New Roman"/>
+          <w:i/>
+          <w:color w:val="FF0000"/>
+          <w:sz w:val="24"/>
+        </w:rPr>
+        <w:t xml:space="preserve">Священик: </w:t>
+      </w:r>
+      <w:r>
+        <w:rPr>
+          <w:rFonts w:ascii="Times New Roman" w:hAnsi="Times New Roman"/>
+          <w:sz w:val="24"/>
+        </w:rPr>
+        <w:t>Бо твоє є царство, і сила, і слава, Отця, і Сина, і Святого Духа, нині і повсякчас, і на віки вічні.</w:t>
+      </w:r>
+    </w:p>
+    <w:p>
+      <w:pPr>
         <w:rPr>
           <w:rFonts w:ascii="Times New Roman" w:hAnsi="Times New Roman"/>
           <w:sz w:val="24"/>
@@ -5381,46 +5478,31 @@
           <w:rFonts w:ascii="Times New Roman" w:hAnsi="Times New Roman"/>
           <w:sz w:val="24"/>
         </w:rPr>
-        <w:t>Амінь. Слава тобі, Боже наш, слава тобі.</w:t>
-      </w:r>
-    </w:p>
-    <w:p>
-      <w:pPr>
-        <w:rPr>
-          <w:rFonts w:ascii="Times New Roman" w:hAnsi="Times New Roman"/>
-          <w:sz w:val="24"/>
-        </w:rPr>
-      </w:pPr>
-      <w:r>
-        <w:rPr>
-          <w:rFonts w:ascii="Times New Roman" w:hAnsi="Times New Roman"/>
-          <w:sz w:val="24"/>
-        </w:rPr>
-        <w:t>Царю небесний, утішителю, Душе істини,* що всюди єси і все наповняєш,* скарбе дібр і життя подателю,* прийди і вселися в нас,* і очисти нас від усякої скверни,* і спаси, Благий, душі наші.</w:t>
-      </w:r>
-    </w:p>
-    <w:p>
-      <w:pPr>
-        <w:rPr>
-          <w:rFonts w:ascii="Times New Roman" w:hAnsi="Times New Roman"/>
-          <w:sz w:val="24"/>
-        </w:rPr>
-      </w:pPr>
-      <w:r>
-        <w:rPr>
-          <w:rFonts w:ascii="Times New Roman" w:hAnsi="Times New Roman"/>
-          <w:sz w:val="24"/>
-        </w:rPr>
-        <w:t xml:space="preserve">Святий Боже, святий Кріпкий, святий Безсмертний, помилуй нас </w:t>
-      </w:r>
-      <w:r>
-        <w:rPr>
-          <w:rFonts w:ascii="Times New Roman" w:hAnsi="Times New Roman"/>
-          <w:i/>
-          <w:color w:val="FF0000"/>
-          <w:sz w:val="24"/>
-        </w:rPr>
-        <w:t>(3 р.)</w:t>
+        <w:t>Амінь.</w:t>
+      </w:r>
+    </w:p>
+    <w:p>
+      <w:pPr>
+        <w:rPr>
+          <w:rFonts w:ascii="Times New Roman" w:hAnsi="Times New Roman"/>
+          <w:sz w:val="24"/>
+        </w:rPr>
+      </w:pPr>
+      <w:r>
+        <w:rPr>
+          <w:rFonts w:ascii="Times New Roman" w:hAnsi="Times New Roman"/>
+          <w:sz w:val="24"/>
+        </w:rPr>
+        <w:t xml:space="preserve">Господи, помилуй </w:t>
+      </w:r>
+      <w:r>
+        <w:rPr>
+          <w:rFonts w:ascii="Times New Roman" w:hAnsi="Times New Roman"/>
+          <w:i/>
+          <w:color w:val="FF0000"/>
+          <w:sz w:val="24"/>
+        </w:rPr>
+        <w:t>(12 р.)</w:t>
       </w:r>
       <w:r>
         <w:rPr>
@@ -5442,223 +5524,46 @@
           <w:rFonts w:ascii="Times New Roman" w:hAnsi="Times New Roman"/>
           <w:sz w:val="24"/>
         </w:rPr>
-        <w:t>Слава Отцю, і Сину, і Святому Духові,* і нині і повсякчас, і на віки вічні. Амінь.</w:t>
-      </w:r>
-    </w:p>
-    <w:p>
-      <w:pPr>
-        <w:rPr>
-          <w:rFonts w:ascii="Times New Roman" w:hAnsi="Times New Roman"/>
-          <w:sz w:val="24"/>
-        </w:rPr>
-      </w:pPr>
-      <w:r>
-        <w:rPr>
-          <w:rFonts w:ascii="Times New Roman" w:hAnsi="Times New Roman"/>
-          <w:sz w:val="24"/>
-        </w:rPr>
-        <w:t>Пресвята Тройце, помилуй нас;* Господи, очисти гріхи наші;* Владико, прости беззаконня наші;* Святий, завітай і зціли немочі наші імени твого ради.</w:t>
-      </w:r>
-    </w:p>
-    <w:p>
-      <w:pPr>
-        <w:rPr>
-          <w:rFonts w:ascii="Times New Roman" w:hAnsi="Times New Roman"/>
-          <w:sz w:val="24"/>
-        </w:rPr>
-      </w:pPr>
-      <w:r>
-        <w:rPr>
-          <w:rFonts w:ascii="Times New Roman" w:hAnsi="Times New Roman"/>
-          <w:sz w:val="24"/>
-        </w:rPr>
-        <w:t xml:space="preserve">Господи, помилуй </w:t>
-      </w:r>
-      <w:r>
-        <w:rPr>
-          <w:rFonts w:ascii="Times New Roman" w:hAnsi="Times New Roman"/>
-          <w:i/>
-          <w:color w:val="FF0000"/>
-          <w:sz w:val="24"/>
-        </w:rPr>
-        <w:t>(3 р.)</w:t>
-      </w:r>
-      <w:r>
-        <w:rPr>
-          <w:rFonts w:ascii="Times New Roman" w:hAnsi="Times New Roman"/>
-          <w:sz w:val="24"/>
-        </w:rPr>
-        <w:t>.</w:t>
-      </w:r>
-    </w:p>
-    <w:p>
-      <w:pPr>
-        <w:rPr>
-          <w:rFonts w:ascii="Times New Roman" w:hAnsi="Times New Roman"/>
-          <w:sz w:val="24"/>
-        </w:rPr>
-      </w:pPr>
-      <w:r>
-        <w:rPr>
-          <w:rFonts w:ascii="Times New Roman" w:hAnsi="Times New Roman"/>
-          <w:sz w:val="24"/>
-        </w:rPr>
         <w:t>Слава Отцю, і Сину, і Святому Духові,* і нині, і повсякчас, і на віки вічні. Амінь.</w:t>
       </w:r>
     </w:p>
     <w:p>
       <w:pPr>
-        <w:rPr>
-          <w:rFonts w:ascii="Times New Roman" w:hAnsi="Times New Roman"/>
-          <w:sz w:val="24"/>
-        </w:rPr>
-      </w:pPr>
-      <w:r>
-        <w:rPr>
-          <w:rFonts w:ascii="Times New Roman" w:hAnsi="Times New Roman"/>
-          <w:sz w:val="24"/>
-        </w:rPr>
-        <w:t>Отче наш, що єси на небесах,* нехай святиться ім’я твоє,* нехай прийде царство твоє,* нехай буде воля твоя, як на небі, так і на землі.* Хліб наш насущний дай нам сьогодні,* і прости нам провини наші,* як і ми прощаємо винуватцям нашим,* і не введи нас у спокусу,* але визволи нас від лукавого.</w:t>
-      </w:r>
-    </w:p>
-    <w:p>
-      <w:pPr>
-        <w:rPr>
-          <w:rFonts w:ascii="Times New Roman" w:hAnsi="Times New Roman"/>
-          <w:sz w:val="24"/>
-        </w:rPr>
-      </w:pPr>
-      <w:r>
-        <w:rPr>
-          <w:rFonts w:ascii="Times New Roman" w:hAnsi="Times New Roman"/>
-          <w:i/>
-          <w:color w:val="FF0000"/>
-          <w:sz w:val="24"/>
-        </w:rPr>
-        <w:t xml:space="preserve">Священик: </w:t>
-      </w:r>
-      <w:r>
-        <w:rPr>
-          <w:rFonts w:ascii="Times New Roman" w:hAnsi="Times New Roman"/>
-          <w:sz w:val="24"/>
-        </w:rPr>
-        <w:t>Бо твоє є царство, і сила, і слава, Отця, і Сина, і Святого Духа, нині і повсякчас, і на віки вічні.</w:t>
-      </w:r>
-    </w:p>
-    <w:p>
-      <w:pPr>
-        <w:rPr>
-          <w:rFonts w:ascii="Times New Roman" w:hAnsi="Times New Roman"/>
-          <w:sz w:val="24"/>
-        </w:rPr>
-      </w:pPr>
-      <w:r>
-        <w:rPr>
-          <w:rFonts w:ascii="Times New Roman" w:hAnsi="Times New Roman"/>
-          <w:i/>
-          <w:color w:val="FF0000"/>
-          <w:sz w:val="24"/>
-        </w:rPr>
-        <w:t xml:space="preserve">Вірні: </w:t>
-      </w:r>
-      <w:r>
-        <w:rPr>
-          <w:rFonts w:ascii="Times New Roman" w:hAnsi="Times New Roman"/>
-          <w:sz w:val="24"/>
-        </w:rPr>
-        <w:t>Амінь.</w:t>
-      </w:r>
-    </w:p>
-    <w:p>
-      <w:pPr>
-        <w:rPr>
-          <w:rFonts w:ascii="Times New Roman" w:hAnsi="Times New Roman"/>
-          <w:sz w:val="24"/>
-        </w:rPr>
-      </w:pPr>
-      <w:r>
-        <w:rPr>
-          <w:rFonts w:ascii="Times New Roman" w:hAnsi="Times New Roman"/>
-          <w:sz w:val="24"/>
-        </w:rPr>
-        <w:t xml:space="preserve">Господи, помилуй </w:t>
-      </w:r>
-      <w:r>
-        <w:rPr>
-          <w:rFonts w:ascii="Times New Roman" w:hAnsi="Times New Roman"/>
-          <w:i/>
-          <w:color w:val="FF0000"/>
-          <w:sz w:val="24"/>
-        </w:rPr>
-        <w:t>(12 р.)</w:t>
-      </w:r>
-      <w:r>
-        <w:rPr>
-          <w:rFonts w:ascii="Times New Roman" w:hAnsi="Times New Roman"/>
-          <w:sz w:val="24"/>
-        </w:rPr>
-        <w:t>.</w:t>
-      </w:r>
-    </w:p>
-    <w:p>
-      <w:pPr>
-        <w:rPr>
-          <w:rFonts w:ascii="Times New Roman" w:hAnsi="Times New Roman"/>
-          <w:sz w:val="24"/>
-        </w:rPr>
-      </w:pPr>
-      <w:r>
-        <w:rPr>
-          <w:rFonts w:ascii="Times New Roman" w:hAnsi="Times New Roman"/>
-          <w:sz w:val="24"/>
-        </w:rPr>
-        <w:t>Слава Отцю, і Сину, і Святому Духові,* і нині, і повсякчас, і на віки вічні. Амінь.</w:t>
-      </w:r>
-    </w:p>
-    <w:p>
-      <w:pPr>
-        <w:rPr>
-          <w:rFonts w:ascii="Times New Roman" w:hAnsi="Times New Roman"/>
-          <w:sz w:val="24"/>
-        </w:rPr>
-      </w:pPr>
-      <w:r>
-        <w:rPr>
-          <w:rFonts w:ascii="Times New Roman" w:hAnsi="Times New Roman"/>
-          <w:sz w:val="24"/>
-        </w:rPr>
-        <w:t>Прийдіте, поклонімся* Цареві нашому Богу.</w:t>
-      </w:r>
-    </w:p>
-    <w:p>
-      <w:pPr>
-        <w:rPr>
-          <w:rFonts w:ascii="Times New Roman" w:hAnsi="Times New Roman"/>
-          <w:sz w:val="24"/>
-        </w:rPr>
-      </w:pPr>
-      <w:r>
-        <w:rPr>
-          <w:rFonts w:ascii="Times New Roman" w:hAnsi="Times New Roman"/>
-          <w:sz w:val="24"/>
-        </w:rPr>
-        <w:t>Прийдіте, поклонімся* Христові, Цареві нашому Богу.</w:t>
-      </w:r>
-    </w:p>
-    <w:p>
-      <w:pPr>
-        <w:rPr>
-          <w:rFonts w:ascii="Times New Roman" w:hAnsi="Times New Roman"/>
-          <w:sz w:val="24"/>
-          <w:szCs w:val="32"/>
-        </w:rPr>
-      </w:pPr>
-      <w:r>
-        <w:rPr>
-          <w:rFonts w:ascii="Times New Roman" w:hAnsi="Times New Roman"/>
-          <w:sz w:val="24"/>
-        </w:rPr>
-        <w:t>Прийдіте, поклонімся і припадім* до самого Господа Ісуса Христа, Царя і Бога нашого.</w:t>
+        <w:spacing w:after="120"/>
+        <w:jc w:val="both"/>
+      </w:pPr>
+      <w:r>
+        <w:rPr>
+          <w:rFonts w:ascii="Times New Roman" w:hAnsi="Times New Roman"/>
+          <w:sz w:val="24"/>
+        </w:rPr>
+        <w:t>Прийді́те, поклоні́мся* царе́ві на́шому – Бо́гу.</w:t>
+      </w:r>
+    </w:p>
+    <w:p>
+      <w:pPr>
+        <w:spacing w:after="120"/>
+        <w:jc w:val="both"/>
+      </w:pPr>
+      <w:r>
+        <w:rPr>
+          <w:rFonts w:ascii="Times New Roman" w:hAnsi="Times New Roman"/>
+          <w:sz w:val="24"/>
+        </w:rPr>
+        <w:t>Прийді́те, поклоні́мся* Христо́ві, царе́ві на́шому – Бо́гу.</w:t>
+      </w:r>
+    </w:p>
+    <w:p>
+      <w:pPr>
+        <w:spacing w:after="120"/>
+        <w:jc w:val="both"/>
+      </w:pPr>
+      <w:r>
+        <w:rPr>
+          <w:rFonts w:ascii="Times New Roman" w:hAnsi="Times New Roman"/>
+          <w:sz w:val="24"/>
+        </w:rPr>
+        <w:t>Прийді́те, поклоні́мся і припаді́м* до само́го Го́спода Ісу́са Христа́ – царя́ і Бо́га на́шого.</w:t>
       </w:r>
     </w:p>
     <w:p>
@@ -6484,17 +6389,15 @@
     </w:p>
     <w:p>
       <w:pPr>
-        <w:rPr>
-          <w:rFonts w:ascii="Times New Roman" w:hAnsi="Times New Roman"/>
-          <w:sz w:val="24"/>
-        </w:rPr>
-      </w:pPr>
-      <w:r>
-        <w:rPr>
-          <w:rFonts w:ascii="Times New Roman" w:hAnsi="Times New Roman"/>
-          <w:sz w:val="24"/>
-        </w:rPr>
-        <w:t xml:space="preserve">Господи, помилуй </w:t>
+        <w:spacing w:after="120"/>
+        <w:jc w:val="both"/>
+      </w:pPr>
+      <w:r>
+        <w:rPr>
+          <w:rFonts w:ascii="Times New Roman" w:hAnsi="Times New Roman"/>
+          <w:sz w:val="24"/>
+        </w:rPr>
+        <w:t xml:space="preserve">Господи, помилуй. </w:t>
       </w:r>
       <w:r>
         <w:rPr>
@@ -6504,13 +6407,6 @@
           <w:sz w:val="24"/>
         </w:rPr>
         <w:t>(3 р.)</w:t>
-      </w:r>
-      <w:r>
-        <w:rPr>
-          <w:rFonts w:ascii="Times New Roman" w:hAnsi="Times New Roman"/>
-          <w:sz w:val="24"/>
-        </w:rPr>
-        <w:t>.</w:t>
       </w:r>
     </w:p>
     <w:p>
@@ -6771,7 +6667,7 @@
           <w:color w:val="FF0000"/>
           <w:sz w:val="24"/>
         </w:rPr>
-        <w:t> </w:t>
+        <w:t xml:space="preserve"> </w:t>
       </w:r>
       <w:r>
         <w:rPr>
@@ -6816,7 +6712,7 @@
           <w:sz w:val="24"/>
           <w:szCs w:val="24"/>
         </w:rPr>
-        <w:t> Будьмо уважні. Мир усім. Премудрість, будьмо уважні.</w:t>
+        <w:t xml:space="preserve"> Будьмо уважні. Мир усім. Премудрість, будьмо уважні.</w:t>
       </w:r>
     </w:p>
     <w:p>
@@ -6897,7 +6793,7 @@
           <w:sz w:val="24"/>
           <w:szCs w:val="24"/>
         </w:rPr>
-        <w:t xml:space="preserve"> Нехай благословить тебе Господь від </w:t>
+        <w:t xml:space="preserve"> Нехай благословить тебе Господь від </w:t>
       </w:r>
       <w:r>
         <w:rPr>
@@ -6930,7 +6826,7 @@
           <w:sz w:val="24"/>
           <w:szCs w:val="24"/>
         </w:rPr>
-        <w:t> </w:t>
+        <w:t xml:space="preserve"> </w:t>
       </w:r>
       <w:r>
         <w:rPr>
@@ -6966,7 +6862,7 @@
           <w:sz w:val="24"/>
           <w:szCs w:val="24"/>
         </w:rPr>
-        <w:t> Це нині благословіте Господа всі раби Господні</w:t>
+        <w:t xml:space="preserve"> Це нині благословіте Господа всі раби Господні</w:t>
       </w:r>
       <w:r>
         <w:rPr>
@@ -6983,7 +6879,7 @@
           <w:sz w:val="24"/>
           <w:szCs w:val="24"/>
         </w:rPr>
-        <w:t> </w:t>
+        <w:t xml:space="preserve"> </w:t>
       </w:r>
       <w:r>
         <w:rPr>
@@ -7044,7 +6940,7 @@
           <w:sz w:val="24"/>
           <w:szCs w:val="24"/>
         </w:rPr>
-        <w:t> Премудрість.</w:t>
+        <w:t xml:space="preserve"> Премудрість.</w:t>
       </w:r>
     </w:p>
     <w:p>
@@ -7071,7 +6967,7 @@
           <w:sz w:val="24"/>
           <w:szCs w:val="24"/>
         </w:rPr>
-        <w:t> З книги пророка Єзекиїла читання.</w:t>
+        <w:t xml:space="preserve"> З книги пророка Єзекиїла читання.</w:t>
       </w:r>
     </w:p>
     <w:p>
@@ -7098,7 +6994,7 @@
           <w:sz w:val="24"/>
           <w:szCs w:val="24"/>
         </w:rPr>
-        <w:t> Будьмо уважні.</w:t>
+        <w:t xml:space="preserve"> Будьмо уважні.</w:t>
       </w:r>
     </w:p>
     <w:p>
@@ -7125,7 +7021,7 @@
           <w:sz w:val="24"/>
           <w:szCs w:val="24"/>
         </w:rPr>
-        <w:t xml:space="preserve"> Він сказав до мене: «Сину чоловічий! Я посилаю тебе до синів Ізраїля, до народу бунтівничого, що збунтувався проти мене, - вони і їхні батьки відступили від мене аж по цей день. До синів із безсоромним лицем і запеклим серцем, - до них я тебе посилаю. Ти скажеш їм: Так говорить Господь Бог: Чи слухатимуть </w:t>
+        <w:t xml:space="preserve"> Він сказав до мене: «Сину чоловічий! Я посилаю тебе до синів Ізраїля, до народу бунтівничого, що збунтувався проти мене, - вони і їхні батьки відступили від мене аж по цей день. До синів із безсоромним лицем і запеклим серцем, - до них я тебе посилаю. Ти скажеш їм: Так говорить Господь Бог: Чи слухатимуть </w:t>
       </w:r>
       <w:r>
         <w:rPr>
@@ -7141,7 +7037,7 @@
           <w:sz w:val="24"/>
           <w:szCs w:val="24"/>
         </w:rPr>
-        <w:t xml:space="preserve"> не слухатимуть - це бо дім бунтівників, - та нехай знають, що був пророк між ними. Ти ж, сину чоловічий, не лякайсь їх, і не лякайсь їхніх слів; навіть, як вони будяками й терниною тебе оточать, і тобі доведеться жити між скорпіонами. Не лякайсь їхніх слів, і виду їхнього не бійся; вони бо дім бунтарів. Ти скажеш їм мої слова, чи слухатимуть вони, чи не слухатимуть, бо це дім бунтарів. Ти ж, сину чоловічий, слухай, що я говоритиму до тебе; не будь бунтівником, як дім бунтівників. Відчини рота й спожий, що я даю тобі.» Глянув я - аж ось рука простягнута до мене, а в ній сувій. Розгорнув він його передо мною, аж він записаний з обидвох сторін, і виписані були на ньому: жалощі, стогін і скарги. Сказав він до мене: «Сину чоловічий! Спожий те, що тут перед тобою; спожий оцей сувій, та й іди, говори до дому Ізраїля.» Я відкрив уста, і він дав мені спожити той сувій і сказав до мене: «Сину чоловічий! Нагодуй твої нутрощі й наповни твою утробу цим сувоєм, що передаю тобі.» Я спожив його, і був він устам моїм солодкий, як мед. </w:t>
+        <w:t xml:space="preserve"> не слухатимуть - це бо дім бунтівників, - та нехай знають, що був пророк між ними. Ти ж, сину чоловічий, не лякайсь їх, і не лякайсь їхніх слів; навіть, як вони будяками й терниною тебе оточать, і тобі доведеться жити між скорпіонами. Не лякайсь їхніх слів, і виду їхнього не бійся; вони бо дім бунтарів. Ти скажеш їм мої слова, чи слухатимуть вони, чи не слухатимуть, бо це дім бунтарів. Ти ж, сину чоловічий, слухай, що я говоритиму до тебе; не будь бунтівником, як дім бунтівників. Відчини рота й спожий, що я даю тобі.» Глянув я - аж ось рука простягнута до мене, а в ній сувій. Розгорнув він його передо мною, аж він записаний з обидвох сторін, і виписані були на ньому: жалощі, стогін і скарги. Сказав він до мене: «Сину чоловічий! Спожий те, що тут перед тобою; спожий оцей сувій, та й іди, говори до дому Ізраїля.» Я відкрив уста, і він дав мені спожити той сувій і сказав до мене: «Сину чоловічий! Нагодуй твої нутрощі й наповни твою утробу цим сувоєм, що передаю тобі.» Я спожив його, і був він устам моїм солодкий, як мед. </w:t>
       </w:r>
       <w:r>
         <w:rPr>
@@ -7231,7 +7127,7 @@
           <w:sz w:val="24"/>
           <w:szCs w:val="24"/>
         </w:rPr>
-        <w:t> Всі, хто боїться Господа, благословляйте Господа</w:t>
+        <w:t xml:space="preserve"> Всі, хто боїться Господа, благословляйте Господа</w:t>
       </w:r>
       <w:r>
         <w:rPr>
@@ -7247,7 +7143,7 @@
           <w:sz w:val="24"/>
           <w:szCs w:val="24"/>
         </w:rPr>
-        <w:t> </w:t>
+        <w:t xml:space="preserve"> </w:t>
       </w:r>
       <w:r>
         <w:rPr>
@@ -7283,7 +7179,7 @@
           <w:sz w:val="24"/>
           <w:szCs w:val="24"/>
         </w:rPr>
-        <w:t> Хваліть ім’я Господнє, хваліть, раби Господні</w:t>
+        <w:t xml:space="preserve"> Хваліть ім’я Господнє, хваліть, раби Господні</w:t>
       </w:r>
       <w:r>
         <w:rPr>
@@ -7299,7 +7195,7 @@
           <w:sz w:val="24"/>
           <w:szCs w:val="24"/>
         </w:rPr>
-        <w:t> </w:t>
+        <w:t xml:space="preserve"> </w:t>
       </w:r>
       <w:r>
         <w:rPr>
@@ -7359,7 +7255,7 @@
           <w:sz w:val="24"/>
           <w:szCs w:val="24"/>
         </w:rPr>
-        <w:t> Щоб сподобилися ми слухання святого Євангелія, Господа Бога молім.</w:t>
+        <w:t xml:space="preserve"> Щоб сподобилися ми слухання святого Євангелія, Господа Бога молім.</w:t>
       </w:r>
     </w:p>
     <w:p>
@@ -7386,7 +7282,7 @@
           <w:sz w:val="24"/>
           <w:szCs w:val="24"/>
         </w:rPr>
-        <w:t> Господи, помилуй </w:t>
+        <w:t xml:space="preserve"> Господи, помилуй </w:t>
       </w:r>
       <w:r>
         <w:rPr>
@@ -7430,7 +7326,7 @@
           <w:sz w:val="24"/>
           <w:szCs w:val="24"/>
         </w:rPr>
-        <w:t> Мир всім.</w:t>
+        <w:t xml:space="preserve"> Мир всім.</w:t>
       </w:r>
     </w:p>
     <w:p>
@@ -7457,7 +7353,7 @@
           <w:sz w:val="24"/>
           <w:szCs w:val="24"/>
         </w:rPr>
-        <w:t> І духові твоєму.</w:t>
+        <w:t xml:space="preserve"> І духові твоєму.</w:t>
       </w:r>
     </w:p>
     <w:p>
@@ -7484,7 +7380,7 @@
           <w:sz w:val="24"/>
           <w:szCs w:val="24"/>
         </w:rPr>
-        <w:t> Премудрість, прості, вислухаймо святого Євангелія.</w:t>
+        <w:t xml:space="preserve"> Премудрість, прості, вислухаймо святого Євангелія.</w:t>
       </w:r>
     </w:p>
     <w:p>
@@ -7511,7 +7407,7 @@
           <w:sz w:val="24"/>
           <w:szCs w:val="24"/>
         </w:rPr>
-        <w:t> Від Йоана святого Євангелія читання.</w:t>
+        <w:t xml:space="preserve"> Від Йоана святого Євангелія читання.</w:t>
       </w:r>
     </w:p>
     <w:p>
@@ -7538,7 +7434,7 @@
           <w:sz w:val="24"/>
           <w:szCs w:val="24"/>
         </w:rPr>
-        <w:t> Слава Тобі, Господи, слава Тобі.</w:t>
+        <w:t xml:space="preserve"> Слава Тобі, Господи, слава Тобі.</w:t>
       </w:r>
     </w:p>
     <w:p>
@@ -7565,7 +7461,7 @@
           <w:sz w:val="24"/>
           <w:szCs w:val="24"/>
         </w:rPr>
-        <w:t> Будьмо уважні.</w:t>
+        <w:t xml:space="preserve"> Будьмо уважні.</w:t>
       </w:r>
     </w:p>
     <w:p>
@@ -7941,17 +7837,15 @@
     </w:p>
     <w:p>
       <w:pPr>
-        <w:rPr>
-          <w:rFonts w:ascii="Times New Roman" w:hAnsi="Times New Roman"/>
-          <w:sz w:val="24"/>
-        </w:rPr>
-      </w:pPr>
-      <w:r>
-        <w:rPr>
-          <w:rFonts w:ascii="Times New Roman" w:hAnsi="Times New Roman"/>
-          <w:sz w:val="24"/>
-        </w:rPr>
-        <w:t xml:space="preserve">Святий Боже, святий Кріпкий, святий Безсмертний, помилуй нас </w:t>
+        <w:spacing w:after="120"/>
+        <w:jc w:val="both"/>
+      </w:pPr>
+      <w:r>
+        <w:rPr>
+          <w:rFonts w:ascii="Times New Roman" w:hAnsi="Times New Roman"/>
+          <w:sz w:val="24"/>
+        </w:rPr>
+        <w:t xml:space="preserve">Святий Боже, святий Кріпкий, святий Безсмертний, помилуй нас. </w:t>
       </w:r>
       <w:r>
         <w:rPr>
@@ -7962,6 +7856,184 @@
         </w:rPr>
         <w:t>(3 р.)</w:t>
       </w:r>
+    </w:p>
+    <w:p>
+      <w:pPr>
+        <w:rPr>
+          <w:rFonts w:ascii="Times New Roman" w:hAnsi="Times New Roman"/>
+          <w:sz w:val="24"/>
+        </w:rPr>
+      </w:pPr>
+      <w:r>
+        <w:rPr>
+          <w:rFonts w:ascii="Times New Roman" w:hAnsi="Times New Roman"/>
+          <w:sz w:val="24"/>
+        </w:rPr>
+        <w:t>Слава Отцю, і Сину, і Святому Духові,* і нині, і повсякчас, і на віки вічні. Амінь.</w:t>
+      </w:r>
+    </w:p>
+    <w:p>
+      <w:pPr>
+        <w:rPr>
+          <w:rFonts w:ascii="Times New Roman" w:hAnsi="Times New Roman"/>
+          <w:sz w:val="24"/>
+        </w:rPr>
+      </w:pPr>
+      <w:r>
+        <w:rPr>
+          <w:rFonts w:ascii="Times New Roman" w:hAnsi="Times New Roman"/>
+          <w:sz w:val="24"/>
+        </w:rPr>
+        <w:t>Пресвята Тройце, помилуй нас;* Господи, очисти гріхи наші;* Владико, прости беззаконня наші;* Святий, завітай і зціли немочі наші імени твого ради.</w:t>
+      </w:r>
+    </w:p>
+    <w:p>
+      <w:pPr>
+        <w:spacing w:after="120"/>
+        <w:jc w:val="both"/>
+      </w:pPr>
+      <w:r>
+        <w:rPr>
+          <w:rFonts w:ascii="Times New Roman" w:hAnsi="Times New Roman"/>
+          <w:sz w:val="24"/>
+        </w:rPr>
+        <w:t xml:space="preserve">Господи, помилуй. </w:t>
+      </w:r>
+      <w:r>
+        <w:rPr>
+          <w:rFonts w:ascii="Times New Roman" w:hAnsi="Times New Roman"/>
+          <w:i/>
+          <w:color w:val="FF0000"/>
+          <w:sz w:val="24"/>
+        </w:rPr>
+        <w:t>(3 р.)</w:t>
+      </w:r>
+    </w:p>
+    <w:p>
+      <w:pPr>
+        <w:rPr>
+          <w:rFonts w:ascii="Times New Roman" w:hAnsi="Times New Roman"/>
+          <w:sz w:val="24"/>
+        </w:rPr>
+      </w:pPr>
+      <w:r>
+        <w:rPr>
+          <w:rFonts w:ascii="Times New Roman" w:hAnsi="Times New Roman"/>
+          <w:sz w:val="24"/>
+        </w:rPr>
+        <w:t>Слава Отцю, і Сину, і Святому Духові,* і нині, і повсякчас, і на віки вічні. Амінь.</w:t>
+      </w:r>
+    </w:p>
+    <w:p>
+      <w:pPr>
+        <w:rPr>
+          <w:rFonts w:ascii="Times New Roman" w:hAnsi="Times New Roman"/>
+          <w:sz w:val="24"/>
+        </w:rPr>
+      </w:pPr>
+      <w:r>
+        <w:rPr>
+          <w:rFonts w:ascii="Times New Roman" w:hAnsi="Times New Roman"/>
+          <w:sz w:val="24"/>
+        </w:rPr>
+        <w:t>Отче наш, що єси на небесах,* нехай святиться ім’я твоє,* нехай прийде царство твоє,* нехай буде воля твоя, як на небі, так і на землі.* Хліб наш насущний дай нам сьогодні,* і прости нам провини наші,* як і ми прощаємо винуватцям нашим,* і не введи нас у спокусу,* але визволи нас від лукавого.</w:t>
+      </w:r>
+    </w:p>
+    <w:p>
+      <w:pPr>
+        <w:rPr>
+          <w:rFonts w:ascii="Times New Roman" w:hAnsi="Times New Roman"/>
+          <w:sz w:val="24"/>
+        </w:rPr>
+      </w:pPr>
+      <w:r>
+        <w:rPr>
+          <w:rFonts w:ascii="Times New Roman" w:hAnsi="Times New Roman"/>
+          <w:i/>
+          <w:color w:val="FF0000"/>
+          <w:sz w:val="24"/>
+        </w:rPr>
+        <w:t xml:space="preserve">Священик: </w:t>
+      </w:r>
+      <w:r>
+        <w:rPr>
+          <w:rFonts w:ascii="Times New Roman" w:hAnsi="Times New Roman"/>
+          <w:sz w:val="24"/>
+        </w:rPr>
+        <w:t>Бо твоє є царство, і сила, і слава, Отця, і Сина, і Святого Духа, нині і повсякчас, і на віки вічні.</w:t>
+      </w:r>
+    </w:p>
+    <w:p>
+      <w:pPr>
+        <w:rPr>
+          <w:rFonts w:ascii="Times New Roman" w:hAnsi="Times New Roman"/>
+          <w:sz w:val="24"/>
+        </w:rPr>
+      </w:pPr>
+      <w:r>
+        <w:rPr>
+          <w:rFonts w:ascii="Times New Roman" w:hAnsi="Times New Roman"/>
+          <w:i/>
+          <w:color w:val="FF0000"/>
+          <w:sz w:val="24"/>
+        </w:rPr>
+        <w:t xml:space="preserve">Вірні: </w:t>
+      </w:r>
+      <w:r>
+        <w:rPr>
+          <w:rFonts w:ascii="Times New Roman" w:hAnsi="Times New Roman"/>
+          <w:sz w:val="24"/>
+        </w:rPr>
+        <w:t>Амінь.</w:t>
+      </w:r>
+    </w:p>
+    <w:p>
+      <w:pPr>
+        <w:rPr>
+          <w:rFonts w:ascii="Times New Roman" w:hAnsi="Times New Roman"/>
+          <w:sz w:val="24"/>
+        </w:rPr>
+      </w:pPr>
+      <w:r>
+        <w:rPr>
+          <w:rFonts w:ascii="Times New Roman" w:hAnsi="Times New Roman"/>
+          <w:i/>
+          <w:color w:val="FF0000"/>
+          <w:sz w:val="24"/>
+        </w:rPr>
+        <w:t xml:space="preserve">Кондак (г. 4): </w:t>
+      </w:r>
+      <w:r>
+        <w:rPr>
+          <w:rFonts w:ascii="Times New Roman" w:hAnsi="Times New Roman"/>
+          <w:sz w:val="24"/>
+        </w:rPr>
+        <w:t>Більше у нас беззаконня, добрий Господи, ніж у блудниці,* але ніколи не принесли ми тобі потоків сліз.* Тому в мовчанні тобі молимось і припадаємо перед тобою,* та з любов'ю цілуємо твої непорочні ноги,* щоб ти дарував прощення провин нам, що кличемо до тебе:* О Спасе, звільни нас від грішних учинків!</w:t>
+      </w:r>
+    </w:p>
+    <w:p>
+      <w:pPr>
+        <w:rPr>
+          <w:rFonts w:ascii="Times New Roman" w:hAnsi="Times New Roman"/>
+          <w:sz w:val="24"/>
+        </w:rPr>
+      </w:pPr>
+      <w:r>
+        <w:rPr>
+          <w:rFonts w:ascii="Times New Roman" w:hAnsi="Times New Roman"/>
+          <w:sz w:val="24"/>
+        </w:rPr>
+        <w:t xml:space="preserve">Господи, помилуй </w:t>
+      </w:r>
+      <w:r>
+        <w:rPr>
+          <w:rFonts w:ascii="Times New Roman" w:hAnsi="Times New Roman"/>
+          <w:i/>
+          <w:color w:val="FF0000"/>
+          <w:sz w:val="24"/>
+        </w:rPr>
+        <w:t>(40 р.)</w:t>
+      </w:r>
       <w:r>
         <w:rPr>
           <w:rFonts w:ascii="Times New Roman" w:hAnsi="Times New Roman"/>
@@ -7982,37 +8054,20 @@
           <w:rFonts w:ascii="Times New Roman" w:hAnsi="Times New Roman"/>
           <w:sz w:val="24"/>
         </w:rPr>
-        <w:t>Слава Отцю, і Сину, і Святому Духові,* і нині, і повсякчас, і на віки вічні. Амінь.</w:t>
-      </w:r>
-    </w:p>
-    <w:p>
-      <w:pPr>
-        <w:rPr>
-          <w:rFonts w:ascii="Times New Roman" w:hAnsi="Times New Roman"/>
-          <w:sz w:val="24"/>
-        </w:rPr>
-      </w:pPr>
-      <w:r>
-        <w:rPr>
-          <w:rFonts w:ascii="Times New Roman" w:hAnsi="Times New Roman"/>
-          <w:sz w:val="24"/>
-        </w:rPr>
-        <w:t>Пресвята Тройце, помилуй нас;* Господи, очисти гріхи наші;* Владико, прости беззаконня наші;* Святий, завітай і зціли немочі наші імени твого ради.</w:t>
-      </w:r>
-    </w:p>
-    <w:p>
-      <w:pPr>
-        <w:rPr>
-          <w:rFonts w:ascii="Times New Roman" w:hAnsi="Times New Roman"/>
-          <w:sz w:val="24"/>
-        </w:rPr>
-      </w:pPr>
-      <w:r>
-        <w:rPr>
-          <w:rFonts w:ascii="Times New Roman" w:hAnsi="Times New Roman"/>
-          <w:sz w:val="24"/>
-        </w:rPr>
-        <w:t xml:space="preserve">Господи, помилуй </w:t>
+        <w:t>Ти, що повсякчас і кожної години на небі й на землі приймаєш поклін і славу, Боже добрий, довготерпеливий й многомилостивий, що праведних любиш, і грішних милуєш, і всіх кличеш до спасіння, заради обіцянки майбутніх благ! Прийми, Господи, в цю хвилину й наші молитви і спрямуй життя наше до твоїх заповідей. Душі наші освяти, тіла очисти, думки наші направ, розум очисти й протверези, і визволь нас від усякої скорботи, лиха й слабування. Захисти нас святими ангелами твоїми, щоб ми, їх охороною збережені й напоумлені, осягнули єдність віри та зрозуміння неприступної твоєї слави, бо ти благословенний на віки вічні. Амінь.</w:t>
+      </w:r>
+    </w:p>
+    <w:p>
+      <w:pPr>
+        <w:spacing w:after="120"/>
+        <w:jc w:val="both"/>
+      </w:pPr>
+      <w:r>
+        <w:rPr>
+          <w:rFonts w:ascii="Times New Roman" w:hAnsi="Times New Roman"/>
+          <w:sz w:val="24"/>
+        </w:rPr>
+        <w:t xml:space="preserve">Господи, помилуй. </w:t>
       </w:r>
       <w:r>
         <w:rPr>
@@ -8022,192 +8077,6 @@
           <w:sz w:val="24"/>
         </w:rPr>
         <w:t>(3 р.)</w:t>
-      </w:r>
-      <w:r>
-        <w:rPr>
-          <w:rFonts w:ascii="Times New Roman" w:hAnsi="Times New Roman"/>
-          <w:sz w:val="24"/>
-        </w:rPr>
-        <w:t>.</w:t>
-      </w:r>
-    </w:p>
-    <w:p>
-      <w:pPr>
-        <w:rPr>
-          <w:rFonts w:ascii="Times New Roman" w:hAnsi="Times New Roman"/>
-          <w:sz w:val="24"/>
-        </w:rPr>
-      </w:pPr>
-      <w:r>
-        <w:rPr>
-          <w:rFonts w:ascii="Times New Roman" w:hAnsi="Times New Roman"/>
-          <w:sz w:val="24"/>
-        </w:rPr>
-        <w:t>Слава Отцю, і Сину, і Святому Духові,* і нині, і повсякчас, і на віки вічні. Амінь.</w:t>
-      </w:r>
-    </w:p>
-    <w:p>
-      <w:pPr>
-        <w:rPr>
-          <w:rFonts w:ascii="Times New Roman" w:hAnsi="Times New Roman"/>
-          <w:sz w:val="24"/>
-        </w:rPr>
-      </w:pPr>
-      <w:r>
-        <w:rPr>
-          <w:rFonts w:ascii="Times New Roman" w:hAnsi="Times New Roman"/>
-          <w:sz w:val="24"/>
-        </w:rPr>
-        <w:t>Отче наш, що єси на небесах,* нехай святиться ім’я твоє,* нехай прийде царство твоє,* нехай буде воля твоя, як на небі, так і на землі.* Хліб наш насущний дай нам сьогодні,* і прости нам провини наші,* як і ми прощаємо винуватцям нашим,* і не введи нас у спокусу,* але визволи нас від лукавого.</w:t>
-      </w:r>
-    </w:p>
-    <w:p>
-      <w:pPr>
-        <w:rPr>
-          <w:rFonts w:ascii="Times New Roman" w:hAnsi="Times New Roman"/>
-          <w:sz w:val="24"/>
-        </w:rPr>
-      </w:pPr>
-      <w:r>
-        <w:rPr>
-          <w:rFonts w:ascii="Times New Roman" w:hAnsi="Times New Roman"/>
-          <w:i/>
-          <w:color w:val="FF0000"/>
-          <w:sz w:val="24"/>
-        </w:rPr>
-        <w:t xml:space="preserve">Священик: </w:t>
-      </w:r>
-      <w:r>
-        <w:rPr>
-          <w:rFonts w:ascii="Times New Roman" w:hAnsi="Times New Roman"/>
-          <w:sz w:val="24"/>
-        </w:rPr>
-        <w:t>Бо твоє є царство, і сила, і слава, Отця, і Сина, і Святого Духа, нині і повсякчас, і на віки вічні.</w:t>
-      </w:r>
-    </w:p>
-    <w:p>
-      <w:pPr>
-        <w:rPr>
-          <w:rFonts w:ascii="Times New Roman" w:hAnsi="Times New Roman"/>
-          <w:sz w:val="24"/>
-        </w:rPr>
-      </w:pPr>
-      <w:r>
-        <w:rPr>
-          <w:rFonts w:ascii="Times New Roman" w:hAnsi="Times New Roman"/>
-          <w:i/>
-          <w:color w:val="FF0000"/>
-          <w:sz w:val="24"/>
-        </w:rPr>
-        <w:t xml:space="preserve">Вірні: </w:t>
-      </w:r>
-      <w:r>
-        <w:rPr>
-          <w:rFonts w:ascii="Times New Roman" w:hAnsi="Times New Roman"/>
-          <w:sz w:val="24"/>
-        </w:rPr>
-        <w:t>Амінь.</w:t>
-      </w:r>
-    </w:p>
-    <w:p>
-      <w:pPr>
-        <w:rPr>
-          <w:rFonts w:ascii="Times New Roman" w:hAnsi="Times New Roman"/>
-          <w:sz w:val="24"/>
-        </w:rPr>
-      </w:pPr>
-      <w:r>
-        <w:rPr>
-          <w:rFonts w:ascii="Times New Roman" w:hAnsi="Times New Roman"/>
-          <w:i/>
-          <w:color w:val="FF0000"/>
-          <w:sz w:val="24"/>
-        </w:rPr>
-        <w:t xml:space="preserve">Кондак (г. 4): </w:t>
-      </w:r>
-      <w:r>
-        <w:rPr>
-          <w:rFonts w:ascii="Times New Roman" w:hAnsi="Times New Roman"/>
-          <w:sz w:val="24"/>
-        </w:rPr>
-        <w:t>Більше у нас беззаконня, добрий Господи, ніж у блудниці,* але ніколи не принесли ми тобі потоків сліз.* Тому в мовчанні тобі молимось і припадаємо перед тобою,* та з любов'ю цілуємо твої непорочні ноги,* щоб ти дарував прощення провин нам, що кличемо до тебе:* О Спасе, звільни нас від грішних учинків!</w:t>
-      </w:r>
-    </w:p>
-    <w:p>
-      <w:pPr>
-        <w:rPr>
-          <w:rFonts w:ascii="Times New Roman" w:hAnsi="Times New Roman"/>
-          <w:sz w:val="24"/>
-        </w:rPr>
-      </w:pPr>
-      <w:r>
-        <w:rPr>
-          <w:rFonts w:ascii="Times New Roman" w:hAnsi="Times New Roman"/>
-          <w:sz w:val="24"/>
-        </w:rPr>
-        <w:t xml:space="preserve">Господи, помилуй </w:t>
-      </w:r>
-      <w:r>
-        <w:rPr>
-          <w:rFonts w:ascii="Times New Roman" w:hAnsi="Times New Roman"/>
-          <w:i/>
-          <w:color w:val="FF0000"/>
-          <w:sz w:val="24"/>
-        </w:rPr>
-        <w:t>(40 р.)</w:t>
-      </w:r>
-      <w:r>
-        <w:rPr>
-          <w:rFonts w:ascii="Times New Roman" w:hAnsi="Times New Roman"/>
-          <w:sz w:val="24"/>
-        </w:rPr>
-        <w:t>.</w:t>
-      </w:r>
-    </w:p>
-    <w:p>
-      <w:pPr>
-        <w:rPr>
-          <w:rFonts w:ascii="Times New Roman" w:hAnsi="Times New Roman"/>
-          <w:sz w:val="24"/>
-        </w:rPr>
-      </w:pPr>
-      <w:r>
-        <w:rPr>
-          <w:rFonts w:ascii="Times New Roman" w:hAnsi="Times New Roman"/>
-          <w:sz w:val="24"/>
-        </w:rPr>
-        <w:t>Ти, що повсякчас і кожної години на небі й на землі приймаєш поклін і славу, Боже добрий, довготерпеливий й многомилостивий, що праведних любиш, і грішних милуєш, і всіх кличеш до спасіння, заради обіцянки майбутніх благ! Прийми, Господи, в цю хвилину й наші молитви і спрямуй життя наше до твоїх заповідей. Душі наші освяти, тіла очисти, думки наші направ, розум очисти й протверези, і визволь нас від усякої скорботи, лиха й слабування. Захисти нас святими ангелами твоїми, щоб ми, їх охороною збережені й напоумлені, осягнули єдність віри та зрозуміння неприступної твоєї слави, бо ти благословенний на віки вічні. Амінь.</w:t>
-      </w:r>
-    </w:p>
-    <w:p>
-      <w:pPr>
-        <w:rPr>
-          <w:rFonts w:ascii="Times New Roman" w:hAnsi="Times New Roman"/>
-          <w:sz w:val="24"/>
-        </w:rPr>
-      </w:pPr>
-      <w:r>
-        <w:rPr>
-          <w:rFonts w:ascii="Times New Roman" w:hAnsi="Times New Roman"/>
-          <w:sz w:val="24"/>
-        </w:rPr>
-        <w:t xml:space="preserve">Господи, помилуй </w:t>
-      </w:r>
-      <w:r>
-        <w:rPr>
-          <w:rFonts w:ascii="Times New Roman" w:hAnsi="Times New Roman"/>
-          <w:i/>
-          <w:color w:val="FF0000"/>
-          <w:sz w:val="24"/>
-        </w:rPr>
-        <w:t>(3 р.)</w:t>
-      </w:r>
-      <w:r>
-        <w:rPr>
-          <w:rFonts w:ascii="Times New Roman" w:hAnsi="Times New Roman"/>
-          <w:sz w:val="24"/>
-        </w:rPr>
-        <w:t>.</w:t>
       </w:r>
     </w:p>
     <w:p>
@@ -8437,23 +8306,32 @@
     </w:p>
     <w:p>
       <w:pPr>
-        <w:rPr>
-          <w:rFonts w:ascii="Times New Roman" w:hAnsi="Times New Roman"/>
-          <w:i/>
-          <w:iCs/>
-          <w:color w:val="FF0000"/>
-          <w:sz w:val="24"/>
-        </w:rPr>
-      </w:pPr>
-      <w:r>
-        <w:rPr>
-          <w:rFonts w:ascii="Times New Roman" w:hAnsi="Times New Roman"/>
-          <w:i/>
-          <w:iCs/>
-          <w:color w:val="FF0000"/>
-          <w:sz w:val="24"/>
-        </w:rPr>
-        <w:t>І знову: молитва св. Єфрема і доземний поклін.</w:t>
+        <w:spacing w:after="120"/>
+      </w:pPr>
+      <w:r>
+        <w:rPr>
+          <w:rFonts w:ascii="Times New Roman" w:hAnsi="Times New Roman"/>
+          <w:color w:val="303030"/>
+          <w:sz w:val="24"/>
+        </w:rPr>
+        <w:t xml:space="preserve">Го́споди і Влади́ко життя́ мого́! Духа ліни́вства, недбайли́вости, властолю́б'я і пустомо́вства віджени́ від ме́не. Ду́ха чистоти́, поко́ри, терпели́вости й любо́ви дару́й мені, </w:t>
+      </w:r>
+      <w:r>
+        <w:rPr>
+          <w:rFonts w:ascii="Times New Roman" w:hAnsi="Times New Roman"/>
+          <w:color w:val="303030"/>
+          <w:sz w:val="24"/>
+        </w:rPr>
+        <w:t xml:space="preserve">слузі́ Твоє́му. Так, Го́споди, Ца́рю! Дай мені́ ба́чити гріхи́ мої́ і не осу́джувати бра́та мого́, бо Ти благослове́нний на ві́ки вікі́в. Амі́нь. </w:t>
+      </w:r>
+      <w:r>
+        <w:rPr>
+          <w:rFonts w:ascii="Times New Roman" w:hAnsi="Times New Roman"/>
+          <w:i/>
+          <w:color w:val="FF3333"/>
+          <w:sz w:val="24"/>
+        </w:rPr>
+        <w:t>(Доземний поклін)</w:t>
       </w:r>
     </w:p>
     <w:p>
@@ -8477,17 +8355,15 @@
     </w:p>
     <w:p>
       <w:pPr>
-        <w:rPr>
-          <w:rFonts w:ascii="Times New Roman" w:hAnsi="Times New Roman"/>
-          <w:sz w:val="24"/>
-        </w:rPr>
-      </w:pPr>
-      <w:r>
-        <w:rPr>
-          <w:rFonts w:ascii="Times New Roman" w:hAnsi="Times New Roman"/>
-          <w:sz w:val="24"/>
-        </w:rPr>
-        <w:t xml:space="preserve">Святий Боже, святий Кріпкий, святий Безсмертний, помилуй нас </w:t>
+        <w:spacing w:after="120"/>
+        <w:jc w:val="both"/>
+      </w:pPr>
+      <w:r>
+        <w:rPr>
+          <w:rFonts w:ascii="Times New Roman" w:hAnsi="Times New Roman"/>
+          <w:sz w:val="24"/>
+        </w:rPr>
+        <w:t xml:space="preserve">Святий Боже, святий Кріпкий, святий Безсмертний, помилуй нас. </w:t>
       </w:r>
       <w:r>
         <w:rPr>
@@ -8498,13 +8374,6 @@
         </w:rPr>
         <w:t>(3 р.)</w:t>
       </w:r>
-      <w:r>
-        <w:rPr>
-          <w:rFonts w:ascii="Times New Roman" w:hAnsi="Times New Roman"/>
-          <w:sz w:val="24"/>
-        </w:rPr>
-        <w:t>.</w:t>
-      </w:r>
     </w:p>
     <w:p>
       <w:pPr>
@@ -8538,17 +8407,15 @@
     </w:p>
     <w:p>
       <w:pPr>
-        <w:rPr>
-          <w:rFonts w:ascii="Times New Roman" w:hAnsi="Times New Roman"/>
-          <w:sz w:val="24"/>
-        </w:rPr>
-      </w:pPr>
-      <w:r>
-        <w:rPr>
-          <w:rFonts w:ascii="Times New Roman" w:hAnsi="Times New Roman"/>
-          <w:sz w:val="24"/>
-        </w:rPr>
-        <w:t xml:space="preserve">Господи, помилуй </w:t>
+        <w:spacing w:after="120"/>
+        <w:jc w:val="both"/>
+      </w:pPr>
+      <w:r>
+        <w:rPr>
+          <w:rFonts w:ascii="Times New Roman" w:hAnsi="Times New Roman"/>
+          <w:sz w:val="24"/>
+        </w:rPr>
+        <w:t xml:space="preserve">Господи, помилуй. </w:t>
       </w:r>
       <w:r>
         <w:rPr>
@@ -8558,13 +8425,6 @@
           <w:sz w:val="24"/>
         </w:rPr>
         <w:t>(3 р.)</w:t>
-      </w:r>
-      <w:r>
-        <w:rPr>
-          <w:rFonts w:ascii="Times New Roman" w:hAnsi="Times New Roman"/>
-          <w:sz w:val="24"/>
-        </w:rPr>
-        <w:t>.</w:t>
       </w:r>
     </w:p>
     <w:p>
@@ -8751,26 +8611,32 @@
     </w:p>
     <w:p>
       <w:pPr>
-        <w:rPr>
-          <w:rFonts w:ascii="Times New Roman" w:hAnsi="Times New Roman"/>
-          <w:sz w:val="24"/>
-        </w:rPr>
-      </w:pPr>
-      <w:r>
-        <w:rPr>
-          <w:rFonts w:ascii="Times New Roman" w:hAnsi="Times New Roman"/>
-          <w:i/>
-          <w:color w:val="FF0000"/>
-          <w:sz w:val="24"/>
-        </w:rPr>
-        <w:t xml:space="preserve">Священик: </w:t>
-      </w:r>
-      <w:r>
-        <w:rPr>
-          <w:rFonts w:ascii="Times New Roman" w:hAnsi="Times New Roman"/>
-          <w:sz w:val="24"/>
-        </w:rPr>
-        <w:t>Слава тобі, Христе Боже, надіє наша, слава тобі!</w:t>
+        <w:spacing w:after="120"/>
+        <w:jc w:val="both"/>
+      </w:pPr>
+      <w:r>
+        <w:rPr>
+          <w:rFonts w:ascii="Times New Roman" w:hAnsi="Times New Roman"/>
+          <w:i/>
+          <w:color w:val="FF0000"/>
+          <w:sz w:val="24"/>
+        </w:rPr>
+        <w:t>Священик:</w:t>
+      </w:r>
+      <w:r>
+        <w:rPr>
+          <w:rFonts w:ascii="Times New Roman" w:hAnsi="Times New Roman"/>
+          <w:color w:val="FF0000"/>
+          <w:sz w:val="24"/>
+        </w:rPr>
+        <w:t xml:space="preserve"> </w:t>
+      </w:r>
+      <w:r>
+        <w:rPr>
+          <w:rFonts w:ascii="Times New Roman" w:hAnsi="Times New Roman"/>
+          <w:sz w:val="24"/>
+        </w:rPr>
+        <w:t>Слава тобі, Христе Боже, уповання наше, слава тобі!</w:t>
       </w:r>
     </w:p>
     <w:p>
@@ -8935,6 +8801,187 @@
     </w:p>
     <w:p>
       <w:pPr>
+        <w:spacing w:after="120"/>
+      </w:pPr>
+      <w:r>
+        <w:rPr>
+          <w:rFonts w:ascii="Times New Roman" w:hAnsi="Times New Roman"/>
+          <w:i/>
+          <w:color w:val="FF0000"/>
+          <w:sz w:val="24"/>
+        </w:rPr>
+        <w:t>Вірні:</w:t>
+      </w:r>
+      <w:r>
+        <w:rPr>
+          <w:rFonts w:ascii="Times New Roman" w:hAnsi="Times New Roman"/>
+          <w:color w:val="FF0000"/>
+          <w:sz w:val="24"/>
+        </w:rPr>
+        <w:t xml:space="preserve"> </w:t>
+      </w:r>
+      <w:r>
+        <w:rPr>
+          <w:rFonts w:ascii="Times New Roman" w:hAnsi="Times New Roman"/>
+          <w:sz w:val="24"/>
+        </w:rPr>
+        <w:t>Амі́нь.</w:t>
+      </w:r>
+    </w:p>
+    <w:p>
+      <w:pPr>
+        <w:spacing w:after="120"/>
+      </w:pPr>
+      <w:r>
+        <w:rPr>
+          <w:rFonts w:ascii="Times New Roman" w:hAnsi="Times New Roman"/>
+          <w:sz w:val="24"/>
+        </w:rPr>
+        <w:t>Сла́ва Тобі́, Бо́же наш, сла́ва Тобі́.</w:t>
+      </w:r>
+    </w:p>
+    <w:p>
+      <w:pPr>
+        <w:spacing w:after="120"/>
+      </w:pPr>
+      <w:r>
+        <w:rPr>
+          <w:rFonts w:ascii="Times New Roman" w:hAnsi="Times New Roman"/>
+          <w:sz w:val="24"/>
+        </w:rPr>
+        <w:t>Ца́рю небе́сний, утіши́телю, Ду́ше íстини,* що всю́ди єси́ і все наповня́єш,* скарбни́це благ і життя́ пода́телю,* прийди́, і всели́ся в нас,* і очи́сти нас від уся́кої скве́рни,* і спаси́, благи́й, ду́ші на́ші.</w:t>
+      </w:r>
+    </w:p>
+    <w:p>
+      <w:pPr>
+        <w:spacing w:after="120"/>
+        <w:jc w:val="both"/>
+      </w:pPr>
+      <w:r>
+        <w:rPr>
+          <w:rFonts w:ascii="Times New Roman" w:hAnsi="Times New Roman"/>
+          <w:sz w:val="24"/>
+        </w:rPr>
+        <w:t xml:space="preserve">Святий Боже, святий Кріпкий, святий Безсмертний, помилуй нас. </w:t>
+      </w:r>
+      <w:r>
+        <w:rPr>
+          <w:rFonts w:ascii="Times New Roman" w:hAnsi="Times New Roman"/>
+          <w:i/>
+          <w:color w:val="FF0000"/>
+          <w:sz w:val="24"/>
+        </w:rPr>
+        <w:t>(3 р.)</w:t>
+      </w:r>
+    </w:p>
+    <w:p>
+      <w:pPr>
+        <w:rPr>
+          <w:rFonts w:ascii="Times New Roman" w:hAnsi="Times New Roman"/>
+          <w:sz w:val="24"/>
+        </w:rPr>
+      </w:pPr>
+      <w:r>
+        <w:rPr>
+          <w:rFonts w:ascii="Times New Roman" w:hAnsi="Times New Roman"/>
+          <w:sz w:val="24"/>
+        </w:rPr>
+        <w:t>Слава Отцю, і Сину, і Святому Духові,* і нині, і повсякчас, і на віки вічні. Амінь.</w:t>
+      </w:r>
+    </w:p>
+    <w:p>
+      <w:pPr>
+        <w:rPr>
+          <w:rFonts w:ascii="Times New Roman" w:hAnsi="Times New Roman"/>
+          <w:sz w:val="24"/>
+        </w:rPr>
+      </w:pPr>
+      <w:r>
+        <w:rPr>
+          <w:rFonts w:ascii="Times New Roman" w:hAnsi="Times New Roman"/>
+          <w:sz w:val="24"/>
+        </w:rPr>
+        <w:t>Пресвята Тройце, помилуй нас;* Господи, очисти гріхи наші;* Владико, прости беззаконня наші;* Святий, завітай і зціли немочі наші імени твого ради.</w:t>
+      </w:r>
+    </w:p>
+    <w:p>
+      <w:pPr>
+        <w:spacing w:after="120"/>
+        <w:jc w:val="both"/>
+      </w:pPr>
+      <w:r>
+        <w:rPr>
+          <w:rFonts w:ascii="Times New Roman" w:hAnsi="Times New Roman"/>
+          <w:sz w:val="24"/>
+        </w:rPr>
+        <w:t xml:space="preserve">Господи, помилуй. </w:t>
+      </w:r>
+      <w:r>
+        <w:rPr>
+          <w:rFonts w:ascii="Times New Roman" w:hAnsi="Times New Roman"/>
+          <w:i/>
+          <w:color w:val="FF0000"/>
+          <w:sz w:val="24"/>
+        </w:rPr>
+        <w:t>(3 р.)</w:t>
+      </w:r>
+    </w:p>
+    <w:p>
+      <w:pPr>
+        <w:rPr>
+          <w:rFonts w:ascii="Times New Roman" w:hAnsi="Times New Roman"/>
+          <w:sz w:val="24"/>
+        </w:rPr>
+      </w:pPr>
+      <w:r>
+        <w:rPr>
+          <w:rFonts w:ascii="Times New Roman" w:hAnsi="Times New Roman"/>
+          <w:sz w:val="24"/>
+        </w:rPr>
+        <w:t>Слава Отцю, і Сину, і Святому Духові,* і нині, і повсякчас, і на віки вічні. Амінь.</w:t>
+      </w:r>
+    </w:p>
+    <w:p>
+      <w:pPr>
+        <w:rPr>
+          <w:rFonts w:ascii="Times New Roman" w:hAnsi="Times New Roman"/>
+          <w:sz w:val="24"/>
+        </w:rPr>
+      </w:pPr>
+      <w:r>
+        <w:rPr>
+          <w:rFonts w:ascii="Times New Roman" w:hAnsi="Times New Roman"/>
+          <w:sz w:val="24"/>
+        </w:rPr>
+        <w:t>Отче наш, що єси на небесах,* нехай святиться ім’я твоє,* нехай прийде царство твоє,* нехай буде воля твоя, як на небі, так і на землі.* Хліб наш насущний дай нам сьогодні,* і прости нам провини наші,* як і ми прощаємо винуватцям нашим,* і не введи нас у спокусу,* але визволи нас від лукавого.</w:t>
+      </w:r>
+    </w:p>
+    <w:p>
+      <w:pPr>
+        <w:rPr>
+          <w:rFonts w:ascii="Times New Roman" w:hAnsi="Times New Roman"/>
+          <w:sz w:val="24"/>
+        </w:rPr>
+      </w:pPr>
+      <w:r>
+        <w:rPr>
+          <w:rFonts w:ascii="Times New Roman" w:hAnsi="Times New Roman"/>
+          <w:i/>
+          <w:color w:val="FF0000"/>
+          <w:sz w:val="24"/>
+        </w:rPr>
+        <w:t xml:space="preserve">Священик: </w:t>
+      </w:r>
+      <w:r>
+        <w:rPr>
+          <w:rFonts w:ascii="Times New Roman" w:hAnsi="Times New Roman"/>
+          <w:sz w:val="24"/>
+        </w:rPr>
+        <w:t>Бо твоє є царство, і сила, і слава, Отця, і Сина, і Святого Духа, нині і повсякчас, і на віки вічні.</w:t>
+      </w:r>
+    </w:p>
+    <w:p>
+      <w:pPr>
         <w:rPr>
           <w:rFonts w:ascii="Times New Roman" w:hAnsi="Times New Roman"/>
           <w:sz w:val="24"/>
@@ -8954,46 +9001,31 @@
           <w:rFonts w:ascii="Times New Roman" w:hAnsi="Times New Roman"/>
           <w:sz w:val="24"/>
         </w:rPr>
-        <w:t>Амінь. Слава тобі, Боже наш, слава тобі.</w:t>
-      </w:r>
-    </w:p>
-    <w:p>
-      <w:pPr>
-        <w:rPr>
-          <w:rFonts w:ascii="Times New Roman" w:hAnsi="Times New Roman"/>
-          <w:sz w:val="24"/>
-        </w:rPr>
-      </w:pPr>
-      <w:r>
-        <w:rPr>
-          <w:rFonts w:ascii="Times New Roman" w:hAnsi="Times New Roman"/>
-          <w:sz w:val="24"/>
-        </w:rPr>
-        <w:t>Царю небесний, утішителю, Душе істини,* що всюди єси і все наповняєш,* скарбе дібр і життя подателю,* прийди і вселися в нас,* і очисти нас від усякої скверни,* і спаси, Благий, душі наші.</w:t>
-      </w:r>
-    </w:p>
-    <w:p>
-      <w:pPr>
-        <w:rPr>
-          <w:rFonts w:ascii="Times New Roman" w:hAnsi="Times New Roman"/>
-          <w:sz w:val="24"/>
-        </w:rPr>
-      </w:pPr>
-      <w:r>
-        <w:rPr>
-          <w:rFonts w:ascii="Times New Roman" w:hAnsi="Times New Roman"/>
-          <w:sz w:val="24"/>
-        </w:rPr>
-        <w:t xml:space="preserve">Святий Боже, святий Кріпкий, святий Безсмертний, помилуй нас </w:t>
-      </w:r>
-      <w:r>
-        <w:rPr>
-          <w:rFonts w:ascii="Times New Roman" w:hAnsi="Times New Roman"/>
-          <w:i/>
-          <w:color w:val="FF0000"/>
-          <w:sz w:val="24"/>
-        </w:rPr>
-        <w:t>(3 р.)</w:t>
+        <w:t>Амінь.</w:t>
+      </w:r>
+    </w:p>
+    <w:p>
+      <w:pPr>
+        <w:rPr>
+          <w:rFonts w:ascii="Times New Roman" w:hAnsi="Times New Roman"/>
+          <w:sz w:val="24"/>
+        </w:rPr>
+      </w:pPr>
+      <w:r>
+        <w:rPr>
+          <w:rFonts w:ascii="Times New Roman" w:hAnsi="Times New Roman"/>
+          <w:sz w:val="24"/>
+        </w:rPr>
+        <w:t xml:space="preserve">Господи, помилуй </w:t>
+      </w:r>
+      <w:r>
+        <w:rPr>
+          <w:rFonts w:ascii="Times New Roman" w:hAnsi="Times New Roman"/>
+          <w:i/>
+          <w:color w:val="FF0000"/>
+          <w:sz w:val="24"/>
+        </w:rPr>
+        <w:t>(12 р.)</w:t>
       </w:r>
       <w:r>
         <w:rPr>
@@ -9020,218 +9052,41 @@
     </w:p>
     <w:p>
       <w:pPr>
-        <w:rPr>
-          <w:rFonts w:ascii="Times New Roman" w:hAnsi="Times New Roman"/>
-          <w:sz w:val="24"/>
-        </w:rPr>
-      </w:pPr>
-      <w:r>
-        <w:rPr>
-          <w:rFonts w:ascii="Times New Roman" w:hAnsi="Times New Roman"/>
-          <w:sz w:val="24"/>
-        </w:rPr>
-        <w:t>Пресвята Тройце, помилуй нас;* Господи, очисти гріхи наші;* Владико, прости беззаконня наші;* Святий, завітай і зціли немочі наші імени твого ради.</w:t>
-      </w:r>
-    </w:p>
-    <w:p>
-      <w:pPr>
-        <w:rPr>
-          <w:rFonts w:ascii="Times New Roman" w:hAnsi="Times New Roman"/>
-          <w:sz w:val="24"/>
-        </w:rPr>
-      </w:pPr>
-      <w:r>
-        <w:rPr>
-          <w:rFonts w:ascii="Times New Roman" w:hAnsi="Times New Roman"/>
-          <w:sz w:val="24"/>
-        </w:rPr>
-        <w:t xml:space="preserve">Господи, помилуй </w:t>
-      </w:r>
-      <w:r>
-        <w:rPr>
-          <w:rFonts w:ascii="Times New Roman" w:hAnsi="Times New Roman"/>
-          <w:i/>
-          <w:color w:val="FF0000"/>
-          <w:sz w:val="24"/>
-        </w:rPr>
-        <w:t>(3 р.)</w:t>
-      </w:r>
-      <w:r>
-        <w:rPr>
-          <w:rFonts w:ascii="Times New Roman" w:hAnsi="Times New Roman"/>
-          <w:sz w:val="24"/>
-        </w:rPr>
-        <w:t>.</w:t>
-      </w:r>
-    </w:p>
-    <w:p>
-      <w:pPr>
-        <w:rPr>
-          <w:rFonts w:ascii="Times New Roman" w:hAnsi="Times New Roman"/>
-          <w:sz w:val="24"/>
-        </w:rPr>
-      </w:pPr>
-      <w:r>
-        <w:rPr>
-          <w:rFonts w:ascii="Times New Roman" w:hAnsi="Times New Roman"/>
-          <w:sz w:val="24"/>
-        </w:rPr>
-        <w:t>Слава Отцю, і Сину, і Святому Духові,* і нині, і повсякчас, і на віки вічні. Амінь.</w:t>
-      </w:r>
-    </w:p>
-    <w:p>
-      <w:pPr>
-        <w:rPr>
-          <w:rFonts w:ascii="Times New Roman" w:hAnsi="Times New Roman"/>
-          <w:sz w:val="24"/>
-        </w:rPr>
-      </w:pPr>
-      <w:r>
-        <w:rPr>
-          <w:rFonts w:ascii="Times New Roman" w:hAnsi="Times New Roman"/>
-          <w:sz w:val="24"/>
-        </w:rPr>
-        <w:t>Отче наш, що єси на небесах,* нехай святиться ім’я твоє,* нехай прийде царство твоє,* нехай буде воля твоя, як на небі, так і на землі.* Хліб наш насущний дай нам сьогодні,* і прости нам провини наші,* як і ми прощаємо винуватцям нашим,* і не введи нас у спокусу,* але визволи нас від лукавого.</w:t>
-      </w:r>
-    </w:p>
-    <w:p>
-      <w:pPr>
-        <w:rPr>
-          <w:rFonts w:ascii="Times New Roman" w:hAnsi="Times New Roman"/>
-          <w:sz w:val="24"/>
-        </w:rPr>
-      </w:pPr>
-      <w:r>
-        <w:rPr>
-          <w:rFonts w:ascii="Times New Roman" w:hAnsi="Times New Roman"/>
-          <w:i/>
-          <w:color w:val="FF0000"/>
-          <w:sz w:val="24"/>
-        </w:rPr>
-        <w:t xml:space="preserve">Священик: </w:t>
-      </w:r>
-      <w:r>
-        <w:rPr>
-          <w:rFonts w:ascii="Times New Roman" w:hAnsi="Times New Roman"/>
-          <w:sz w:val="24"/>
-        </w:rPr>
-        <w:t>Бо твоє є царство, і сила, і слава, Отця, і Сина, і Святого Духа, нині і повсякчас, і на віки вічні.</w:t>
-      </w:r>
-    </w:p>
-    <w:p>
-      <w:pPr>
-        <w:rPr>
-          <w:rFonts w:ascii="Times New Roman" w:hAnsi="Times New Roman"/>
-          <w:sz w:val="24"/>
-        </w:rPr>
-      </w:pPr>
-      <w:r>
-        <w:rPr>
-          <w:rFonts w:ascii="Times New Roman" w:hAnsi="Times New Roman"/>
-          <w:i/>
-          <w:color w:val="FF0000"/>
-          <w:sz w:val="24"/>
-        </w:rPr>
-        <w:t xml:space="preserve">Вірні: </w:t>
-      </w:r>
-      <w:r>
-        <w:rPr>
-          <w:rFonts w:ascii="Times New Roman" w:hAnsi="Times New Roman"/>
-          <w:sz w:val="24"/>
-        </w:rPr>
-        <w:t>Амінь.</w:t>
-      </w:r>
-    </w:p>
-    <w:p>
-      <w:pPr>
-        <w:rPr>
-          <w:rFonts w:ascii="Times New Roman" w:hAnsi="Times New Roman"/>
-          <w:sz w:val="24"/>
-        </w:rPr>
-      </w:pPr>
-      <w:r>
-        <w:rPr>
-          <w:rFonts w:ascii="Times New Roman" w:hAnsi="Times New Roman"/>
-          <w:sz w:val="24"/>
-        </w:rPr>
-        <w:t xml:space="preserve">Господи, помилуй </w:t>
-      </w:r>
-      <w:r>
-        <w:rPr>
-          <w:rFonts w:ascii="Times New Roman" w:hAnsi="Times New Roman"/>
-          <w:i/>
-          <w:color w:val="FF0000"/>
-          <w:sz w:val="24"/>
-        </w:rPr>
-        <w:t>(12 р.)</w:t>
-      </w:r>
-      <w:r>
-        <w:rPr>
-          <w:rFonts w:ascii="Times New Roman" w:hAnsi="Times New Roman"/>
-          <w:sz w:val="24"/>
-        </w:rPr>
-        <w:t>.</w:t>
-      </w:r>
-    </w:p>
-    <w:p>
-      <w:pPr>
-        <w:rPr>
-          <w:rFonts w:ascii="Times New Roman" w:hAnsi="Times New Roman"/>
-          <w:sz w:val="24"/>
-        </w:rPr>
-      </w:pPr>
-      <w:r>
-        <w:rPr>
-          <w:rFonts w:ascii="Times New Roman" w:hAnsi="Times New Roman"/>
-          <w:sz w:val="24"/>
-        </w:rPr>
-        <w:t>Слава Отцю, і Сину, і Святому Духові,* і нині, і повсякчас, і на віки вічні. Амінь.</w:t>
-      </w:r>
-    </w:p>
-    <w:p>
-      <w:pPr>
-        <w:rPr>
-          <w:rFonts w:ascii="Times New Roman" w:hAnsi="Times New Roman"/>
-          <w:sz w:val="24"/>
-        </w:rPr>
-      </w:pPr>
-      <w:r>
-        <w:rPr>
-          <w:rFonts w:ascii="Times New Roman" w:hAnsi="Times New Roman"/>
-          <w:sz w:val="24"/>
-        </w:rPr>
-        <w:t>Прийдіте, поклонімся* Цареві нашому Богу.</w:t>
-      </w:r>
-    </w:p>
-    <w:p>
-      <w:pPr>
-        <w:rPr>
-          <w:rFonts w:ascii="Times New Roman" w:hAnsi="Times New Roman"/>
-          <w:sz w:val="24"/>
-        </w:rPr>
-      </w:pPr>
-      <w:r>
-        <w:rPr>
-          <w:rFonts w:ascii="Times New Roman" w:hAnsi="Times New Roman"/>
-          <w:sz w:val="24"/>
-        </w:rPr>
-        <w:t>Прийдіте, поклонімся* Христові, Цареві нашому Богу.</w:t>
-      </w:r>
-    </w:p>
-    <w:p>
-      <w:pPr>
-        <w:rPr>
-          <w:rFonts w:ascii="Times New Roman" w:hAnsi="Times New Roman"/>
-          <w:sz w:val="24"/>
-          <w:szCs w:val="32"/>
-        </w:rPr>
-      </w:pPr>
-      <w:r>
-        <w:rPr>
-          <w:rFonts w:ascii="Times New Roman" w:hAnsi="Times New Roman"/>
-          <w:sz w:val="24"/>
-        </w:rPr>
-        <w:t>Прийдіте, поклонімся і припадім* до самого Господа Ісуса Христа, Царя і Бога нашого.</w:t>
+        <w:spacing w:after="120"/>
+        <w:jc w:val="both"/>
+      </w:pPr>
+      <w:r>
+        <w:rPr>
+          <w:rFonts w:ascii="Times New Roman" w:hAnsi="Times New Roman"/>
+          <w:sz w:val="24"/>
+        </w:rPr>
+        <w:t>Прийді́те, поклоні́мся* царе́ві на́шому – Бо́гу.</w:t>
+      </w:r>
+    </w:p>
+    <w:p>
+      <w:pPr>
+        <w:spacing w:after="120"/>
+        <w:jc w:val="both"/>
+      </w:pPr>
+      <w:r>
+        <w:rPr>
+          <w:rFonts w:ascii="Times New Roman" w:hAnsi="Times New Roman"/>
+          <w:sz w:val="24"/>
+        </w:rPr>
+        <w:t>Прийді́те, поклоні́мся* Христо́ві, царе́ві на́шому – Бо́гу.</w:t>
+      </w:r>
+    </w:p>
+    <w:p>
+      <w:pPr>
+        <w:spacing w:after="120"/>
+        <w:jc w:val="both"/>
+      </w:pPr>
+      <w:r>
+        <w:rPr>
+          <w:rFonts w:ascii="Times New Roman" w:hAnsi="Times New Roman"/>
+          <w:sz w:val="24"/>
+        </w:rPr>
+        <w:t>Прийді́те, поклоні́мся і припаді́м* до само́го Го́спода Ісу́са Христа́ – царя́ і Бо́га на́шого.</w:t>
       </w:r>
     </w:p>
     <w:p>
@@ -9998,17 +9853,15 @@
     </w:p>
     <w:p>
       <w:pPr>
-        <w:rPr>
-          <w:rFonts w:ascii="Times New Roman" w:hAnsi="Times New Roman"/>
-          <w:sz w:val="24"/>
-        </w:rPr>
-      </w:pPr>
-      <w:r>
-        <w:rPr>
-          <w:rFonts w:ascii="Times New Roman" w:hAnsi="Times New Roman"/>
-          <w:sz w:val="24"/>
-        </w:rPr>
-        <w:t xml:space="preserve">Господи, помилуй </w:t>
+        <w:spacing w:after="120"/>
+        <w:jc w:val="both"/>
+      </w:pPr>
+      <w:r>
+        <w:rPr>
+          <w:rFonts w:ascii="Times New Roman" w:hAnsi="Times New Roman"/>
+          <w:sz w:val="24"/>
+        </w:rPr>
+        <w:t xml:space="preserve">Господи, помилуй. </w:t>
       </w:r>
       <w:r>
         <w:rPr>
@@ -10018,13 +9871,6 @@
           <w:sz w:val="24"/>
         </w:rPr>
         <w:t>(3 р.)</w:t>
-      </w:r>
-      <w:r>
-        <w:rPr>
-          <w:rFonts w:ascii="Times New Roman" w:hAnsi="Times New Roman"/>
-          <w:sz w:val="24"/>
-        </w:rPr>
-        <w:t>.</w:t>
       </w:r>
     </w:p>
     <w:p>
@@ -10217,7 +10063,7 @@
           <w:sz w:val="24"/>
           <w:szCs w:val="24"/>
         </w:rPr>
-        <w:t> Щоб сподобилися ми слухання святого Євангелія, Господа Бога молім.</w:t>
+        <w:t xml:space="preserve"> Щоб сподобилися ми слухання святого Євангелія, Господа Бога молім.</w:t>
       </w:r>
     </w:p>
     <w:p>
@@ -10244,7 +10090,7 @@
           <w:sz w:val="24"/>
           <w:szCs w:val="24"/>
         </w:rPr>
-        <w:t> Господи, помилуй </w:t>
+        <w:t xml:space="preserve"> Господи, помилуй </w:t>
       </w:r>
       <w:r>
         <w:rPr>
@@ -10288,7 +10134,7 @@
           <w:sz w:val="24"/>
           <w:szCs w:val="24"/>
         </w:rPr>
-        <w:t> Мир всім.</w:t>
+        <w:t xml:space="preserve"> Мир всім.</w:t>
       </w:r>
     </w:p>
     <w:p>
@@ -10315,7 +10161,7 @@
           <w:sz w:val="24"/>
           <w:szCs w:val="24"/>
         </w:rPr>
-        <w:t> І духові твоєму.</w:t>
+        <w:t xml:space="preserve"> І духові твоєму.</w:t>
       </w:r>
     </w:p>
     <w:p>
@@ -10342,7 +10188,7 @@
           <w:sz w:val="24"/>
           <w:szCs w:val="24"/>
         </w:rPr>
-        <w:t> Премудрість, прості, вислухаймо святого Євангелія.</w:t>
+        <w:t xml:space="preserve"> Премудрість, прості, вислухаймо святого Євангелія.</w:t>
       </w:r>
     </w:p>
     <w:p>
@@ -10369,7 +10215,7 @@
           <w:sz w:val="24"/>
           <w:szCs w:val="24"/>
         </w:rPr>
-        <w:t> Від Йоана святого Євангелія читання.</w:t>
+        <w:t xml:space="preserve"> Від Йоана святого Євангелія читання.</w:t>
       </w:r>
     </w:p>
     <w:p>
@@ -10396,7 +10242,7 @@
           <w:sz w:val="24"/>
           <w:szCs w:val="24"/>
         </w:rPr>
-        <w:t> Слава страстям Твоїм Господи</w:t>
+        <w:t xml:space="preserve"> Слава страстям Твоїм Господи</w:t>
       </w:r>
     </w:p>
     <w:p>
@@ -10424,7 +10270,7 @@
           <w:sz w:val="24"/>
           <w:szCs w:val="24"/>
         </w:rPr>
-        <w:t> Будьмо уважні.</w:t>
+        <w:t xml:space="preserve"> Будьмо уважні.</w:t>
       </w:r>
     </w:p>
     <w:p>
@@ -10721,17 +10567,15 @@
     </w:p>
     <w:p>
       <w:pPr>
-        <w:rPr>
-          <w:rFonts w:ascii="Times New Roman" w:hAnsi="Times New Roman"/>
-          <w:sz w:val="24"/>
-        </w:rPr>
-      </w:pPr>
-      <w:r>
-        <w:rPr>
-          <w:rFonts w:ascii="Times New Roman" w:hAnsi="Times New Roman"/>
-          <w:sz w:val="24"/>
-        </w:rPr>
-        <w:t xml:space="preserve">Святий Боже, святий Кріпкий, святий Безсмертний, помилуй нас </w:t>
+        <w:spacing w:after="120"/>
+        <w:jc w:val="both"/>
+      </w:pPr>
+      <w:r>
+        <w:rPr>
+          <w:rFonts w:ascii="Times New Roman" w:hAnsi="Times New Roman"/>
+          <w:sz w:val="24"/>
+        </w:rPr>
+        <w:t xml:space="preserve">Святий Боже, святий Кріпкий, святий Безсмертний, помилуй нас. </w:t>
       </w:r>
       <w:r>
         <w:rPr>
@@ -10742,6 +10586,184 @@
         </w:rPr>
         <w:t>(3 р.)</w:t>
       </w:r>
+    </w:p>
+    <w:p>
+      <w:pPr>
+        <w:rPr>
+          <w:rFonts w:ascii="Times New Roman" w:hAnsi="Times New Roman"/>
+          <w:sz w:val="24"/>
+        </w:rPr>
+      </w:pPr>
+      <w:r>
+        <w:rPr>
+          <w:rFonts w:ascii="Times New Roman" w:hAnsi="Times New Roman"/>
+          <w:sz w:val="24"/>
+        </w:rPr>
+        <w:t>Слава Отцю, і Сину, і Святому Духові,* і нині, і повсякчас, і на віки вічні. Амінь.</w:t>
+      </w:r>
+    </w:p>
+    <w:p>
+      <w:pPr>
+        <w:rPr>
+          <w:rFonts w:ascii="Times New Roman" w:hAnsi="Times New Roman"/>
+          <w:sz w:val="24"/>
+        </w:rPr>
+      </w:pPr>
+      <w:r>
+        <w:rPr>
+          <w:rFonts w:ascii="Times New Roman" w:hAnsi="Times New Roman"/>
+          <w:sz w:val="24"/>
+        </w:rPr>
+        <w:t>Пресвята Тройце, помилуй нас;* Господи, очисти гріхи наші;* Владико, прости беззаконня наші;* Святий, завітай і зціли немочі наші імени твого ради.</w:t>
+      </w:r>
+    </w:p>
+    <w:p>
+      <w:pPr>
+        <w:spacing w:after="120"/>
+        <w:jc w:val="both"/>
+      </w:pPr>
+      <w:r>
+        <w:rPr>
+          <w:rFonts w:ascii="Times New Roman" w:hAnsi="Times New Roman"/>
+          <w:sz w:val="24"/>
+        </w:rPr>
+        <w:t xml:space="preserve">Господи, помилуй. </w:t>
+      </w:r>
+      <w:r>
+        <w:rPr>
+          <w:rFonts w:ascii="Times New Roman" w:hAnsi="Times New Roman"/>
+          <w:i/>
+          <w:color w:val="FF0000"/>
+          <w:sz w:val="24"/>
+        </w:rPr>
+        <w:t>(3 р.)</w:t>
+      </w:r>
+    </w:p>
+    <w:p>
+      <w:pPr>
+        <w:rPr>
+          <w:rFonts w:ascii="Times New Roman" w:hAnsi="Times New Roman"/>
+          <w:sz w:val="24"/>
+        </w:rPr>
+      </w:pPr>
+      <w:r>
+        <w:rPr>
+          <w:rFonts w:ascii="Times New Roman" w:hAnsi="Times New Roman"/>
+          <w:sz w:val="24"/>
+        </w:rPr>
+        <w:t>Слава Отцю, і Сину, і Святому Духові,* і нині, і повсякчас, і на віки вічні. Амінь.</w:t>
+      </w:r>
+    </w:p>
+    <w:p>
+      <w:pPr>
+        <w:rPr>
+          <w:rFonts w:ascii="Times New Roman" w:hAnsi="Times New Roman"/>
+          <w:sz w:val="24"/>
+        </w:rPr>
+      </w:pPr>
+      <w:r>
+        <w:rPr>
+          <w:rFonts w:ascii="Times New Roman" w:hAnsi="Times New Roman"/>
+          <w:sz w:val="24"/>
+        </w:rPr>
+        <w:t>Отче наш, що єси на небесах,* нехай святиться ім’я твоє,* нехай прийде царство твоє,* нехай буде воля твоя, як на небі, так і на землі.* Хліб наш насущний дай нам сьогодні,* і прости нам провини наші,* як і ми прощаємо винуватцям нашим,* і не введи нас у спокусу,* але визволи нас від лукавого.</w:t>
+      </w:r>
+    </w:p>
+    <w:p>
+      <w:pPr>
+        <w:rPr>
+          <w:rFonts w:ascii="Times New Roman" w:hAnsi="Times New Roman"/>
+          <w:sz w:val="24"/>
+        </w:rPr>
+      </w:pPr>
+      <w:r>
+        <w:rPr>
+          <w:rFonts w:ascii="Times New Roman" w:hAnsi="Times New Roman"/>
+          <w:i/>
+          <w:color w:val="FF0000"/>
+          <w:sz w:val="24"/>
+        </w:rPr>
+        <w:t xml:space="preserve">Священик: </w:t>
+      </w:r>
+      <w:r>
+        <w:rPr>
+          <w:rFonts w:ascii="Times New Roman" w:hAnsi="Times New Roman"/>
+          <w:sz w:val="24"/>
+        </w:rPr>
+        <w:t>Бо твоє є царство, і сила, і слава, Отця, і Сина, і Святого Духа, нині і повсякчас, і на віки вічні.</w:t>
+      </w:r>
+    </w:p>
+    <w:p>
+      <w:pPr>
+        <w:rPr>
+          <w:rFonts w:ascii="Times New Roman" w:hAnsi="Times New Roman"/>
+          <w:sz w:val="24"/>
+        </w:rPr>
+      </w:pPr>
+      <w:r>
+        <w:rPr>
+          <w:rFonts w:ascii="Times New Roman" w:hAnsi="Times New Roman"/>
+          <w:i/>
+          <w:color w:val="FF0000"/>
+          <w:sz w:val="24"/>
+        </w:rPr>
+        <w:t xml:space="preserve">Вірні: </w:t>
+      </w:r>
+      <w:r>
+        <w:rPr>
+          <w:rFonts w:ascii="Times New Roman" w:hAnsi="Times New Roman"/>
+          <w:sz w:val="24"/>
+        </w:rPr>
+        <w:t>Амінь.</w:t>
+      </w:r>
+    </w:p>
+    <w:p>
+      <w:pPr>
+        <w:rPr>
+          <w:rFonts w:ascii="Times New Roman" w:hAnsi="Times New Roman"/>
+          <w:sz w:val="24"/>
+        </w:rPr>
+      </w:pPr>
+      <w:r>
+        <w:rPr>
+          <w:rFonts w:ascii="Times New Roman" w:hAnsi="Times New Roman"/>
+          <w:i/>
+          <w:color w:val="FF0000"/>
+          <w:sz w:val="24"/>
+        </w:rPr>
+        <w:t xml:space="preserve">Кондак (г. 4): </w:t>
+      </w:r>
+      <w:r>
+        <w:rPr>
+          <w:rFonts w:ascii="Times New Roman" w:hAnsi="Times New Roman"/>
+          <w:sz w:val="24"/>
+        </w:rPr>
+        <w:t>Більше у нас беззаконня, добрий Господи, ніж у блудниці,* але ніколи не принесли ми тобі потоків сліз.* Тому в мовчанні тобі молимось і припадаємо перед тобою,* та з любов'ю цілуємо твої непорочні ноги,* щоб ти дарував прощення провин нам, що кличемо до тебе:* О Спасе, звільни нас від грішних учинків!</w:t>
+      </w:r>
+    </w:p>
+    <w:p>
+      <w:pPr>
+        <w:rPr>
+          <w:rFonts w:ascii="Times New Roman" w:hAnsi="Times New Roman"/>
+          <w:sz w:val="24"/>
+        </w:rPr>
+      </w:pPr>
+      <w:r>
+        <w:rPr>
+          <w:rFonts w:ascii="Times New Roman" w:hAnsi="Times New Roman"/>
+          <w:sz w:val="24"/>
+        </w:rPr>
+        <w:t xml:space="preserve">Господи, помилуй </w:t>
+      </w:r>
+      <w:r>
+        <w:rPr>
+          <w:rFonts w:ascii="Times New Roman" w:hAnsi="Times New Roman"/>
+          <w:i/>
+          <w:color w:val="FF0000"/>
+          <w:sz w:val="24"/>
+        </w:rPr>
+        <w:t>(40 р.)</w:t>
+      </w:r>
       <w:r>
         <w:rPr>
           <w:rFonts w:ascii="Times New Roman" w:hAnsi="Times New Roman"/>
@@ -10762,37 +10784,20 @@
           <w:rFonts w:ascii="Times New Roman" w:hAnsi="Times New Roman"/>
           <w:sz w:val="24"/>
         </w:rPr>
-        <w:t>Слава Отцю, і Сину, і Святому Духові,* і нині, і повсякчас, і на віки вічні. Амінь.</w:t>
-      </w:r>
-    </w:p>
-    <w:p>
-      <w:pPr>
-        <w:rPr>
-          <w:rFonts w:ascii="Times New Roman" w:hAnsi="Times New Roman"/>
-          <w:sz w:val="24"/>
-        </w:rPr>
-      </w:pPr>
-      <w:r>
-        <w:rPr>
-          <w:rFonts w:ascii="Times New Roman" w:hAnsi="Times New Roman"/>
-          <w:sz w:val="24"/>
-        </w:rPr>
-        <w:t>Пресвята Тройце, помилуй нас;* Господи, очисти гріхи наші;* Владико, прости беззаконня наші;* Святий, завітай і зціли немочі наші імени твого ради.</w:t>
-      </w:r>
-    </w:p>
-    <w:p>
-      <w:pPr>
-        <w:rPr>
-          <w:rFonts w:ascii="Times New Roman" w:hAnsi="Times New Roman"/>
-          <w:sz w:val="24"/>
-        </w:rPr>
-      </w:pPr>
-      <w:r>
-        <w:rPr>
-          <w:rFonts w:ascii="Times New Roman" w:hAnsi="Times New Roman"/>
-          <w:sz w:val="24"/>
-        </w:rPr>
-        <w:t xml:space="preserve">Господи, помилуй </w:t>
+        <w:t>Ти, що повсякчас і кожної години на небі й на землі приймаєш поклін і славу, Боже добрий, довготерпеливий й многомилостивий, що праведних любиш, і грішних милуєш, і всіх кличеш до спасіння, заради обіцянки майбутніх благ! Прийми, Господи, в цю хвилину й наші молитви і спрямуй життя наше до твоїх заповідей. Душі наші освяти, тіла очисти, думки наші направ, розум очисти й протверези, і визволь нас від усякої скорботи, лиха й слабування. Захисти нас святими ангелами твоїми, щоб ми, їх охороною збережені й напоумлені, осягнули єдність віри та зрозуміння неприступної твоєї слави, бо ти благословенний на віки вічні. Амінь.</w:t>
+      </w:r>
+    </w:p>
+    <w:p>
+      <w:pPr>
+        <w:spacing w:after="120"/>
+        <w:jc w:val="both"/>
+      </w:pPr>
+      <w:r>
+        <w:rPr>
+          <w:rFonts w:ascii="Times New Roman" w:hAnsi="Times New Roman"/>
+          <w:sz w:val="24"/>
+        </w:rPr>
+        <w:t xml:space="preserve">Господи, помилуй. </w:t>
       </w:r>
       <w:r>
         <w:rPr>
@@ -10802,192 +10807,6 @@
           <w:sz w:val="24"/>
         </w:rPr>
         <w:t>(3 р.)</w:t>
-      </w:r>
-      <w:r>
-        <w:rPr>
-          <w:rFonts w:ascii="Times New Roman" w:hAnsi="Times New Roman"/>
-          <w:sz w:val="24"/>
-        </w:rPr>
-        <w:t>.</w:t>
-      </w:r>
-    </w:p>
-    <w:p>
-      <w:pPr>
-        <w:rPr>
-          <w:rFonts w:ascii="Times New Roman" w:hAnsi="Times New Roman"/>
-          <w:sz w:val="24"/>
-        </w:rPr>
-      </w:pPr>
-      <w:r>
-        <w:rPr>
-          <w:rFonts w:ascii="Times New Roman" w:hAnsi="Times New Roman"/>
-          <w:sz w:val="24"/>
-        </w:rPr>
-        <w:t>Слава Отцю, і Сину, і Святому Духові,* і нині, і повсякчас, і на віки вічні. Амінь.</w:t>
-      </w:r>
-    </w:p>
-    <w:p>
-      <w:pPr>
-        <w:rPr>
-          <w:rFonts w:ascii="Times New Roman" w:hAnsi="Times New Roman"/>
-          <w:sz w:val="24"/>
-        </w:rPr>
-      </w:pPr>
-      <w:r>
-        <w:rPr>
-          <w:rFonts w:ascii="Times New Roman" w:hAnsi="Times New Roman"/>
-          <w:sz w:val="24"/>
-        </w:rPr>
-        <w:t>Отче наш, що єси на небесах,* нехай святиться ім’я твоє,* нехай прийде царство твоє,* нехай буде воля твоя, як на небі, так і на землі.* Хліб наш насущний дай нам сьогодні,* і прости нам провини наші,* як і ми прощаємо винуватцям нашим,* і не введи нас у спокусу,* але визволи нас від лукавого.</w:t>
-      </w:r>
-    </w:p>
-    <w:p>
-      <w:pPr>
-        <w:rPr>
-          <w:rFonts w:ascii="Times New Roman" w:hAnsi="Times New Roman"/>
-          <w:sz w:val="24"/>
-        </w:rPr>
-      </w:pPr>
-      <w:r>
-        <w:rPr>
-          <w:rFonts w:ascii="Times New Roman" w:hAnsi="Times New Roman"/>
-          <w:i/>
-          <w:color w:val="FF0000"/>
-          <w:sz w:val="24"/>
-        </w:rPr>
-        <w:t xml:space="preserve">Священик: </w:t>
-      </w:r>
-      <w:r>
-        <w:rPr>
-          <w:rFonts w:ascii="Times New Roman" w:hAnsi="Times New Roman"/>
-          <w:sz w:val="24"/>
-        </w:rPr>
-        <w:t>Бо твоє є царство, і сила, і слава, Отця, і Сина, і Святого Духа, нині і повсякчас, і на віки вічні.</w:t>
-      </w:r>
-    </w:p>
-    <w:p>
-      <w:pPr>
-        <w:rPr>
-          <w:rFonts w:ascii="Times New Roman" w:hAnsi="Times New Roman"/>
-          <w:sz w:val="24"/>
-        </w:rPr>
-      </w:pPr>
-      <w:r>
-        <w:rPr>
-          <w:rFonts w:ascii="Times New Roman" w:hAnsi="Times New Roman"/>
-          <w:i/>
-          <w:color w:val="FF0000"/>
-          <w:sz w:val="24"/>
-        </w:rPr>
-        <w:t xml:space="preserve">Вірні: </w:t>
-      </w:r>
-      <w:r>
-        <w:rPr>
-          <w:rFonts w:ascii="Times New Roman" w:hAnsi="Times New Roman"/>
-          <w:sz w:val="24"/>
-        </w:rPr>
-        <w:t>Амінь.</w:t>
-      </w:r>
-    </w:p>
-    <w:p>
-      <w:pPr>
-        <w:rPr>
-          <w:rFonts w:ascii="Times New Roman" w:hAnsi="Times New Roman"/>
-          <w:sz w:val="24"/>
-        </w:rPr>
-      </w:pPr>
-      <w:r>
-        <w:rPr>
-          <w:rFonts w:ascii="Times New Roman" w:hAnsi="Times New Roman"/>
-          <w:i/>
-          <w:color w:val="FF0000"/>
-          <w:sz w:val="24"/>
-        </w:rPr>
-        <w:t xml:space="preserve">Кондак (г. 4): </w:t>
-      </w:r>
-      <w:r>
-        <w:rPr>
-          <w:rFonts w:ascii="Times New Roman" w:hAnsi="Times New Roman"/>
-          <w:sz w:val="24"/>
-        </w:rPr>
-        <w:t>Більше у нас беззаконня, добрий Господи, ніж у блудниці,* але ніколи не принесли ми тобі потоків сліз.* Тому в мовчанні тобі молимось і припадаємо перед тобою,* та з любов'ю цілуємо твої непорочні ноги,* щоб ти дарував прощення провин нам, що кличемо до тебе:* О Спасе, звільни нас від грішних учинків!</w:t>
-      </w:r>
-    </w:p>
-    <w:p>
-      <w:pPr>
-        <w:rPr>
-          <w:rFonts w:ascii="Times New Roman" w:hAnsi="Times New Roman"/>
-          <w:sz w:val="24"/>
-        </w:rPr>
-      </w:pPr>
-      <w:r>
-        <w:rPr>
-          <w:rFonts w:ascii="Times New Roman" w:hAnsi="Times New Roman"/>
-          <w:sz w:val="24"/>
-        </w:rPr>
-        <w:t xml:space="preserve">Господи, помилуй </w:t>
-      </w:r>
-      <w:r>
-        <w:rPr>
-          <w:rFonts w:ascii="Times New Roman" w:hAnsi="Times New Roman"/>
-          <w:i/>
-          <w:color w:val="FF0000"/>
-          <w:sz w:val="24"/>
-        </w:rPr>
-        <w:t>(40 р.)</w:t>
-      </w:r>
-      <w:r>
-        <w:rPr>
-          <w:rFonts w:ascii="Times New Roman" w:hAnsi="Times New Roman"/>
-          <w:sz w:val="24"/>
-        </w:rPr>
-        <w:t>.</w:t>
-      </w:r>
-    </w:p>
-    <w:p>
-      <w:pPr>
-        <w:rPr>
-          <w:rFonts w:ascii="Times New Roman" w:hAnsi="Times New Roman"/>
-          <w:sz w:val="24"/>
-        </w:rPr>
-      </w:pPr>
-      <w:r>
-        <w:rPr>
-          <w:rFonts w:ascii="Times New Roman" w:hAnsi="Times New Roman"/>
-          <w:sz w:val="24"/>
-        </w:rPr>
-        <w:t>Ти, що повсякчас і кожної години на небі й на землі приймаєш поклін і славу, Боже добрий, довготерпеливий й многомилостивий, що праведних любиш, і грішних милуєш, і всіх кличеш до спасіння, заради обіцянки майбутніх благ! Прийми, Господи, в цю хвилину й наші молитви і спрямуй життя наше до твоїх заповідей. Душі наші освяти, тіла очисти, думки наші направ, розум очисти й протверези, і визволь нас від усякої скорботи, лиха й слабування. Захисти нас святими ангелами твоїми, щоб ми, їх охороною збережені й напоумлені, осягнули єдність віри та зрозуміння неприступної твоєї слави, бо ти благословенний на віки вічні. Амінь.</w:t>
-      </w:r>
-    </w:p>
-    <w:p>
-      <w:pPr>
-        <w:rPr>
-          <w:rFonts w:ascii="Times New Roman" w:hAnsi="Times New Roman"/>
-          <w:sz w:val="24"/>
-        </w:rPr>
-      </w:pPr>
-      <w:r>
-        <w:rPr>
-          <w:rFonts w:ascii="Times New Roman" w:hAnsi="Times New Roman"/>
-          <w:sz w:val="24"/>
-        </w:rPr>
-        <w:t xml:space="preserve">Господи, помилуй </w:t>
-      </w:r>
-      <w:r>
-        <w:rPr>
-          <w:rFonts w:ascii="Times New Roman" w:hAnsi="Times New Roman"/>
-          <w:i/>
-          <w:color w:val="FF0000"/>
-          <w:sz w:val="24"/>
-        </w:rPr>
-        <w:t>(3 р.)</w:t>
-      </w:r>
-      <w:r>
-        <w:rPr>
-          <w:rFonts w:ascii="Times New Roman" w:hAnsi="Times New Roman"/>
-          <w:sz w:val="24"/>
-        </w:rPr>
-        <w:t>.</w:t>
       </w:r>
     </w:p>
     <w:p>
@@ -11217,6 +11036,220 @@
     </w:p>
     <w:p>
       <w:pPr>
+        <w:spacing w:after="120"/>
+      </w:pPr>
+      <w:r>
+        <w:rPr>
+          <w:rFonts w:ascii="Times New Roman" w:hAnsi="Times New Roman"/>
+          <w:color w:val="303030"/>
+          <w:sz w:val="24"/>
+        </w:rPr>
+        <w:t xml:space="preserve">Го́споди і Влади́ко життя́ мого́! Духа ліни́вства, недбайли́вости, властолю́б'я і пустомо́вства віджени́ від ме́не. Ду́ха чистоти́, поко́ри, терпели́вости й любо́ви дару́й мені, </w:t>
+      </w:r>
+      <w:r>
+        <w:rPr>
+          <w:rFonts w:ascii="Times New Roman" w:hAnsi="Times New Roman"/>
+          <w:color w:val="303030"/>
+          <w:sz w:val="24"/>
+        </w:rPr>
+        <w:t xml:space="preserve">слузі́ Твоє́му. Так, Го́споди, Ца́рю! Дай мені́ ба́чити гріхи́ мої́ і не осу́джувати бра́та мого́, бо Ти благослове́нний на ві́ки вікі́в. Амі́нь. </w:t>
+      </w:r>
+      <w:r>
+        <w:rPr>
+          <w:rFonts w:ascii="Times New Roman" w:hAnsi="Times New Roman"/>
+          <w:i/>
+          <w:color w:val="FF3333"/>
+          <w:sz w:val="24"/>
+        </w:rPr>
+        <w:t>(Доземний поклін)</w:t>
+      </w:r>
+    </w:p>
+    <w:p>
+      <w:pPr>
+        <w:jc w:val="center"/>
+        <w:rPr>
+          <w:rFonts w:ascii="Times New Roman" w:hAnsi="Times New Roman"/>
+          <w:sz w:val="24"/>
+          <w:lang w:val="en-US"/>
+        </w:rPr>
+      </w:pPr>
+      <w:r>
+        <w:rPr>
+          <w:rFonts w:ascii="Times New Roman" w:hAnsi="Times New Roman"/>
+          <w:i/>
+          <w:color w:val="FF0000"/>
+          <w:sz w:val="24"/>
+        </w:rPr>
+        <w:t>*****</w:t>
+      </w:r>
+    </w:p>
+    <w:p>
+      <w:pPr>
+        <w:spacing w:after="120"/>
+        <w:jc w:val="both"/>
+      </w:pPr>
+      <w:r>
+        <w:rPr>
+          <w:rFonts w:ascii="Times New Roman" w:hAnsi="Times New Roman"/>
+          <w:sz w:val="24"/>
+        </w:rPr>
+        <w:t xml:space="preserve">Святий Боже, святий Кріпкий, святий Безсмертний, помилуй нас. </w:t>
+      </w:r>
+      <w:r>
+        <w:rPr>
+          <w:rFonts w:ascii="Times New Roman" w:hAnsi="Times New Roman"/>
+          <w:i/>
+          <w:color w:val="FF0000"/>
+          <w:sz w:val="24"/>
+        </w:rPr>
+        <w:t>(3 р.)</w:t>
+      </w:r>
+    </w:p>
+    <w:p>
+      <w:pPr>
+        <w:rPr>
+          <w:rFonts w:ascii="Times New Roman" w:hAnsi="Times New Roman"/>
+          <w:sz w:val="24"/>
+        </w:rPr>
+      </w:pPr>
+      <w:r>
+        <w:rPr>
+          <w:rFonts w:ascii="Times New Roman" w:hAnsi="Times New Roman"/>
+          <w:sz w:val="24"/>
+        </w:rPr>
+        <w:t>Слава Отцю, і Сину, і Святому Духові,* і нині і повсякчас, і на віки вічні. Амінь.</w:t>
+      </w:r>
+    </w:p>
+    <w:p>
+      <w:pPr>
+        <w:rPr>
+          <w:rFonts w:ascii="Times New Roman" w:hAnsi="Times New Roman"/>
+          <w:sz w:val="24"/>
+        </w:rPr>
+      </w:pPr>
+      <w:r>
+        <w:rPr>
+          <w:rFonts w:ascii="Times New Roman" w:hAnsi="Times New Roman"/>
+          <w:sz w:val="24"/>
+        </w:rPr>
+        <w:t>Пресвята Тройце, помилуй нас;* Господи, очисти гріхи наші;* Владико, прости беззаконня наші;* Святий, завітай і зціли немочі наші імени твого ради.</w:t>
+      </w:r>
+    </w:p>
+    <w:p>
+      <w:pPr>
+        <w:spacing w:after="120"/>
+        <w:jc w:val="both"/>
+      </w:pPr>
+      <w:r>
+        <w:rPr>
+          <w:rFonts w:ascii="Times New Roman" w:hAnsi="Times New Roman"/>
+          <w:sz w:val="24"/>
+        </w:rPr>
+        <w:t xml:space="preserve">Господи, помилуй. </w:t>
+      </w:r>
+      <w:r>
+        <w:rPr>
+          <w:rFonts w:ascii="Times New Roman" w:hAnsi="Times New Roman"/>
+          <w:i/>
+          <w:color w:val="FF0000"/>
+          <w:sz w:val="24"/>
+        </w:rPr>
+        <w:t>(3 р.)</w:t>
+      </w:r>
+    </w:p>
+    <w:p>
+      <w:pPr>
+        <w:rPr>
+          <w:rFonts w:ascii="Times New Roman" w:hAnsi="Times New Roman"/>
+          <w:sz w:val="24"/>
+        </w:rPr>
+      </w:pPr>
+      <w:r>
+        <w:rPr>
+          <w:rFonts w:ascii="Times New Roman" w:hAnsi="Times New Roman"/>
+          <w:sz w:val="24"/>
+        </w:rPr>
+        <w:t>Слава Отцю, і Сину, і Святому Духові,* і нині і повсякчас, і на віки вічні. Амінь.</w:t>
+      </w:r>
+    </w:p>
+    <w:p>
+      <w:pPr>
+        <w:rPr>
+          <w:rFonts w:ascii="Times New Roman" w:hAnsi="Times New Roman"/>
+          <w:sz w:val="24"/>
+        </w:rPr>
+      </w:pPr>
+      <w:r>
+        <w:rPr>
+          <w:rFonts w:ascii="Times New Roman" w:hAnsi="Times New Roman"/>
+          <w:sz w:val="24"/>
+        </w:rPr>
+        <w:t>Отче наш, що єси на небесах,* нехай святиться ім’я твоє,* нехай прийде царство твоє,* нехай буде воля твоя, як на небі, так і на землі.* Хліб наш насущний дай нам сьогодні,* і прости нам провини наші,* як і ми прощаємо винуватцям нашим,* і не введи нас у спокусу,* але визволи нас від лукавого.</w:t>
+      </w:r>
+    </w:p>
+    <w:p>
+      <w:pPr>
+        <w:rPr>
+          <w:rFonts w:ascii="Times New Roman" w:hAnsi="Times New Roman"/>
+          <w:sz w:val="24"/>
+        </w:rPr>
+      </w:pPr>
+      <w:r>
+        <w:rPr>
+          <w:rFonts w:ascii="Times New Roman" w:hAnsi="Times New Roman"/>
+          <w:i/>
+          <w:color w:val="FF0000"/>
+          <w:sz w:val="24"/>
+        </w:rPr>
+        <w:t xml:space="preserve">Священик: </w:t>
+      </w:r>
+      <w:r>
+        <w:rPr>
+          <w:rFonts w:ascii="Times New Roman" w:hAnsi="Times New Roman"/>
+          <w:sz w:val="24"/>
+        </w:rPr>
+        <w:t>Бо твоє є царство, і сила, і слава, Отця, і Сина, і Святого Духа, нині і повсякчас, і на віки вічні.</w:t>
+      </w:r>
+    </w:p>
+    <w:p>
+      <w:pPr>
+        <w:rPr>
+          <w:rFonts w:ascii="Times New Roman" w:hAnsi="Times New Roman"/>
+          <w:sz w:val="24"/>
+        </w:rPr>
+      </w:pPr>
+      <w:r>
+        <w:rPr>
+          <w:rFonts w:ascii="Times New Roman" w:hAnsi="Times New Roman"/>
+          <w:i/>
+          <w:color w:val="FF0000"/>
+          <w:sz w:val="24"/>
+        </w:rPr>
+        <w:t xml:space="preserve">Вірні: </w:t>
+      </w:r>
+      <w:r>
+        <w:rPr>
+          <w:rFonts w:ascii="Times New Roman" w:hAnsi="Times New Roman"/>
+          <w:sz w:val="24"/>
+        </w:rPr>
+        <w:t>Амінь.</w:t>
+      </w:r>
+    </w:p>
+    <w:p>
+      <w:pPr>
+        <w:rPr>
+          <w:rFonts w:ascii="Times New Roman" w:hAnsi="Times New Roman"/>
+          <w:sz w:val="24"/>
+        </w:rPr>
+      </w:pPr>
+      <w:r>
+        <w:rPr>
+          <w:rFonts w:ascii="Times New Roman" w:hAnsi="Times New Roman"/>
+          <w:sz w:val="24"/>
+        </w:rPr>
+        <w:t xml:space="preserve">Господи, помилуй. </w:t>
+      </w:r>
+      <w:r>
         <w:rPr>
           <w:rFonts w:ascii="Times New Roman" w:hAnsi="Times New Roman"/>
           <w:i/>
@@ -11224,299 +11257,81 @@
           <w:color w:val="FF0000"/>
           <w:sz w:val="24"/>
         </w:rPr>
-      </w:pPr>
-      <w:bookmarkStart w:id="0" w:name="_Hlk67383845"/>
-      <w:r>
-        <w:rPr>
-          <w:rFonts w:ascii="Times New Roman" w:hAnsi="Times New Roman"/>
-          <w:i/>
-          <w:iCs/>
-          <w:color w:val="FF0000"/>
-          <w:sz w:val="24"/>
-        </w:rPr>
-        <w:t>І знову: молитва св. Єфрема і доземний поклін.</w:t>
-      </w:r>
-    </w:p>
+        <w:t>(12 р.)</w:t>
+      </w:r>
+      <w:r>
+        <w:rPr>
+          <w:rFonts w:ascii="Times New Roman" w:hAnsi="Times New Roman"/>
+          <w:sz w:val="24"/>
+        </w:rPr>
+        <w:t xml:space="preserve"> </w:t>
+      </w:r>
+    </w:p>
+    <w:bookmarkEnd w:id="0"/>
     <w:p>
       <w:pPr>
         <w:jc w:val="center"/>
         <w:rPr>
           <w:rFonts w:ascii="Times New Roman" w:hAnsi="Times New Roman"/>
-          <w:sz w:val="24"/>
-          <w:lang w:val="en-US"/>
-        </w:rPr>
-      </w:pPr>
-      <w:r>
-        <w:rPr>
-          <w:rFonts w:ascii="Times New Roman" w:hAnsi="Times New Roman"/>
-          <w:i/>
-          <w:color w:val="FF0000"/>
-          <w:sz w:val="24"/>
-        </w:rPr>
-        <w:t>*****</w:t>
-      </w:r>
-    </w:p>
-    <w:p>
-      <w:pPr>
-        <w:rPr>
-          <w:rFonts w:ascii="Times New Roman" w:hAnsi="Times New Roman"/>
-          <w:sz w:val="24"/>
-        </w:rPr>
-      </w:pPr>
-      <w:r>
-        <w:rPr>
-          <w:rFonts w:ascii="Times New Roman" w:hAnsi="Times New Roman"/>
-          <w:sz w:val="24"/>
-        </w:rPr>
-        <w:t xml:space="preserve">Святий Боже, святий Кріпкий, святий Безсмертний, помилуй нас </w:t>
-      </w:r>
-      <w:r>
-        <w:rPr>
-          <w:rFonts w:ascii="Times New Roman" w:hAnsi="Times New Roman"/>
-          <w:i/>
-          <w:color w:val="FF0000"/>
-          <w:sz w:val="24"/>
-        </w:rPr>
-        <w:t>(3 р.)</w:t>
-      </w:r>
-      <w:r>
-        <w:rPr>
-          <w:rFonts w:ascii="Times New Roman" w:hAnsi="Times New Roman"/>
-          <w:sz w:val="24"/>
-        </w:rPr>
-        <w:t>.</w:t>
-      </w:r>
-    </w:p>
-    <w:p>
-      <w:pPr>
-        <w:rPr>
-          <w:rFonts w:ascii="Times New Roman" w:hAnsi="Times New Roman"/>
-          <w:sz w:val="24"/>
-        </w:rPr>
-      </w:pPr>
-      <w:r>
-        <w:rPr>
-          <w:rFonts w:ascii="Times New Roman" w:hAnsi="Times New Roman"/>
-          <w:sz w:val="24"/>
-        </w:rPr>
-        <w:t>Слава Отцю, і Сину, і Святому Духові,* і нині і повсякчас, і на віки вічні. Амінь.</w:t>
-      </w:r>
-    </w:p>
-    <w:p>
-      <w:pPr>
-        <w:rPr>
-          <w:rFonts w:ascii="Times New Roman" w:hAnsi="Times New Roman"/>
-          <w:sz w:val="24"/>
-        </w:rPr>
-      </w:pPr>
-      <w:r>
-        <w:rPr>
-          <w:rFonts w:ascii="Times New Roman" w:hAnsi="Times New Roman"/>
-          <w:sz w:val="24"/>
-        </w:rPr>
-        <w:t>Пресвята Тройце, помилуй нас;* Господи, очисти гріхи наші;* Владико, прости беззаконня наші;* Святий, завітай і зціли немочі наші імени твого ради.</w:t>
-      </w:r>
-    </w:p>
-    <w:p>
-      <w:pPr>
-        <w:rPr>
-          <w:rFonts w:ascii="Times New Roman" w:hAnsi="Times New Roman"/>
-          <w:sz w:val="24"/>
-        </w:rPr>
-      </w:pPr>
-      <w:r>
-        <w:rPr>
-          <w:rFonts w:ascii="Times New Roman" w:hAnsi="Times New Roman"/>
-          <w:sz w:val="24"/>
-        </w:rPr>
-        <w:t xml:space="preserve">Господи, помилуй </w:t>
-      </w:r>
-      <w:r>
-        <w:rPr>
-          <w:rFonts w:ascii="Times New Roman" w:hAnsi="Times New Roman"/>
-          <w:i/>
-          <w:color w:val="FF0000"/>
-          <w:sz w:val="24"/>
-        </w:rPr>
-        <w:t>(3 р.)</w:t>
-      </w:r>
-      <w:r>
-        <w:rPr>
-          <w:rFonts w:ascii="Times New Roman" w:hAnsi="Times New Roman"/>
-          <w:sz w:val="24"/>
-        </w:rPr>
-        <w:t>.</w:t>
-      </w:r>
-    </w:p>
-    <w:p>
-      <w:pPr>
-        <w:rPr>
-          <w:rFonts w:ascii="Times New Roman" w:hAnsi="Times New Roman"/>
-          <w:sz w:val="24"/>
-        </w:rPr>
-      </w:pPr>
-      <w:r>
-        <w:rPr>
-          <w:rFonts w:ascii="Times New Roman" w:hAnsi="Times New Roman"/>
-          <w:sz w:val="24"/>
-        </w:rPr>
-        <w:t>Слава Отцю, і Сину, і Святому Духові,* і нині і повсякчас, і на віки вічні. Амінь.</w:t>
-      </w:r>
-    </w:p>
-    <w:p>
-      <w:pPr>
-        <w:rPr>
-          <w:rFonts w:ascii="Times New Roman" w:hAnsi="Times New Roman"/>
-          <w:sz w:val="24"/>
-        </w:rPr>
-      </w:pPr>
-      <w:r>
-        <w:rPr>
-          <w:rFonts w:ascii="Times New Roman" w:hAnsi="Times New Roman"/>
-          <w:sz w:val="24"/>
-        </w:rPr>
-        <w:t>Отче наш, що єси на небесах,* нехай святиться ім’я твоє,* нехай прийде царство твоє,* нехай буде воля твоя, як на небі, так і на землі.* Хліб наш насущний дай нам сьогодні,* і прости нам провини наші,* як і ми прощаємо винуватцям нашим,* і не введи нас у спокусу,* але визволи нас від лукавого.</w:t>
-      </w:r>
-    </w:p>
-    <w:p>
-      <w:pPr>
-        <w:rPr>
-          <w:rFonts w:ascii="Times New Roman" w:hAnsi="Times New Roman"/>
-          <w:sz w:val="24"/>
-        </w:rPr>
-      </w:pPr>
-      <w:r>
-        <w:rPr>
-          <w:rFonts w:ascii="Times New Roman" w:hAnsi="Times New Roman"/>
-          <w:i/>
-          <w:color w:val="FF0000"/>
-          <w:sz w:val="24"/>
-        </w:rPr>
-        <w:t xml:space="preserve">Священик: </w:t>
-      </w:r>
-      <w:r>
-        <w:rPr>
-          <w:rFonts w:ascii="Times New Roman" w:hAnsi="Times New Roman"/>
-          <w:sz w:val="24"/>
-        </w:rPr>
-        <w:t>Бо твоє є царство, і сила, і слава, Отця, і Сина, і Святого Духа, нині і повсякчас, і на віки вічні.</w:t>
-      </w:r>
-    </w:p>
-    <w:p>
-      <w:pPr>
-        <w:rPr>
-          <w:rFonts w:ascii="Times New Roman" w:hAnsi="Times New Roman"/>
-          <w:sz w:val="24"/>
-        </w:rPr>
-      </w:pPr>
-      <w:r>
-        <w:rPr>
-          <w:rFonts w:ascii="Times New Roman" w:hAnsi="Times New Roman"/>
-          <w:i/>
-          <w:color w:val="FF0000"/>
-          <w:sz w:val="24"/>
-        </w:rPr>
-        <w:t xml:space="preserve">Вірні: </w:t>
-      </w:r>
-      <w:r>
-        <w:rPr>
-          <w:rFonts w:ascii="Times New Roman" w:hAnsi="Times New Roman"/>
-          <w:sz w:val="24"/>
-        </w:rPr>
-        <w:t>Амінь.</w:t>
-      </w:r>
-    </w:p>
-    <w:p>
-      <w:pPr>
-        <w:rPr>
-          <w:rFonts w:ascii="Times New Roman" w:hAnsi="Times New Roman"/>
-          <w:sz w:val="24"/>
-        </w:rPr>
-      </w:pPr>
-      <w:r>
-        <w:rPr>
-          <w:rFonts w:ascii="Times New Roman" w:hAnsi="Times New Roman"/>
-          <w:sz w:val="24"/>
-        </w:rPr>
-        <w:t xml:space="preserve">Господи, помилуй. </w:t>
-      </w:r>
-      <w:r>
-        <w:rPr>
-          <w:rFonts w:ascii="Times New Roman" w:hAnsi="Times New Roman"/>
-          <w:i/>
-          <w:iCs/>
-          <w:color w:val="FF0000"/>
-          <w:sz w:val="24"/>
-        </w:rPr>
-        <w:t>(12 р.)</w:t>
-      </w:r>
-      <w:r>
-        <w:rPr>
-          <w:rFonts w:ascii="Times New Roman" w:hAnsi="Times New Roman"/>
+          <w:b/>
+          <w:i/>
+          <w:sz w:val="24"/>
+        </w:rPr>
+      </w:pPr>
+      <w:r>
+        <w:rPr>
+          <w:rFonts w:ascii="Times New Roman" w:hAnsi="Times New Roman"/>
+          <w:b/>
+          <w:i/>
+          <w:color w:val="FF0000"/>
+          <w:sz w:val="24"/>
+        </w:rPr>
+        <w:t>Молитва на Час 9-ий</w:t>
+      </w:r>
+    </w:p>
+    <w:p>
+      <w:pPr>
+        <w:rPr>
+          <w:rFonts w:ascii="Times New Roman" w:hAnsi="Times New Roman"/>
+          <w:sz w:val="24"/>
+        </w:rPr>
+      </w:pPr>
+      <w:r>
+        <w:rPr>
+          <w:rFonts w:ascii="Times New Roman" w:hAnsi="Times New Roman"/>
+          <w:sz w:val="24"/>
+        </w:rPr>
+        <w:t>Владико Господи, Ісусе Христе, Боже наш! Ти довго терпиш наші провини і привів нас аж до цієї години, в яку ти на животворнім дереві висячи, благорозумному розбійникові до раю відчинив вхід і смертю смерть знищив. Очисти нас грішних і недостойних слуг твоїх, бо нагрішили ми й беззаконня натворили, що вже не достойні звести очей наших і поглянути на височінь небесну, бо ми знехтували дорогу правди твоєї і ходили, куди вело нас серце наше! Тож молимо твоє безмірне милосердя: Пожалій нас, Боже, з безмежної милости своєї і спаси нас задля імени твого святого, бо змарнували ми в суєті дні наші. Визволи нас із руки супротивника і прости нам гріхи наші. Умертви тілесні пристрасті наші, щоб відкинувши стару людину, ми в нову зодягнулися, і жили для тебе, Владики нашого і Доброчинця, і так, ідучи за твоїми веліннями, досягли вічного спокою, де для всіх праведних радісна оселя. Бо ти правдиво істинна веселість і радість для тих, які люблять тебе, Христе Боже наш, і тобі славу віддаємо з предвічним твоїм Отцем, і пресвятим, і благим, і животворним твоїм Духом, нині і повсякчас, і на віки вічні. Амінь.</w:t>
+      </w:r>
+    </w:p>
+    <w:p>
+      <w:pPr>
+        <w:spacing w:after="120"/>
+        <w:jc w:val="both"/>
+      </w:pPr>
+      <w:r>
+        <w:rPr>
+          <w:rFonts w:ascii="Times New Roman" w:hAnsi="Times New Roman"/>
+          <w:i/>
+          <w:color w:val="FF0000"/>
+          <w:sz w:val="24"/>
+        </w:rPr>
+        <w:t>Священик:</w:t>
+      </w:r>
+      <w:r>
+        <w:rPr>
+          <w:rFonts w:ascii="Times New Roman" w:hAnsi="Times New Roman"/>
+          <w:color w:val="FF0000"/>
           <w:sz w:val="24"/>
         </w:rPr>
         <w:t xml:space="preserve"> </w:t>
       </w:r>
-    </w:p>
-    <w:bookmarkEnd w:id="0"/>
-    <w:p>
-      <w:pPr>
-        <w:jc w:val="center"/>
-        <w:rPr>
-          <w:rFonts w:ascii="Times New Roman" w:hAnsi="Times New Roman"/>
-          <w:b/>
-          <w:i/>
-          <w:sz w:val="24"/>
-        </w:rPr>
-      </w:pPr>
-      <w:r>
-        <w:rPr>
-          <w:rFonts w:ascii="Times New Roman" w:hAnsi="Times New Roman"/>
-          <w:b/>
-          <w:i/>
-          <w:color w:val="FF0000"/>
-          <w:sz w:val="24"/>
-        </w:rPr>
-        <w:t>Молитва на Час 9-ий</w:t>
-      </w:r>
-    </w:p>
-    <w:p>
-      <w:pPr>
-        <w:rPr>
-          <w:rFonts w:ascii="Times New Roman" w:hAnsi="Times New Roman"/>
-          <w:sz w:val="24"/>
-        </w:rPr>
-      </w:pPr>
-      <w:r>
-        <w:rPr>
-          <w:rFonts w:ascii="Times New Roman" w:hAnsi="Times New Roman"/>
-          <w:sz w:val="24"/>
-        </w:rPr>
-        <w:t>Владико Господи, Ісусе Христе, Боже наш! Ти довго терпиш наші провини і привів нас аж до цієї години, в яку ти на животворнім дереві висячи, благорозумному розбійникові до раю відчинив вхід і смертю смерть знищив. Очисти нас грішних і недостойних слуг твоїх, бо нагрішили ми й беззаконня натворили, що вже не достойні звести очей наших і поглянути на височінь небесну, бо ми знехтували дорогу правди твоєї і ходили, куди вело нас серце наше! Тож молимо твоє безмірне милосердя: Пожалій нас, Боже, з безмежної милости своєї і спаси нас задля імени твого святого, бо змарнували ми в суєті дні наші. Визволи нас із руки супротивника і прости нам гріхи наші. Умертви тілесні пристрасті наші, щоб відкинувши стару людину, ми в нову зодягнулися, і жили для тебе, Владики нашого і Доброчинця, і так, ідучи за твоїми веліннями, досягли вічного спокою, де для всіх праведних радісна оселя. Бо ти правдиво істинна веселість і радість для тих, які люблять тебе, Христе Боже наш, і тобі славу віддаємо з предвічним твоїм Отцем, і пресвятим, і благим, і животворним твоїм Духом, нині і повсякчас, і на віки вічні. Амінь.</w:t>
-      </w:r>
-    </w:p>
-    <w:p>
-      <w:pPr>
-        <w:rPr>
-          <w:rFonts w:ascii="Times New Roman" w:hAnsi="Times New Roman"/>
-          <w:sz w:val="24"/>
-        </w:rPr>
-      </w:pPr>
-      <w:r>
-        <w:rPr>
-          <w:rFonts w:ascii="Times New Roman" w:hAnsi="Times New Roman"/>
-          <w:i/>
-          <w:color w:val="FF0000"/>
-          <w:sz w:val="24"/>
-        </w:rPr>
-        <w:t xml:space="preserve">Священик: </w:t>
-      </w:r>
-      <w:r>
-        <w:rPr>
-          <w:rFonts w:ascii="Times New Roman" w:hAnsi="Times New Roman"/>
-          <w:sz w:val="24"/>
-        </w:rPr>
-        <w:t>Слава тобі, Христе Боже, надіє наша, слава тобі!</w:t>
+      <w:r>
+        <w:rPr>
+          <w:rFonts w:ascii="Times New Roman" w:hAnsi="Times New Roman"/>
+          <w:sz w:val="24"/>
+        </w:rPr>
+        <w:t>Слава тобі, Христе Боже, уповання наше, слава тобі!</w:t>
       </w:r>
     </w:p>
     <w:p>
